--- a/my-react-app/public/ClarenceCV.docx
+++ b/my-react-app/public/ClarenceCV.docx
@@ -4,23 +4,20 @@
   <w:body>
     <w:p>
       <w:pPr>
+        <w:spacing w:after="0"/>
         <w:jc w:val="center"/>
-        <w:rPr>
-          <w:sz w:val="26"/>
-          <w:szCs w:val="26"/>
-        </w:rPr>
       </w:pPr>
       <w:r>
         <w:rPr>
           <w:b/>
-          <w:sz w:val="36"/>
-          <w:szCs w:val="26"/>
+          <w:sz w:val="32"/>
         </w:rPr>
         <w:t>John Clarence A. Legaspi</w:t>
       </w:r>
     </w:p>
     <w:p>
       <w:pPr>
+        <w:spacing w:after="0"/>
         <w:jc w:val="center"/>
       </w:pPr>
       <w:r>
@@ -47,7 +44,6 @@
     <w:p>
       <w:pPr>
         <w:pStyle w:val="Heading2"/>
-        <w:jc w:val="both"/>
       </w:pPr>
       <w:r>
         <w:t>Professional Summary</w:t>
@@ -55,165 +51,10 @@
     </w:p>
     <w:p>
       <w:pPr>
-        <w:jc w:val="both"/>
+        <w:spacing w:after="0"/>
       </w:pPr>
       <w:r>
-        <w:t xml:space="preserve">An </w:t>
-      </w:r>
-      <w:r>
-        <w:t>Information Technology graduate with hands-on experience in web development, game development, and UI/UX design. Skilled in frontend and backend technologies, with leadership experience in team-based projects. Holds certifications in Cybersecurity, Agile Project Management, and Network Fundamentals. Passionate about building scalable, user-friendly solutions.</w:t>
-      </w:r>
-    </w:p>
-    <w:p>
-      <w:pPr>
-        <w:pStyle w:val="Heading2"/>
-        <w:jc w:val="both"/>
-      </w:pPr>
-      <w:r>
-        <w:t xml:space="preserve">Academic </w:t>
-      </w:r>
-      <w:r>
-        <w:t>Projects</w:t>
-      </w:r>
-    </w:p>
-    <w:p>
-      <w:pPr>
-        <w:jc w:val="both"/>
-      </w:pPr>
-      <w:r>
-        <w:t xml:space="preserve">Lost and Found WebApp — </w:t>
-      </w:r>
-      <w:r>
-        <w:rPr>
-          <w:i/>
-          <w:iCs/>
-        </w:rPr>
-        <w:t>Team Leader, Full-Stack Developer</w:t>
-      </w:r>
-    </w:p>
-    <w:p>
-      <w:pPr>
-        <w:pStyle w:val="ListBullet"/>
-        <w:numPr>
-          <w:ilvl w:val="0"/>
-          <w:numId w:val="14"/>
-        </w:numPr>
-        <w:jc w:val="both"/>
-      </w:pPr>
-      <w:r>
-        <w:t>Led a 3-member team to develop a web application for lost-and-found management.</w:t>
-      </w:r>
-    </w:p>
-    <w:p>
-      <w:pPr>
-        <w:pStyle w:val="ListBullet"/>
-        <w:numPr>
-          <w:ilvl w:val="0"/>
-          <w:numId w:val="14"/>
-        </w:numPr>
-        <w:jc w:val="both"/>
-      </w:pPr>
-      <w:r>
-        <w:t>Designed user, staff, and admin workflows for reporting, tracking, and archiving items.</w:t>
-      </w:r>
-    </w:p>
-    <w:p>
-      <w:pPr>
-        <w:pStyle w:val="ListBullet"/>
-        <w:numPr>
-          <w:ilvl w:val="0"/>
-          <w:numId w:val="14"/>
-        </w:numPr>
-        <w:jc w:val="both"/>
-      </w:pPr>
-      <w:r>
-        <w:t>Built scalable full-stack architecture, improving accountability in schools and workplaces.</w:t>
-      </w:r>
-    </w:p>
-    <w:p>
-      <w:pPr>
-        <w:rPr>
-          <w:i/>
-          <w:iCs/>
-        </w:rPr>
-      </w:pPr>
-      <w:r>
-        <w:t xml:space="preserve">Pre-advising System — </w:t>
-      </w:r>
-      <w:r>
-        <w:rPr>
-          <w:i/>
-          <w:iCs/>
-        </w:rPr>
-        <w:t>UI/UX Designer</w:t>
-      </w:r>
-      <w:r>
-        <w:rPr>
-          <w:i/>
-          <w:iCs/>
-        </w:rPr>
-        <w:t xml:space="preserve">, </w:t>
-      </w:r>
-      <w:r>
-        <w:rPr>
-          <w:i/>
-          <w:iCs/>
-        </w:rPr>
-        <w:t>Frontend Developer</w:t>
-      </w:r>
-    </w:p>
-    <w:p>
-      <w:pPr>
-        <w:pStyle w:val="ListParagraph"/>
-        <w:numPr>
-          <w:ilvl w:val="0"/>
-          <w:numId w:val="13"/>
-        </w:numPr>
-        <w:jc w:val="both"/>
-      </w:pPr>
-      <w:r>
-        <w:t>Designed and developed a web-based pre-advising system to help students view, select, and manage subjects based on course, year level, and semester.</w:t>
-      </w:r>
-    </w:p>
-    <w:p>
-      <w:pPr>
-        <w:pStyle w:val="ListParagraph"/>
-        <w:numPr>
-          <w:ilvl w:val="0"/>
-          <w:numId w:val="13"/>
-        </w:numPr>
-        <w:jc w:val="both"/>
-      </w:pPr>
-      <w:r>
-        <w:t xml:space="preserve">Focused on making the web pages clear and efficient for students and adviser’s navigation. </w:t>
-      </w:r>
-    </w:p>
-    <w:p>
-      <w:pPr>
-        <w:jc w:val="both"/>
-      </w:pPr>
-      <w:r>
-        <w:t xml:space="preserve">E-Commerce Website — </w:t>
-      </w:r>
-      <w:r>
-        <w:rPr>
-          <w:i/>
-          <w:iCs/>
-        </w:rPr>
-        <w:t>Project Leader, Frontend Developer</w:t>
-      </w:r>
-    </w:p>
-    <w:p>
-      <w:pPr>
-        <w:pStyle w:val="ListBullet"/>
-        <w:numPr>
-          <w:ilvl w:val="0"/>
-          <w:numId w:val="12"/>
-        </w:numPr>
-        <w:jc w:val="both"/>
-      </w:pPr>
-      <w:r>
-        <w:t>Directed frontend development of an eyewear e-commerce site with product variants</w:t>
+        <w:t>An Information Technology graduate with hands-on experience in web development, game development, and UI/UX design. Skilled in frontend and backend technologies, with leadership experience in team-based projects. Holds certifications in Cybersecurity, Agile Project Management, and Network Fundamentals. Passionate about building scalable, user-friendly solutions</w:t>
       </w:r>
       <w:r>
         <w:t>.</w:t>
@@ -221,280 +62,665 @@
     </w:p>
     <w:p>
       <w:pPr>
+        <w:pStyle w:val="Heading2"/>
+      </w:pPr>
+      <w:r>
+        <w:t>Technical Skills</w:t>
+      </w:r>
+    </w:p>
+    <w:p>
+      <w:pPr>
         <w:pStyle w:val="ListBullet"/>
         <w:numPr>
           <w:ilvl w:val="0"/>
-          <w:numId w:val="12"/>
+          <w:numId w:val="0"/>
         </w:numPr>
-        <w:jc w:val="both"/>
+        <w:spacing w:after="0"/>
+        <w:rPr>
+          <w:lang w:val="en-PH"/>
+        </w:rPr>
       </w:pPr>
       <w:r>
+        <w:rPr>
+          <w:b/>
+          <w:bCs/>
+        </w:rPr>
+        <w:t>Programming:</w:t>
+      </w:r>
+      <w:r>
+        <w:t xml:space="preserve"> </w:t>
+      </w:r>
+      <w:r>
+        <w:rPr>
+          <w:lang w:val="en-PH"/>
+        </w:rPr>
+        <w:t>TypeScript, JavaScript (ES6+), C#, HTML5, CSS3, MySQL</w:t>
+      </w:r>
+    </w:p>
+    <w:p>
+      <w:pPr>
+        <w:pStyle w:val="ListBullet"/>
+        <w:numPr>
+          <w:ilvl w:val="0"/>
+          <w:numId w:val="0"/>
+        </w:numPr>
+        <w:spacing w:after="0"/>
+        <w:rPr>
+          <w:lang w:val="en-PH"/>
+        </w:rPr>
+      </w:pPr>
+      <w:r>
+        <w:rPr>
+          <w:b/>
+          <w:bCs/>
+        </w:rPr>
+        <w:t xml:space="preserve">Frameworks &amp; </w:t>
+      </w:r>
+      <w:r>
+        <w:rPr>
+          <w:b/>
+          <w:bCs/>
+        </w:rPr>
+        <w:t>Tools:</w:t>
+      </w:r>
+      <w:r>
+        <w:t xml:space="preserve"> </w:t>
+      </w:r>
+      <w:r>
+        <w:rPr>
+          <w:lang w:val="en-PH"/>
+        </w:rPr>
+        <w:t>React, Vite, Unity, Flutter, Blender, Figma, Git, GitHub, VS Code</w:t>
+      </w:r>
+    </w:p>
+    <w:p>
+      <w:pPr>
+        <w:pStyle w:val="ListBullet"/>
+        <w:numPr>
+          <w:ilvl w:val="0"/>
+          <w:numId w:val="0"/>
+        </w:numPr>
+        <w:spacing w:after="0"/>
+      </w:pPr>
+      <w:r>
+        <w:rPr>
+          <w:b/>
+          <w:bCs/>
+        </w:rPr>
+        <w:t>Web &amp; UI/U</w:t>
+      </w:r>
+      <w:r>
+        <w:rPr>
+          <w:b/>
+          <w:bCs/>
+        </w:rPr>
+        <w:t>X:</w:t>
+      </w:r>
+      <w:r>
+        <w:t xml:space="preserve"> </w:t>
+      </w:r>
+      <w:r>
+        <w:t>Responsive design, Wireframing, User flow optimization</w:t>
+      </w:r>
+    </w:p>
+    <w:p>
+      <w:pPr>
+        <w:pStyle w:val="ListBullet"/>
+        <w:numPr>
+          <w:ilvl w:val="0"/>
+          <w:numId w:val="0"/>
+        </w:numPr>
+        <w:spacing w:after="0"/>
+        <w:rPr>
+          <w:lang w:val="en-PH"/>
+        </w:rPr>
+      </w:pPr>
+      <w:r>
+        <w:rPr>
+          <w:b/>
+          <w:bCs/>
+        </w:rPr>
+        <w:t xml:space="preserve">Other </w:t>
+      </w:r>
+      <w:r>
+        <w:rPr>
+          <w:b/>
+          <w:bCs/>
+        </w:rPr>
+        <w:t>Skills:</w:t>
+      </w:r>
+      <w:r>
+        <w:t xml:space="preserve"> </w:t>
+      </w:r>
+      <w:r>
+        <w:rPr>
+          <w:lang w:val="en-PH"/>
+        </w:rPr>
+        <w:t>Agile collaboration, Problem-solving</w:t>
+      </w:r>
+    </w:p>
+    <w:p>
+      <w:pPr>
+        <w:pStyle w:val="Heading2"/>
+      </w:pPr>
+      <w:r>
+        <w:t>Projects &amp; Experience</w:t>
+      </w:r>
+    </w:p>
+    <w:p>
+      <w:pPr>
+        <w:spacing w:after="0"/>
+        <w:rPr>
+          <w:b/>
+          <w:bCs/>
+          <w:lang w:val="en-PH"/>
+        </w:rPr>
+      </w:pPr>
+      <w:r>
+        <w:rPr>
+          <w:b/>
+          <w:bCs/>
+          <w:lang w:val="en-PH"/>
+        </w:rPr>
+        <w:t>Lost and Found WebApp — </w:t>
+      </w:r>
+      <w:r>
+        <w:rPr>
+          <w:b/>
+          <w:bCs/>
+          <w:i/>
+          <w:iCs/>
+          <w:lang w:val="en-PH"/>
+        </w:rPr>
+        <w:t>Team Leader, Full-Stack Developer</w:t>
+      </w:r>
+    </w:p>
+    <w:p>
+      <w:pPr>
+        <w:numPr>
+          <w:ilvl w:val="0"/>
+          <w:numId w:val="13"/>
+        </w:numPr>
+        <w:spacing w:after="0"/>
+        <w:rPr>
+          <w:lang w:val="en-PH"/>
+        </w:rPr>
+      </w:pPr>
+      <w:r>
+        <w:rPr>
+          <w:lang w:val="en-PH"/>
+        </w:rPr>
+        <w:t>Led a 3-member team to develop a web application for lost-and-found web application.</w:t>
+      </w:r>
+    </w:p>
+    <w:p>
+      <w:pPr>
+        <w:numPr>
+          <w:ilvl w:val="0"/>
+          <w:numId w:val="13"/>
+        </w:numPr>
+        <w:spacing w:after="0"/>
+        <w:rPr>
+          <w:lang w:val="en-PH"/>
+        </w:rPr>
+      </w:pPr>
+      <w:r>
+        <w:rPr>
+          <w:lang w:val="en-PH"/>
+        </w:rPr>
+        <w:t>Designed user, staff, and admin workflows for reporting and tracking items.</w:t>
+      </w:r>
+    </w:p>
+    <w:p>
+      <w:pPr>
+        <w:numPr>
+          <w:ilvl w:val="0"/>
+          <w:numId w:val="13"/>
+        </w:numPr>
+        <w:spacing w:after="0"/>
+        <w:rPr>
+          <w:lang w:val="en-PH"/>
+        </w:rPr>
+      </w:pPr>
+      <w:r>
+        <w:rPr>
+          <w:lang w:val="en-PH"/>
+        </w:rPr>
+        <w:t>Built scalable Full-Stack architecture, improving accountability in schools and workplaces.</w:t>
+      </w:r>
+    </w:p>
+    <w:p>
+      <w:pPr>
+        <w:spacing w:after="0"/>
+        <w:rPr>
+          <w:b/>
+          <w:bCs/>
+          <w:lang w:val="en-PH"/>
+        </w:rPr>
+      </w:pPr>
+      <w:r>
+        <w:rPr>
+          <w:b/>
+          <w:bCs/>
+          <w:lang w:val="en-PH"/>
+        </w:rPr>
+        <w:t>Pre-advising System — </w:t>
+      </w:r>
+      <w:r>
+        <w:rPr>
+          <w:b/>
+          <w:bCs/>
+          <w:i/>
+          <w:iCs/>
+          <w:lang w:val="en-PH"/>
+        </w:rPr>
+        <w:t>UI/UX Designer, Frontend Developer</w:t>
+      </w:r>
+    </w:p>
+    <w:p>
+      <w:pPr>
+        <w:numPr>
+          <w:ilvl w:val="0"/>
+          <w:numId w:val="14"/>
+        </w:numPr>
+        <w:spacing w:after="0"/>
+        <w:rPr>
+          <w:lang w:val="en-PH"/>
+        </w:rPr>
+      </w:pPr>
+      <w:r>
+        <w:rPr>
+          <w:lang w:val="en-PH"/>
+        </w:rPr>
+        <w:t>Designed and developed a web-based pre-advising system to help students view, select, and manage subjects based on course, year level, and semester.</w:t>
+      </w:r>
+    </w:p>
+    <w:p>
+      <w:pPr>
+        <w:numPr>
+          <w:ilvl w:val="0"/>
+          <w:numId w:val="14"/>
+        </w:numPr>
+        <w:spacing w:after="0"/>
+        <w:rPr>
+          <w:lang w:val="en-PH"/>
+        </w:rPr>
+      </w:pPr>
+      <w:r>
+        <w:rPr>
+          <w:lang w:val="en-PH"/>
+        </w:rPr>
+        <w:t>Focused on making the web pages clear and efficient for students and adviser’s navigation</w:t>
+      </w:r>
+    </w:p>
+    <w:p>
+      <w:pPr>
+        <w:spacing w:after="0"/>
+        <w:rPr>
+          <w:b/>
+          <w:bCs/>
+          <w:lang w:val="en-PH"/>
+        </w:rPr>
+      </w:pPr>
+      <w:r>
+        <w:rPr>
+          <w:b/>
+          <w:bCs/>
+          <w:lang w:val="en-PH"/>
+        </w:rPr>
+        <w:t>E-Commerce Website — </w:t>
+      </w:r>
+      <w:r>
+        <w:rPr>
+          <w:b/>
+          <w:bCs/>
+          <w:i/>
+          <w:iCs/>
+          <w:lang w:val="en-PH"/>
+        </w:rPr>
+        <w:t>Project Leader, Frontend Developer</w:t>
+      </w:r>
+    </w:p>
+    <w:p>
+      <w:pPr>
+        <w:numPr>
+          <w:ilvl w:val="0"/>
+          <w:numId w:val="15"/>
+        </w:numPr>
+        <w:spacing w:after="0"/>
+        <w:rPr>
+          <w:lang w:val="en-PH"/>
+        </w:rPr>
+      </w:pPr>
+      <w:r>
+        <w:rPr>
+          <w:lang w:val="en-PH"/>
+        </w:rPr>
+        <w:t xml:space="preserve">Directed frontend development of an eyewear e-commerce site with </w:t>
+      </w:r>
+      <w:r>
+        <w:rPr>
+          <w:lang w:val="en-PH"/>
+        </w:rPr>
+        <w:t xml:space="preserve">different </w:t>
+      </w:r>
+      <w:r>
+        <w:rPr>
+          <w:lang w:val="en-PH"/>
+        </w:rPr>
+        <w:t>product variants</w:t>
+      </w:r>
+      <w:r>
+        <w:rPr>
+          <w:lang w:val="en-PH"/>
+        </w:rPr>
+        <w:t>.</w:t>
+      </w:r>
+    </w:p>
+    <w:p>
+      <w:pPr>
+        <w:numPr>
+          <w:ilvl w:val="0"/>
+          <w:numId w:val="15"/>
+        </w:numPr>
+        <w:spacing w:after="0"/>
+        <w:rPr>
+          <w:lang w:val="en-PH"/>
+        </w:rPr>
+      </w:pPr>
+      <w:r>
+        <w:rPr>
+          <w:lang w:val="en-PH"/>
+        </w:rPr>
         <w:t>Built intuitive browsing experience with responsive product displays.</w:t>
       </w:r>
     </w:p>
     <w:p>
       <w:pPr>
-        <w:pStyle w:val="ListBullet"/>
         <w:numPr>
           <w:ilvl w:val="0"/>
-          <w:numId w:val="12"/>
+          <w:numId w:val="15"/>
         </w:numPr>
-        <w:jc w:val="both"/>
+        <w:spacing w:after="0"/>
+        <w:rPr>
+          <w:lang w:val="en-PH"/>
+        </w:rPr>
       </w:pPr>
       <w:r>
+        <w:rPr>
+          <w:lang w:val="en-PH"/>
+        </w:rPr>
         <w:t>Ensured project security by limiting backend exposure during development.</w:t>
       </w:r>
     </w:p>
     <w:p>
       <w:pPr>
-        <w:jc w:val="both"/>
+        <w:spacing w:after="0"/>
+        <w:rPr>
+          <w:b/>
+          <w:bCs/>
+          <w:lang w:val="en-PH"/>
+        </w:rPr>
       </w:pPr>
       <w:r>
-        <w:t xml:space="preserve">Ordering System Application — </w:t>
+        <w:rPr>
+          <w:b/>
+          <w:bCs/>
+          <w:lang w:val="en-PH"/>
+        </w:rPr>
+        <w:t>Ordering System Application — </w:t>
       </w:r>
       <w:r>
         <w:rPr>
+          <w:b/>
+          <w:bCs/>
           <w:i/>
           <w:iCs/>
+          <w:lang w:val="en-PH"/>
         </w:rPr>
         <w:t>UI/UX Designer</w:t>
       </w:r>
     </w:p>
     <w:p>
       <w:pPr>
-        <w:pStyle w:val="ListBullet"/>
         <w:numPr>
           <w:ilvl w:val="0"/>
-          <w:numId w:val="12"/>
+          <w:numId w:val="16"/>
         </w:numPr>
-        <w:jc w:val="both"/>
+        <w:spacing w:after="0"/>
+        <w:rPr>
+          <w:lang w:val="en-PH"/>
+        </w:rPr>
       </w:pPr>
       <w:r>
+        <w:rPr>
+          <w:lang w:val="en-PH"/>
+        </w:rPr>
         <w:t>Designed and implemented UI/UX for a canteen ordering system using Flutter.</w:t>
       </w:r>
     </w:p>
     <w:p>
       <w:pPr>
-        <w:pStyle w:val="ListBullet"/>
         <w:numPr>
           <w:ilvl w:val="0"/>
-          <w:numId w:val="12"/>
+          <w:numId w:val="16"/>
         </w:numPr>
-        <w:jc w:val="both"/>
+        <w:spacing w:after="0"/>
+        <w:rPr>
+          <w:lang w:val="en-PH"/>
+        </w:rPr>
       </w:pPr>
       <w:r>
-        <w:t>Optimized navigation flow for easy ordering; ensured clear, user-friendly layouts.</w:t>
+        <w:rPr>
+          <w:lang w:val="en-PH"/>
+        </w:rPr>
+        <w:t>Optimized navigation flow for easy ordering and clear, user-friendly layouts.</w:t>
       </w:r>
     </w:p>
     <w:p>
       <w:pPr>
-        <w:jc w:val="both"/>
+        <w:spacing w:after="0"/>
+        <w:rPr>
+          <w:b/>
+          <w:bCs/>
+          <w:lang w:val="en-PH"/>
+        </w:rPr>
       </w:pPr>
       <w:proofErr w:type="spellStart"/>
       <w:r>
+        <w:rPr>
+          <w:b/>
+          <w:bCs/>
+          <w:lang w:val="en-PH"/>
+        </w:rPr>
         <w:t>DaMath</w:t>
       </w:r>
       <w:proofErr w:type="spellEnd"/>
       <w:r>
-        <w:t xml:space="preserve"> Educational Game — </w:t>
+        <w:rPr>
+          <w:b/>
+          <w:bCs/>
+          <w:lang w:val="en-PH"/>
+        </w:rPr>
+        <w:t xml:space="preserve"> Educational Game — </w:t>
       </w:r>
       <w:r>
         <w:rPr>
+          <w:b/>
+          <w:bCs/>
           <w:i/>
           <w:iCs/>
+          <w:lang w:val="en-PH"/>
         </w:rPr>
         <w:t>Frontend 3D Designer</w:t>
       </w:r>
     </w:p>
     <w:p>
       <w:pPr>
-        <w:pStyle w:val="ListBullet"/>
         <w:numPr>
           <w:ilvl w:val="0"/>
-          <w:numId w:val="12"/>
+          <w:numId w:val="17"/>
         </w:numPr>
-        <w:jc w:val="both"/>
+        <w:spacing w:after="0"/>
+        <w:rPr>
+          <w:lang w:val="en-PH"/>
+        </w:rPr>
       </w:pPr>
       <w:r>
-        <w:t>Created interactive 3D chessboard and themed assets in Blender.</w:t>
+        <w:rPr>
+          <w:lang w:val="en-PH"/>
+        </w:rPr>
+        <w:t>Created interactive 3D chessboard and themed assets in Blender to enhance learning.</w:t>
       </w:r>
     </w:p>
     <w:p>
       <w:pPr>
-        <w:pStyle w:val="ListBullet"/>
-        <w:numPr>
-          <w:ilvl w:val="0"/>
-          <w:numId w:val="12"/>
-        </w:numPr>
-        <w:jc w:val="both"/>
+        <w:spacing w:after="0"/>
+        <w:rPr>
+          <w:b/>
+          <w:bCs/>
+          <w:lang w:val="en-PH"/>
+        </w:rPr>
       </w:pPr>
       <w:r>
-        <w:t>Focused on engaging visual design to enhance the learning experience.</w:t>
-      </w:r>
-    </w:p>
-    <w:p>
-      <w:pPr>
-        <w:jc w:val="both"/>
         <w:rPr>
-          <w:i/>
-          <w:iCs/>
+          <w:b/>
+          <w:bCs/>
+          <w:lang w:val="en-PH"/>
         </w:rPr>
-      </w:pPr>
-      <w:r>
-        <w:t>A</w:t>
-      </w:r>
-      <w:r>
-        <w:t xml:space="preserve">ugmented </w:t>
-      </w:r>
-      <w:r>
-        <w:t>R</w:t>
-      </w:r>
-      <w:r>
-        <w:t>eality</w:t>
-      </w:r>
-      <w:r>
-        <w:t xml:space="preserve"> Project</w:t>
-      </w:r>
-      <w:r>
-        <w:t xml:space="preserve"> — </w:t>
+        <w:t>Augmented Reality Project — </w:t>
       </w:r>
       <w:r>
         <w:rPr>
+          <w:b/>
+          <w:bCs/>
           <w:i/>
           <w:iCs/>
+          <w:lang w:val="en-PH"/>
         </w:rPr>
         <w:t>3D Designer, Full-Stack Developer</w:t>
       </w:r>
     </w:p>
     <w:p>
       <w:pPr>
-        <w:pStyle w:val="ListParagraph"/>
         <w:numPr>
           <w:ilvl w:val="0"/>
-          <w:numId w:val="16"/>
+          <w:numId w:val="18"/>
         </w:numPr>
-        <w:jc w:val="both"/>
+        <w:spacing w:after="0"/>
+        <w:rPr>
+          <w:lang w:val="en-PH"/>
+        </w:rPr>
       </w:pPr>
       <w:r>
+        <w:rPr>
+          <w:lang w:val="en-PH"/>
+        </w:rPr>
         <w:t xml:space="preserve">Developed an augmented reality mobile application using </w:t>
       </w:r>
       <w:proofErr w:type="spellStart"/>
       <w:r>
+        <w:rPr>
+          <w:lang w:val="en-PH"/>
+        </w:rPr>
         <w:t>ARCore</w:t>
       </w:r>
       <w:proofErr w:type="spellEnd"/>
       <w:r>
-        <w:t xml:space="preserve"> and C#.</w:t>
+        <w:rPr>
+          <w:lang w:val="en-PH"/>
+        </w:rPr>
+        <w:t xml:space="preserve"> and C#</w:t>
       </w:r>
     </w:p>
     <w:p>
       <w:pPr>
-        <w:pStyle w:val="ListParagraph"/>
         <w:numPr>
           <w:ilvl w:val="0"/>
-          <w:numId w:val="16"/>
+          <w:numId w:val="18"/>
         </w:numPr>
-        <w:jc w:val="both"/>
+        <w:spacing w:after="0"/>
+        <w:rPr>
+          <w:lang w:val="en-PH"/>
+        </w:rPr>
       </w:pPr>
       <w:r>
+        <w:rPr>
+          <w:lang w:val="en-PH"/>
+        </w:rPr>
         <w:t>Designed and animated 3D models and assets in Blender to create an interactive computer history timeline.</w:t>
       </w:r>
     </w:p>
     <w:p>
       <w:pPr>
-        <w:pStyle w:val="ListParagraph"/>
         <w:numPr>
           <w:ilvl w:val="0"/>
-          <w:numId w:val="16"/>
+          <w:numId w:val="18"/>
         </w:numPr>
-        <w:jc w:val="both"/>
+        <w:spacing w:after="0"/>
+        <w:rPr>
+          <w:lang w:val="en-PH"/>
+        </w:rPr>
       </w:pPr>
       <w:r>
-        <w:t>I</w:t>
-      </w:r>
-      <w:r>
-        <w:t>ntegrated A</w:t>
+        <w:rPr>
+          <w:lang w:val="en-PH"/>
+        </w:rPr>
+        <w:t xml:space="preserve">Integrated </w:t>
       </w:r>
       <w:proofErr w:type="spellStart"/>
       <w:r>
-        <w:t>RCore</w:t>
+        <w:rPr>
+          <w:lang w:val="en-PH"/>
+        </w:rPr>
+        <w:t>ARCore</w:t>
       </w:r>
       <w:proofErr w:type="spellEnd"/>
       <w:r>
+        <w:rPr>
+          <w:lang w:val="en-PH"/>
+        </w:rPr>
         <w:t xml:space="preserve"> functionalities to deliver a fully functional and engaging AR learning experience.</w:t>
       </w:r>
     </w:p>
     <w:p>
       <w:pPr>
         <w:pStyle w:val="Heading2"/>
-        <w:jc w:val="both"/>
       </w:pPr>
       <w:r>
-        <w:t>Technical Skills</w:t>
+        <w:t>Certifications</w:t>
       </w:r>
     </w:p>
     <w:p>
       <w:pPr>
         <w:pStyle w:val="ListBullet"/>
-        <w:numPr>
-          <w:ilvl w:val="0"/>
-          <w:numId w:val="15"/>
-        </w:numPr>
-        <w:jc w:val="both"/>
+        <w:spacing w:after="0"/>
       </w:pPr>
       <w:r>
-        <w:t xml:space="preserve">Programming: </w:t>
-      </w:r>
-      <w:r>
-        <w:t>TypeScript, JavaScript (ES6+), C#, HTML5, CSS3, MySQL</w:t>
+        <w:t>Cybersecurity</w:t>
       </w:r>
     </w:p>
     <w:p>
       <w:pPr>
         <w:pStyle w:val="ListBullet"/>
-        <w:numPr>
-          <w:ilvl w:val="0"/>
-          <w:numId w:val="15"/>
-        </w:numPr>
-        <w:jc w:val="both"/>
+        <w:spacing w:after="0"/>
       </w:pPr>
       <w:r>
-        <w:t xml:space="preserve">Frameworks &amp; Tools: </w:t>
-      </w:r>
-      <w:r>
-        <w:t>React, Vite, Unity, Flutter, Blender, Figma, Git, GitHub, VS Code</w:t>
+        <w:t>Agile Project Management</w:t>
       </w:r>
     </w:p>
     <w:p>
       <w:pPr>
         <w:pStyle w:val="ListBullet"/>
-        <w:numPr>
-          <w:ilvl w:val="0"/>
-          <w:numId w:val="15"/>
-        </w:numPr>
-        <w:jc w:val="both"/>
+        <w:spacing w:after="0"/>
       </w:pPr>
       <w:r>
-        <w:t>Web &amp; UI/UX: Responsive design, Wireframing, User flow optimization</w:t>
+        <w:t>Network Fundamentals</w:t>
       </w:r>
     </w:p>
     <w:p>
       <w:pPr>
-        <w:pStyle w:val="ListBullet"/>
-        <w:numPr>
-          <w:ilvl w:val="0"/>
-          <w:numId w:val="15"/>
-        </w:numPr>
-        <w:jc w:val="both"/>
-      </w:pPr>
-      <w:r>
-        <w:t>Other Skills: Agile collaboration, Problem-solving</w:t>
-      </w:r>
-    </w:p>
-    <w:p>
-      <w:pPr>
         <w:pStyle w:val="Heading2"/>
-        <w:jc w:val="both"/>
       </w:pPr>
       <w:r>
         <w:t>Education</w:t>
@@ -502,7 +728,7 @@
     </w:p>
     <w:p>
       <w:pPr>
-        <w:jc w:val="both"/>
+        <w:spacing w:after="0"/>
       </w:pPr>
       <w:r>
         <w:t>Dr. Yanga’s Colleges Inc. — Bachelor of Science in Information Technology (BSIT), 2021 – 2025</w:t>
@@ -510,42 +736,17 @@
     </w:p>
     <w:p>
       <w:pPr>
-        <w:pStyle w:val="Heading2"/>
-        <w:jc w:val="both"/>
-      </w:pPr>
-      <w:r>
-        <w:t>Certifications</w:t>
-      </w:r>
-    </w:p>
-    <w:p>
-      <w:pPr>
         <w:pStyle w:val="ListBullet"/>
-        <w:jc w:val="both"/>
-      </w:pPr>
-      <w:r>
-        <w:t>Cybersecurity</w:t>
-      </w:r>
-    </w:p>
-    <w:p>
-      <w:pPr>
-        <w:pStyle w:val="ListBullet"/>
-        <w:jc w:val="both"/>
-      </w:pPr>
-      <w:r>
-        <w:t>Agile Project Management</w:t>
-      </w:r>
-    </w:p>
-    <w:p>
-      <w:pPr>
-        <w:pStyle w:val="ListBullet"/>
-        <w:jc w:val="both"/>
-      </w:pPr>
-      <w:r>
-        <w:t>Network Fundamentals</w:t>
-      </w:r>
+        <w:numPr>
+          <w:ilvl w:val="0"/>
+          <w:numId w:val="0"/>
+        </w:numPr>
+        <w:spacing w:after="0"/>
+        <w:ind w:left="360" w:hanging="360"/>
+      </w:pPr>
     </w:p>
     <w:sectPr>
-      <w:pgSz w:w="12240" w:h="20160" w:code="5"/>
+      <w:pgSz w:w="12240" w:h="15840"/>
       <w:pgMar w:top="720" w:right="720" w:bottom="720" w:left="720" w:header="720" w:footer="720" w:gutter="0"/>
       <w:cols w:space="720"/>
       <w:docGrid w:linePitch="360"/>
@@ -709,7 +910,7 @@
   <w:abstractNum w:abstractNumId="8" w15:restartNumberingAfterBreak="0">
     <w:nsid w:val="FFFFFF89"/>
     <w:multiLevelType w:val="singleLevel"/>
-    <w:tmpl w:val="F23CA85A"/>
+    <w:tmpl w:val="29761A62"/>
     <w:lvl w:ilvl="0">
       <w:start w:val="1"/>
       <w:numFmt w:val="bullet"/>
@@ -728,793 +929,1343 @@
     </w:lvl>
   </w:abstractNum>
   <w:abstractNum w:abstractNumId="9" w15:restartNumberingAfterBreak="0">
-    <w:nsid w:val="06CB53FA"/>
-    <w:multiLevelType w:val="hybridMultilevel"/>
-    <w:tmpl w:val="C418885A"/>
-    <w:lvl w:ilvl="0" w:tplc="34090001">
+    <w:nsid w:val="141101B4"/>
+    <w:multiLevelType w:val="multilevel"/>
+    <w:tmpl w:val="21063CCA"/>
+    <w:lvl w:ilvl="0">
       <w:start w:val="1"/>
       <w:numFmt w:val="bullet"/>
       <w:lvlText w:val=""/>
       <w:lvlJc w:val="left"/>
       <w:pPr>
+        <w:tabs>
+          <w:tab w:val="num" w:pos="720"/>
+        </w:tabs>
         <w:ind w:left="720" w:hanging="360"/>
       </w:pPr>
       <w:rPr>
         <w:rFonts w:ascii="Symbol" w:hAnsi="Symbol" w:hint="default"/>
+        <w:sz w:val="20"/>
       </w:rPr>
     </w:lvl>
-    <w:lvl w:ilvl="1" w:tplc="34090003" w:tentative="1">
+    <w:lvl w:ilvl="1" w:tentative="1">
       <w:start w:val="1"/>
       <w:numFmt w:val="bullet"/>
       <w:lvlText w:val="o"/>
       <w:lvlJc w:val="left"/>
       <w:pPr>
+        <w:tabs>
+          <w:tab w:val="num" w:pos="1440"/>
+        </w:tabs>
         <w:ind w:left="1440" w:hanging="360"/>
       </w:pPr>
       <w:rPr>
-        <w:rFonts w:ascii="Courier New" w:hAnsi="Courier New" w:cs="Courier New" w:hint="default"/>
+        <w:rFonts w:ascii="Courier New" w:hAnsi="Courier New" w:hint="default"/>
+        <w:sz w:val="20"/>
       </w:rPr>
     </w:lvl>
-    <w:lvl w:ilvl="2" w:tplc="34090005" w:tentative="1">
+    <w:lvl w:ilvl="2" w:tentative="1">
       <w:start w:val="1"/>
       <w:numFmt w:val="bullet"/>
       <w:lvlText w:val=""/>
       <w:lvlJc w:val="left"/>
       <w:pPr>
+        <w:tabs>
+          <w:tab w:val="num" w:pos="2160"/>
+        </w:tabs>
         <w:ind w:left="2160" w:hanging="360"/>
       </w:pPr>
       <w:rPr>
         <w:rFonts w:ascii="Wingdings" w:hAnsi="Wingdings" w:hint="default"/>
+        <w:sz w:val="20"/>
       </w:rPr>
     </w:lvl>
-    <w:lvl w:ilvl="3" w:tplc="34090001" w:tentative="1">
+    <w:lvl w:ilvl="3" w:tentative="1">
+      <w:start w:val="1"/>
+      <w:numFmt w:val="bullet"/>
+      <w:lvlText w:val=""/>
+      <w:lvlJc w:val="left"/>
+      <w:pPr>
+        <w:tabs>
+          <w:tab w:val="num" w:pos="2880"/>
+        </w:tabs>
+        <w:ind w:left="2880" w:hanging="360"/>
+      </w:pPr>
+      <w:rPr>
+        <w:rFonts w:ascii="Wingdings" w:hAnsi="Wingdings" w:hint="default"/>
+        <w:sz w:val="20"/>
+      </w:rPr>
+    </w:lvl>
+    <w:lvl w:ilvl="4" w:tentative="1">
+      <w:start w:val="1"/>
+      <w:numFmt w:val="bullet"/>
+      <w:lvlText w:val=""/>
+      <w:lvlJc w:val="left"/>
+      <w:pPr>
+        <w:tabs>
+          <w:tab w:val="num" w:pos="3600"/>
+        </w:tabs>
+        <w:ind w:left="3600" w:hanging="360"/>
+      </w:pPr>
+      <w:rPr>
+        <w:rFonts w:ascii="Wingdings" w:hAnsi="Wingdings" w:hint="default"/>
+        <w:sz w:val="20"/>
+      </w:rPr>
+    </w:lvl>
+    <w:lvl w:ilvl="5" w:tentative="1">
+      <w:start w:val="1"/>
+      <w:numFmt w:val="bullet"/>
+      <w:lvlText w:val=""/>
+      <w:lvlJc w:val="left"/>
+      <w:pPr>
+        <w:tabs>
+          <w:tab w:val="num" w:pos="4320"/>
+        </w:tabs>
+        <w:ind w:left="4320" w:hanging="360"/>
+      </w:pPr>
+      <w:rPr>
+        <w:rFonts w:ascii="Wingdings" w:hAnsi="Wingdings" w:hint="default"/>
+        <w:sz w:val="20"/>
+      </w:rPr>
+    </w:lvl>
+    <w:lvl w:ilvl="6" w:tentative="1">
+      <w:start w:val="1"/>
+      <w:numFmt w:val="bullet"/>
+      <w:lvlText w:val=""/>
+      <w:lvlJc w:val="left"/>
+      <w:pPr>
+        <w:tabs>
+          <w:tab w:val="num" w:pos="5040"/>
+        </w:tabs>
+        <w:ind w:left="5040" w:hanging="360"/>
+      </w:pPr>
+      <w:rPr>
+        <w:rFonts w:ascii="Wingdings" w:hAnsi="Wingdings" w:hint="default"/>
+        <w:sz w:val="20"/>
+      </w:rPr>
+    </w:lvl>
+    <w:lvl w:ilvl="7" w:tentative="1">
+      <w:start w:val="1"/>
+      <w:numFmt w:val="bullet"/>
+      <w:lvlText w:val=""/>
+      <w:lvlJc w:val="left"/>
+      <w:pPr>
+        <w:tabs>
+          <w:tab w:val="num" w:pos="5760"/>
+        </w:tabs>
+        <w:ind w:left="5760" w:hanging="360"/>
+      </w:pPr>
+      <w:rPr>
+        <w:rFonts w:ascii="Wingdings" w:hAnsi="Wingdings" w:hint="default"/>
+        <w:sz w:val="20"/>
+      </w:rPr>
+    </w:lvl>
+    <w:lvl w:ilvl="8" w:tentative="1">
+      <w:start w:val="1"/>
+      <w:numFmt w:val="bullet"/>
+      <w:lvlText w:val=""/>
+      <w:lvlJc w:val="left"/>
+      <w:pPr>
+        <w:tabs>
+          <w:tab w:val="num" w:pos="6480"/>
+        </w:tabs>
+        <w:ind w:left="6480" w:hanging="360"/>
+      </w:pPr>
+      <w:rPr>
+        <w:rFonts w:ascii="Wingdings" w:hAnsi="Wingdings" w:hint="default"/>
+        <w:sz w:val="20"/>
+      </w:rPr>
+    </w:lvl>
+  </w:abstractNum>
+  <w:abstractNum w:abstractNumId="10" w15:restartNumberingAfterBreak="0">
+    <w:nsid w:val="18EF3D2C"/>
+    <w:multiLevelType w:val="multilevel"/>
+    <w:tmpl w:val="0FFC7384"/>
+    <w:lvl w:ilvl="0">
       <w:start w:val="1"/>
       <w:numFmt w:val="bullet"/>
       <w:lvlText w:val=""/>
       <w:lvlJc w:val="left"/>
       <w:pPr>
+        <w:tabs>
+          <w:tab w:val="num" w:pos="720"/>
+        </w:tabs>
+        <w:ind w:left="720" w:hanging="360"/>
+      </w:pPr>
+      <w:rPr>
+        <w:rFonts w:ascii="Symbol" w:hAnsi="Symbol" w:hint="default"/>
+        <w:sz w:val="20"/>
+      </w:rPr>
+    </w:lvl>
+    <w:lvl w:ilvl="1" w:tentative="1">
+      <w:start w:val="1"/>
+      <w:numFmt w:val="bullet"/>
+      <w:lvlText w:val=""/>
+      <w:lvlJc w:val="left"/>
+      <w:pPr>
+        <w:tabs>
+          <w:tab w:val="num" w:pos="1440"/>
+        </w:tabs>
+        <w:ind w:left="1440" w:hanging="360"/>
+      </w:pPr>
+      <w:rPr>
+        <w:rFonts w:ascii="Symbol" w:hAnsi="Symbol" w:hint="default"/>
+        <w:sz w:val="20"/>
+      </w:rPr>
+    </w:lvl>
+    <w:lvl w:ilvl="2" w:tentative="1">
+      <w:start w:val="1"/>
+      <w:numFmt w:val="bullet"/>
+      <w:lvlText w:val=""/>
+      <w:lvlJc w:val="left"/>
+      <w:pPr>
+        <w:tabs>
+          <w:tab w:val="num" w:pos="2160"/>
+        </w:tabs>
+        <w:ind w:left="2160" w:hanging="360"/>
+      </w:pPr>
+      <w:rPr>
+        <w:rFonts w:ascii="Symbol" w:hAnsi="Symbol" w:hint="default"/>
+        <w:sz w:val="20"/>
+      </w:rPr>
+    </w:lvl>
+    <w:lvl w:ilvl="3" w:tentative="1">
+      <w:start w:val="1"/>
+      <w:numFmt w:val="bullet"/>
+      <w:lvlText w:val=""/>
+      <w:lvlJc w:val="left"/>
+      <w:pPr>
+        <w:tabs>
+          <w:tab w:val="num" w:pos="2880"/>
+        </w:tabs>
         <w:ind w:left="2880" w:hanging="360"/>
       </w:pPr>
       <w:rPr>
         <w:rFonts w:ascii="Symbol" w:hAnsi="Symbol" w:hint="default"/>
+        <w:sz w:val="20"/>
       </w:rPr>
     </w:lvl>
-    <w:lvl w:ilvl="4" w:tplc="34090003" w:tentative="1">
+    <w:lvl w:ilvl="4" w:tentative="1">
+      <w:start w:val="1"/>
+      <w:numFmt w:val="bullet"/>
+      <w:lvlText w:val=""/>
+      <w:lvlJc w:val="left"/>
+      <w:pPr>
+        <w:tabs>
+          <w:tab w:val="num" w:pos="3600"/>
+        </w:tabs>
+        <w:ind w:left="3600" w:hanging="360"/>
+      </w:pPr>
+      <w:rPr>
+        <w:rFonts w:ascii="Symbol" w:hAnsi="Symbol" w:hint="default"/>
+        <w:sz w:val="20"/>
+      </w:rPr>
+    </w:lvl>
+    <w:lvl w:ilvl="5" w:tentative="1">
+      <w:start w:val="1"/>
+      <w:numFmt w:val="bullet"/>
+      <w:lvlText w:val=""/>
+      <w:lvlJc w:val="left"/>
+      <w:pPr>
+        <w:tabs>
+          <w:tab w:val="num" w:pos="4320"/>
+        </w:tabs>
+        <w:ind w:left="4320" w:hanging="360"/>
+      </w:pPr>
+      <w:rPr>
+        <w:rFonts w:ascii="Symbol" w:hAnsi="Symbol" w:hint="default"/>
+        <w:sz w:val="20"/>
+      </w:rPr>
+    </w:lvl>
+    <w:lvl w:ilvl="6" w:tentative="1">
+      <w:start w:val="1"/>
+      <w:numFmt w:val="bullet"/>
+      <w:lvlText w:val=""/>
+      <w:lvlJc w:val="left"/>
+      <w:pPr>
+        <w:tabs>
+          <w:tab w:val="num" w:pos="5040"/>
+        </w:tabs>
+        <w:ind w:left="5040" w:hanging="360"/>
+      </w:pPr>
+      <w:rPr>
+        <w:rFonts w:ascii="Symbol" w:hAnsi="Symbol" w:hint="default"/>
+        <w:sz w:val="20"/>
+      </w:rPr>
+    </w:lvl>
+    <w:lvl w:ilvl="7" w:tentative="1">
+      <w:start w:val="1"/>
+      <w:numFmt w:val="bullet"/>
+      <w:lvlText w:val=""/>
+      <w:lvlJc w:val="left"/>
+      <w:pPr>
+        <w:tabs>
+          <w:tab w:val="num" w:pos="5760"/>
+        </w:tabs>
+        <w:ind w:left="5760" w:hanging="360"/>
+      </w:pPr>
+      <w:rPr>
+        <w:rFonts w:ascii="Symbol" w:hAnsi="Symbol" w:hint="default"/>
+        <w:sz w:val="20"/>
+      </w:rPr>
+    </w:lvl>
+    <w:lvl w:ilvl="8" w:tentative="1">
+      <w:start w:val="1"/>
+      <w:numFmt w:val="bullet"/>
+      <w:lvlText w:val=""/>
+      <w:lvlJc w:val="left"/>
+      <w:pPr>
+        <w:tabs>
+          <w:tab w:val="num" w:pos="6480"/>
+        </w:tabs>
+        <w:ind w:left="6480" w:hanging="360"/>
+      </w:pPr>
+      <w:rPr>
+        <w:rFonts w:ascii="Symbol" w:hAnsi="Symbol" w:hint="default"/>
+        <w:sz w:val="20"/>
+      </w:rPr>
+    </w:lvl>
+  </w:abstractNum>
+  <w:abstractNum w:abstractNumId="11" w15:restartNumberingAfterBreak="0">
+    <w:nsid w:val="219056EF"/>
+    <w:multiLevelType w:val="multilevel"/>
+    <w:tmpl w:val="B8F416BE"/>
+    <w:lvl w:ilvl="0">
+      <w:start w:val="1"/>
+      <w:numFmt w:val="bullet"/>
+      <w:lvlText w:val=""/>
+      <w:lvlJc w:val="left"/>
+      <w:pPr>
+        <w:tabs>
+          <w:tab w:val="num" w:pos="720"/>
+        </w:tabs>
+        <w:ind w:left="720" w:hanging="360"/>
+      </w:pPr>
+      <w:rPr>
+        <w:rFonts w:ascii="Symbol" w:hAnsi="Symbol" w:hint="default"/>
+        <w:sz w:val="20"/>
+      </w:rPr>
+    </w:lvl>
+    <w:lvl w:ilvl="1" w:tentative="1">
+      <w:start w:val="1"/>
+      <w:numFmt w:val="bullet"/>
+      <w:lvlText w:val=""/>
+      <w:lvlJc w:val="left"/>
+      <w:pPr>
+        <w:tabs>
+          <w:tab w:val="num" w:pos="1440"/>
+        </w:tabs>
+        <w:ind w:left="1440" w:hanging="360"/>
+      </w:pPr>
+      <w:rPr>
+        <w:rFonts w:ascii="Symbol" w:hAnsi="Symbol" w:hint="default"/>
+        <w:sz w:val="20"/>
+      </w:rPr>
+    </w:lvl>
+    <w:lvl w:ilvl="2" w:tentative="1">
+      <w:start w:val="1"/>
+      <w:numFmt w:val="bullet"/>
+      <w:lvlText w:val=""/>
+      <w:lvlJc w:val="left"/>
+      <w:pPr>
+        <w:tabs>
+          <w:tab w:val="num" w:pos="2160"/>
+        </w:tabs>
+        <w:ind w:left="2160" w:hanging="360"/>
+      </w:pPr>
+      <w:rPr>
+        <w:rFonts w:ascii="Symbol" w:hAnsi="Symbol" w:hint="default"/>
+        <w:sz w:val="20"/>
+      </w:rPr>
+    </w:lvl>
+    <w:lvl w:ilvl="3" w:tentative="1">
+      <w:start w:val="1"/>
+      <w:numFmt w:val="bullet"/>
+      <w:lvlText w:val=""/>
+      <w:lvlJc w:val="left"/>
+      <w:pPr>
+        <w:tabs>
+          <w:tab w:val="num" w:pos="2880"/>
+        </w:tabs>
+        <w:ind w:left="2880" w:hanging="360"/>
+      </w:pPr>
+      <w:rPr>
+        <w:rFonts w:ascii="Symbol" w:hAnsi="Symbol" w:hint="default"/>
+        <w:sz w:val="20"/>
+      </w:rPr>
+    </w:lvl>
+    <w:lvl w:ilvl="4" w:tentative="1">
+      <w:start w:val="1"/>
+      <w:numFmt w:val="bullet"/>
+      <w:lvlText w:val=""/>
+      <w:lvlJc w:val="left"/>
+      <w:pPr>
+        <w:tabs>
+          <w:tab w:val="num" w:pos="3600"/>
+        </w:tabs>
+        <w:ind w:left="3600" w:hanging="360"/>
+      </w:pPr>
+      <w:rPr>
+        <w:rFonts w:ascii="Symbol" w:hAnsi="Symbol" w:hint="default"/>
+        <w:sz w:val="20"/>
+      </w:rPr>
+    </w:lvl>
+    <w:lvl w:ilvl="5" w:tentative="1">
+      <w:start w:val="1"/>
+      <w:numFmt w:val="bullet"/>
+      <w:lvlText w:val=""/>
+      <w:lvlJc w:val="left"/>
+      <w:pPr>
+        <w:tabs>
+          <w:tab w:val="num" w:pos="4320"/>
+        </w:tabs>
+        <w:ind w:left="4320" w:hanging="360"/>
+      </w:pPr>
+      <w:rPr>
+        <w:rFonts w:ascii="Symbol" w:hAnsi="Symbol" w:hint="default"/>
+        <w:sz w:val="20"/>
+      </w:rPr>
+    </w:lvl>
+    <w:lvl w:ilvl="6" w:tentative="1">
+      <w:start w:val="1"/>
+      <w:numFmt w:val="bullet"/>
+      <w:lvlText w:val=""/>
+      <w:lvlJc w:val="left"/>
+      <w:pPr>
+        <w:tabs>
+          <w:tab w:val="num" w:pos="5040"/>
+        </w:tabs>
+        <w:ind w:left="5040" w:hanging="360"/>
+      </w:pPr>
+      <w:rPr>
+        <w:rFonts w:ascii="Symbol" w:hAnsi="Symbol" w:hint="default"/>
+        <w:sz w:val="20"/>
+      </w:rPr>
+    </w:lvl>
+    <w:lvl w:ilvl="7" w:tentative="1">
+      <w:start w:val="1"/>
+      <w:numFmt w:val="bullet"/>
+      <w:lvlText w:val=""/>
+      <w:lvlJc w:val="left"/>
+      <w:pPr>
+        <w:tabs>
+          <w:tab w:val="num" w:pos="5760"/>
+        </w:tabs>
+        <w:ind w:left="5760" w:hanging="360"/>
+      </w:pPr>
+      <w:rPr>
+        <w:rFonts w:ascii="Symbol" w:hAnsi="Symbol" w:hint="default"/>
+        <w:sz w:val="20"/>
+      </w:rPr>
+    </w:lvl>
+    <w:lvl w:ilvl="8" w:tentative="1">
+      <w:start w:val="1"/>
+      <w:numFmt w:val="bullet"/>
+      <w:lvlText w:val=""/>
+      <w:lvlJc w:val="left"/>
+      <w:pPr>
+        <w:tabs>
+          <w:tab w:val="num" w:pos="6480"/>
+        </w:tabs>
+        <w:ind w:left="6480" w:hanging="360"/>
+      </w:pPr>
+      <w:rPr>
+        <w:rFonts w:ascii="Symbol" w:hAnsi="Symbol" w:hint="default"/>
+        <w:sz w:val="20"/>
+      </w:rPr>
+    </w:lvl>
+  </w:abstractNum>
+  <w:abstractNum w:abstractNumId="12" w15:restartNumberingAfterBreak="0">
+    <w:nsid w:val="305E315D"/>
+    <w:multiLevelType w:val="multilevel"/>
+    <w:tmpl w:val="087485C4"/>
+    <w:lvl w:ilvl="0">
+      <w:start w:val="1"/>
+      <w:numFmt w:val="bullet"/>
+      <w:lvlText w:val=""/>
+      <w:lvlJc w:val="left"/>
+      <w:pPr>
+        <w:tabs>
+          <w:tab w:val="num" w:pos="720"/>
+        </w:tabs>
+        <w:ind w:left="720" w:hanging="360"/>
+      </w:pPr>
+      <w:rPr>
+        <w:rFonts w:ascii="Symbol" w:hAnsi="Symbol" w:hint="default"/>
+        <w:sz w:val="20"/>
+      </w:rPr>
+    </w:lvl>
+    <w:lvl w:ilvl="1" w:tentative="1">
+      <w:start w:val="1"/>
+      <w:numFmt w:val="bullet"/>
+      <w:lvlText w:val=""/>
+      <w:lvlJc w:val="left"/>
+      <w:pPr>
+        <w:tabs>
+          <w:tab w:val="num" w:pos="1440"/>
+        </w:tabs>
+        <w:ind w:left="1440" w:hanging="360"/>
+      </w:pPr>
+      <w:rPr>
+        <w:rFonts w:ascii="Symbol" w:hAnsi="Symbol" w:hint="default"/>
+        <w:sz w:val="20"/>
+      </w:rPr>
+    </w:lvl>
+    <w:lvl w:ilvl="2" w:tentative="1">
+      <w:start w:val="1"/>
+      <w:numFmt w:val="bullet"/>
+      <w:lvlText w:val=""/>
+      <w:lvlJc w:val="left"/>
+      <w:pPr>
+        <w:tabs>
+          <w:tab w:val="num" w:pos="2160"/>
+        </w:tabs>
+        <w:ind w:left="2160" w:hanging="360"/>
+      </w:pPr>
+      <w:rPr>
+        <w:rFonts w:ascii="Symbol" w:hAnsi="Symbol" w:hint="default"/>
+        <w:sz w:val="20"/>
+      </w:rPr>
+    </w:lvl>
+    <w:lvl w:ilvl="3" w:tentative="1">
+      <w:start w:val="1"/>
+      <w:numFmt w:val="bullet"/>
+      <w:lvlText w:val=""/>
+      <w:lvlJc w:val="left"/>
+      <w:pPr>
+        <w:tabs>
+          <w:tab w:val="num" w:pos="2880"/>
+        </w:tabs>
+        <w:ind w:left="2880" w:hanging="360"/>
+      </w:pPr>
+      <w:rPr>
+        <w:rFonts w:ascii="Symbol" w:hAnsi="Symbol" w:hint="default"/>
+        <w:sz w:val="20"/>
+      </w:rPr>
+    </w:lvl>
+    <w:lvl w:ilvl="4" w:tentative="1">
+      <w:start w:val="1"/>
+      <w:numFmt w:val="bullet"/>
+      <w:lvlText w:val=""/>
+      <w:lvlJc w:val="left"/>
+      <w:pPr>
+        <w:tabs>
+          <w:tab w:val="num" w:pos="3600"/>
+        </w:tabs>
+        <w:ind w:left="3600" w:hanging="360"/>
+      </w:pPr>
+      <w:rPr>
+        <w:rFonts w:ascii="Symbol" w:hAnsi="Symbol" w:hint="default"/>
+        <w:sz w:val="20"/>
+      </w:rPr>
+    </w:lvl>
+    <w:lvl w:ilvl="5" w:tentative="1">
+      <w:start w:val="1"/>
+      <w:numFmt w:val="bullet"/>
+      <w:lvlText w:val=""/>
+      <w:lvlJc w:val="left"/>
+      <w:pPr>
+        <w:tabs>
+          <w:tab w:val="num" w:pos="4320"/>
+        </w:tabs>
+        <w:ind w:left="4320" w:hanging="360"/>
+      </w:pPr>
+      <w:rPr>
+        <w:rFonts w:ascii="Symbol" w:hAnsi="Symbol" w:hint="default"/>
+        <w:sz w:val="20"/>
+      </w:rPr>
+    </w:lvl>
+    <w:lvl w:ilvl="6" w:tentative="1">
+      <w:start w:val="1"/>
+      <w:numFmt w:val="bullet"/>
+      <w:lvlText w:val=""/>
+      <w:lvlJc w:val="left"/>
+      <w:pPr>
+        <w:tabs>
+          <w:tab w:val="num" w:pos="5040"/>
+        </w:tabs>
+        <w:ind w:left="5040" w:hanging="360"/>
+      </w:pPr>
+      <w:rPr>
+        <w:rFonts w:ascii="Symbol" w:hAnsi="Symbol" w:hint="default"/>
+        <w:sz w:val="20"/>
+      </w:rPr>
+    </w:lvl>
+    <w:lvl w:ilvl="7" w:tentative="1">
+      <w:start w:val="1"/>
+      <w:numFmt w:val="bullet"/>
+      <w:lvlText w:val=""/>
+      <w:lvlJc w:val="left"/>
+      <w:pPr>
+        <w:tabs>
+          <w:tab w:val="num" w:pos="5760"/>
+        </w:tabs>
+        <w:ind w:left="5760" w:hanging="360"/>
+      </w:pPr>
+      <w:rPr>
+        <w:rFonts w:ascii="Symbol" w:hAnsi="Symbol" w:hint="default"/>
+        <w:sz w:val="20"/>
+      </w:rPr>
+    </w:lvl>
+    <w:lvl w:ilvl="8" w:tentative="1">
+      <w:start w:val="1"/>
+      <w:numFmt w:val="bullet"/>
+      <w:lvlText w:val=""/>
+      <w:lvlJc w:val="left"/>
+      <w:pPr>
+        <w:tabs>
+          <w:tab w:val="num" w:pos="6480"/>
+        </w:tabs>
+        <w:ind w:left="6480" w:hanging="360"/>
+      </w:pPr>
+      <w:rPr>
+        <w:rFonts w:ascii="Symbol" w:hAnsi="Symbol" w:hint="default"/>
+        <w:sz w:val="20"/>
+      </w:rPr>
+    </w:lvl>
+  </w:abstractNum>
+  <w:abstractNum w:abstractNumId="13" w15:restartNumberingAfterBreak="0">
+    <w:nsid w:val="3F835116"/>
+    <w:multiLevelType w:val="multilevel"/>
+    <w:tmpl w:val="2384E034"/>
+    <w:lvl w:ilvl="0">
+      <w:start w:val="1"/>
+      <w:numFmt w:val="bullet"/>
+      <w:lvlText w:val=""/>
+      <w:lvlJc w:val="left"/>
+      <w:pPr>
+        <w:tabs>
+          <w:tab w:val="num" w:pos="720"/>
+        </w:tabs>
+        <w:ind w:left="720" w:hanging="360"/>
+      </w:pPr>
+      <w:rPr>
+        <w:rFonts w:ascii="Symbol" w:hAnsi="Symbol" w:hint="default"/>
+        <w:sz w:val="20"/>
+      </w:rPr>
+    </w:lvl>
+    <w:lvl w:ilvl="1" w:tentative="1">
       <w:start w:val="1"/>
       <w:numFmt w:val="bullet"/>
       <w:lvlText w:val="o"/>
       <w:lvlJc w:val="left"/>
       <w:pPr>
-        <w:ind w:left="3600" w:hanging="360"/>
-      </w:pPr>
-      <w:rPr>
-        <w:rFonts w:ascii="Courier New" w:hAnsi="Courier New" w:cs="Courier New" w:hint="default"/>
+        <w:tabs>
+          <w:tab w:val="num" w:pos="1440"/>
+        </w:tabs>
+        <w:ind w:left="1440" w:hanging="360"/>
+      </w:pPr>
+      <w:rPr>
+        <w:rFonts w:ascii="Courier New" w:hAnsi="Courier New" w:hint="default"/>
+        <w:sz w:val="20"/>
       </w:rPr>
     </w:lvl>
-    <w:lvl w:ilvl="5" w:tplc="34090005" w:tentative="1">
+    <w:lvl w:ilvl="2" w:tentative="1">
       <w:start w:val="1"/>
       <w:numFmt w:val="bullet"/>
       <w:lvlText w:val=""/>
       <w:lvlJc w:val="left"/>
       <w:pPr>
+        <w:tabs>
+          <w:tab w:val="num" w:pos="2160"/>
+        </w:tabs>
+        <w:ind w:left="2160" w:hanging="360"/>
+      </w:pPr>
+      <w:rPr>
+        <w:rFonts w:ascii="Wingdings" w:hAnsi="Wingdings" w:hint="default"/>
+        <w:sz w:val="20"/>
+      </w:rPr>
+    </w:lvl>
+    <w:lvl w:ilvl="3" w:tentative="1">
+      <w:start w:val="1"/>
+      <w:numFmt w:val="bullet"/>
+      <w:lvlText w:val=""/>
+      <w:lvlJc w:val="left"/>
+      <w:pPr>
+        <w:tabs>
+          <w:tab w:val="num" w:pos="2880"/>
+        </w:tabs>
+        <w:ind w:left="2880" w:hanging="360"/>
+      </w:pPr>
+      <w:rPr>
+        <w:rFonts w:ascii="Wingdings" w:hAnsi="Wingdings" w:hint="default"/>
+        <w:sz w:val="20"/>
+      </w:rPr>
+    </w:lvl>
+    <w:lvl w:ilvl="4" w:tentative="1">
+      <w:start w:val="1"/>
+      <w:numFmt w:val="bullet"/>
+      <w:lvlText w:val=""/>
+      <w:lvlJc w:val="left"/>
+      <w:pPr>
+        <w:tabs>
+          <w:tab w:val="num" w:pos="3600"/>
+        </w:tabs>
+        <w:ind w:left="3600" w:hanging="360"/>
+      </w:pPr>
+      <w:rPr>
+        <w:rFonts w:ascii="Wingdings" w:hAnsi="Wingdings" w:hint="default"/>
+        <w:sz w:val="20"/>
+      </w:rPr>
+    </w:lvl>
+    <w:lvl w:ilvl="5" w:tentative="1">
+      <w:start w:val="1"/>
+      <w:numFmt w:val="bullet"/>
+      <w:lvlText w:val=""/>
+      <w:lvlJc w:val="left"/>
+      <w:pPr>
+        <w:tabs>
+          <w:tab w:val="num" w:pos="4320"/>
+        </w:tabs>
         <w:ind w:left="4320" w:hanging="360"/>
       </w:pPr>
       <w:rPr>
         <w:rFonts w:ascii="Wingdings" w:hAnsi="Wingdings" w:hint="default"/>
+        <w:sz w:val="20"/>
       </w:rPr>
     </w:lvl>
-    <w:lvl w:ilvl="6" w:tplc="34090001" w:tentative="1">
+    <w:lvl w:ilvl="6" w:tentative="1">
+      <w:start w:val="1"/>
+      <w:numFmt w:val="bullet"/>
+      <w:lvlText w:val=""/>
+      <w:lvlJc w:val="left"/>
+      <w:pPr>
+        <w:tabs>
+          <w:tab w:val="num" w:pos="5040"/>
+        </w:tabs>
+        <w:ind w:left="5040" w:hanging="360"/>
+      </w:pPr>
+      <w:rPr>
+        <w:rFonts w:ascii="Wingdings" w:hAnsi="Wingdings" w:hint="default"/>
+        <w:sz w:val="20"/>
+      </w:rPr>
+    </w:lvl>
+    <w:lvl w:ilvl="7" w:tentative="1">
+      <w:start w:val="1"/>
+      <w:numFmt w:val="bullet"/>
+      <w:lvlText w:val=""/>
+      <w:lvlJc w:val="left"/>
+      <w:pPr>
+        <w:tabs>
+          <w:tab w:val="num" w:pos="5760"/>
+        </w:tabs>
+        <w:ind w:left="5760" w:hanging="360"/>
+      </w:pPr>
+      <w:rPr>
+        <w:rFonts w:ascii="Wingdings" w:hAnsi="Wingdings" w:hint="default"/>
+        <w:sz w:val="20"/>
+      </w:rPr>
+    </w:lvl>
+    <w:lvl w:ilvl="8" w:tentative="1">
+      <w:start w:val="1"/>
+      <w:numFmt w:val="bullet"/>
+      <w:lvlText w:val=""/>
+      <w:lvlJc w:val="left"/>
+      <w:pPr>
+        <w:tabs>
+          <w:tab w:val="num" w:pos="6480"/>
+        </w:tabs>
+        <w:ind w:left="6480" w:hanging="360"/>
+      </w:pPr>
+      <w:rPr>
+        <w:rFonts w:ascii="Wingdings" w:hAnsi="Wingdings" w:hint="default"/>
+        <w:sz w:val="20"/>
+      </w:rPr>
+    </w:lvl>
+  </w:abstractNum>
+  <w:abstractNum w:abstractNumId="14" w15:restartNumberingAfterBreak="0">
+    <w:nsid w:val="44315FA2"/>
+    <w:multiLevelType w:val="multilevel"/>
+    <w:tmpl w:val="06648192"/>
+    <w:lvl w:ilvl="0">
       <w:start w:val="1"/>
       <w:numFmt w:val="bullet"/>
       <w:lvlText w:val=""/>
       <w:lvlJc w:val="left"/>
       <w:pPr>
-        <w:ind w:left="5040" w:hanging="360"/>
+        <w:tabs>
+          <w:tab w:val="num" w:pos="720"/>
+        </w:tabs>
+        <w:ind w:left="720" w:hanging="360"/>
       </w:pPr>
       <w:rPr>
         <w:rFonts w:ascii="Symbol" w:hAnsi="Symbol" w:hint="default"/>
+        <w:sz w:val="20"/>
       </w:rPr>
     </w:lvl>
-    <w:lvl w:ilvl="7" w:tplc="34090003" w:tentative="1">
+    <w:lvl w:ilvl="1" w:tentative="1">
       <w:start w:val="1"/>
       <w:numFmt w:val="bullet"/>
       <w:lvlText w:val="o"/>
       <w:lvlJc w:val="left"/>
       <w:pPr>
-        <w:ind w:left="5760" w:hanging="360"/>
-      </w:pPr>
-      <w:rPr>
-        <w:rFonts w:ascii="Courier New" w:hAnsi="Courier New" w:cs="Courier New" w:hint="default"/>
+        <w:tabs>
+          <w:tab w:val="num" w:pos="1440"/>
+        </w:tabs>
+        <w:ind w:left="1440" w:hanging="360"/>
+      </w:pPr>
+      <w:rPr>
+        <w:rFonts w:ascii="Courier New" w:hAnsi="Courier New" w:hint="default"/>
+        <w:sz w:val="20"/>
       </w:rPr>
     </w:lvl>
-    <w:lvl w:ilvl="8" w:tplc="34090005" w:tentative="1">
+    <w:lvl w:ilvl="2" w:tentative="1">
       <w:start w:val="1"/>
       <w:numFmt w:val="bullet"/>
       <w:lvlText w:val=""/>
       <w:lvlJc w:val="left"/>
       <w:pPr>
+        <w:tabs>
+          <w:tab w:val="num" w:pos="2160"/>
+        </w:tabs>
+        <w:ind w:left="2160" w:hanging="360"/>
+      </w:pPr>
+      <w:rPr>
+        <w:rFonts w:ascii="Wingdings" w:hAnsi="Wingdings" w:hint="default"/>
+        <w:sz w:val="20"/>
+      </w:rPr>
+    </w:lvl>
+    <w:lvl w:ilvl="3" w:tentative="1">
+      <w:start w:val="1"/>
+      <w:numFmt w:val="bullet"/>
+      <w:lvlText w:val=""/>
+      <w:lvlJc w:val="left"/>
+      <w:pPr>
+        <w:tabs>
+          <w:tab w:val="num" w:pos="2880"/>
+        </w:tabs>
+        <w:ind w:left="2880" w:hanging="360"/>
+      </w:pPr>
+      <w:rPr>
+        <w:rFonts w:ascii="Wingdings" w:hAnsi="Wingdings" w:hint="default"/>
+        <w:sz w:val="20"/>
+      </w:rPr>
+    </w:lvl>
+    <w:lvl w:ilvl="4" w:tentative="1">
+      <w:start w:val="1"/>
+      <w:numFmt w:val="bullet"/>
+      <w:lvlText w:val=""/>
+      <w:lvlJc w:val="left"/>
+      <w:pPr>
+        <w:tabs>
+          <w:tab w:val="num" w:pos="3600"/>
+        </w:tabs>
+        <w:ind w:left="3600" w:hanging="360"/>
+      </w:pPr>
+      <w:rPr>
+        <w:rFonts w:ascii="Wingdings" w:hAnsi="Wingdings" w:hint="default"/>
+        <w:sz w:val="20"/>
+      </w:rPr>
+    </w:lvl>
+    <w:lvl w:ilvl="5" w:tentative="1">
+      <w:start w:val="1"/>
+      <w:numFmt w:val="bullet"/>
+      <w:lvlText w:val=""/>
+      <w:lvlJc w:val="left"/>
+      <w:pPr>
+        <w:tabs>
+          <w:tab w:val="num" w:pos="4320"/>
+        </w:tabs>
+        <w:ind w:left="4320" w:hanging="360"/>
+      </w:pPr>
+      <w:rPr>
+        <w:rFonts w:ascii="Wingdings" w:hAnsi="Wingdings" w:hint="default"/>
+        <w:sz w:val="20"/>
+      </w:rPr>
+    </w:lvl>
+    <w:lvl w:ilvl="6" w:tentative="1">
+      <w:start w:val="1"/>
+      <w:numFmt w:val="bullet"/>
+      <w:lvlText w:val=""/>
+      <w:lvlJc w:val="left"/>
+      <w:pPr>
+        <w:tabs>
+          <w:tab w:val="num" w:pos="5040"/>
+        </w:tabs>
+        <w:ind w:left="5040" w:hanging="360"/>
+      </w:pPr>
+      <w:rPr>
+        <w:rFonts w:ascii="Wingdings" w:hAnsi="Wingdings" w:hint="default"/>
+        <w:sz w:val="20"/>
+      </w:rPr>
+    </w:lvl>
+    <w:lvl w:ilvl="7" w:tentative="1">
+      <w:start w:val="1"/>
+      <w:numFmt w:val="bullet"/>
+      <w:lvlText w:val=""/>
+      <w:lvlJc w:val="left"/>
+      <w:pPr>
+        <w:tabs>
+          <w:tab w:val="num" w:pos="5760"/>
+        </w:tabs>
+        <w:ind w:left="5760" w:hanging="360"/>
+      </w:pPr>
+      <w:rPr>
+        <w:rFonts w:ascii="Wingdings" w:hAnsi="Wingdings" w:hint="default"/>
+        <w:sz w:val="20"/>
+      </w:rPr>
+    </w:lvl>
+    <w:lvl w:ilvl="8" w:tentative="1">
+      <w:start w:val="1"/>
+      <w:numFmt w:val="bullet"/>
+      <w:lvlText w:val=""/>
+      <w:lvlJc w:val="left"/>
+      <w:pPr>
+        <w:tabs>
+          <w:tab w:val="num" w:pos="6480"/>
+        </w:tabs>
         <w:ind w:left="6480" w:hanging="360"/>
       </w:pPr>
       <w:rPr>
         <w:rFonts w:ascii="Wingdings" w:hAnsi="Wingdings" w:hint="default"/>
+        <w:sz w:val="20"/>
       </w:rPr>
     </w:lvl>
   </w:abstractNum>
-  <w:abstractNum w:abstractNumId="10" w15:restartNumberingAfterBreak="0">
-    <w:nsid w:val="13E90307"/>
-    <w:multiLevelType w:val="hybridMultilevel"/>
-    <w:tmpl w:val="99386672"/>
-    <w:lvl w:ilvl="0" w:tplc="34090001">
+  <w:abstractNum w:abstractNumId="15" w15:restartNumberingAfterBreak="0">
+    <w:nsid w:val="642F20E5"/>
+    <w:multiLevelType w:val="multilevel"/>
+    <w:tmpl w:val="3016280E"/>
+    <w:lvl w:ilvl="0">
       <w:start w:val="1"/>
       <w:numFmt w:val="bullet"/>
       <w:lvlText w:val=""/>
       <w:lvlJc w:val="left"/>
       <w:pPr>
+        <w:tabs>
+          <w:tab w:val="num" w:pos="720"/>
+        </w:tabs>
         <w:ind w:left="720" w:hanging="360"/>
       </w:pPr>
       <w:rPr>
         <w:rFonts w:ascii="Symbol" w:hAnsi="Symbol" w:hint="default"/>
+        <w:sz w:val="20"/>
       </w:rPr>
     </w:lvl>
-    <w:lvl w:ilvl="1" w:tplc="34090003" w:tentative="1">
-      <w:start w:val="1"/>
-      <w:numFmt w:val="bullet"/>
-      <w:lvlText w:val="o"/>
-      <w:lvlJc w:val="left"/>
-      <w:pPr>
-        <w:ind w:left="1440" w:hanging="360"/>
-      </w:pPr>
-      <w:rPr>
-        <w:rFonts w:ascii="Courier New" w:hAnsi="Courier New" w:cs="Courier New" w:hint="default"/>
-      </w:rPr>
-    </w:lvl>
-    <w:lvl w:ilvl="2" w:tplc="34090005" w:tentative="1">
-      <w:start w:val="1"/>
-      <w:numFmt w:val="bullet"/>
-      <w:lvlText w:val=""/>
-      <w:lvlJc w:val="left"/>
-      <w:pPr>
-        <w:ind w:left="2160" w:hanging="360"/>
-      </w:pPr>
-      <w:rPr>
-        <w:rFonts w:ascii="Wingdings" w:hAnsi="Wingdings" w:hint="default"/>
-      </w:rPr>
-    </w:lvl>
-    <w:lvl w:ilvl="3" w:tplc="34090001" w:tentative="1">
+    <w:lvl w:ilvl="1" w:tentative="1">
       <w:start w:val="1"/>
       <w:numFmt w:val="bullet"/>
       <w:lvlText w:val=""/>
       <w:lvlJc w:val="left"/>
       <w:pPr>
-        <w:ind w:left="2880" w:hanging="360"/>
+        <w:tabs>
+          <w:tab w:val="num" w:pos="1440"/>
+        </w:tabs>
+        <w:ind w:left="1440" w:hanging="360"/>
       </w:pPr>
       <w:rPr>
         <w:rFonts w:ascii="Symbol" w:hAnsi="Symbol" w:hint="default"/>
+        <w:sz w:val="20"/>
       </w:rPr>
     </w:lvl>
-    <w:lvl w:ilvl="4" w:tplc="34090003" w:tentative="1">
-      <w:start w:val="1"/>
-      <w:numFmt w:val="bullet"/>
-      <w:lvlText w:val="o"/>
-      <w:lvlJc w:val="left"/>
-      <w:pPr>
-        <w:ind w:left="3600" w:hanging="360"/>
-      </w:pPr>
-      <w:rPr>
-        <w:rFonts w:ascii="Courier New" w:hAnsi="Courier New" w:cs="Courier New" w:hint="default"/>
-      </w:rPr>
-    </w:lvl>
-    <w:lvl w:ilvl="5" w:tplc="34090005" w:tentative="1">
-      <w:start w:val="1"/>
-      <w:numFmt w:val="bullet"/>
-      <w:lvlText w:val=""/>
-      <w:lvlJc w:val="left"/>
-      <w:pPr>
-        <w:ind w:left="4320" w:hanging="360"/>
-      </w:pPr>
-      <w:rPr>
-        <w:rFonts w:ascii="Wingdings" w:hAnsi="Wingdings" w:hint="default"/>
-      </w:rPr>
-    </w:lvl>
-    <w:lvl w:ilvl="6" w:tplc="34090001" w:tentative="1">
+    <w:lvl w:ilvl="2" w:tentative="1">
       <w:start w:val="1"/>
       <w:numFmt w:val="bullet"/>
       <w:lvlText w:val=""/>
       <w:lvlJc w:val="left"/>
       <w:pPr>
-        <w:ind w:left="5040" w:hanging="360"/>
+        <w:tabs>
+          <w:tab w:val="num" w:pos="2160"/>
+        </w:tabs>
+        <w:ind w:left="2160" w:hanging="360"/>
       </w:pPr>
       <w:rPr>
         <w:rFonts w:ascii="Symbol" w:hAnsi="Symbol" w:hint="default"/>
+        <w:sz w:val="20"/>
       </w:rPr>
     </w:lvl>
-    <w:lvl w:ilvl="7" w:tplc="34090003" w:tentative="1">
-      <w:start w:val="1"/>
-      <w:numFmt w:val="bullet"/>
-      <w:lvlText w:val="o"/>
-      <w:lvlJc w:val="left"/>
-      <w:pPr>
-        <w:ind w:left="5760" w:hanging="360"/>
-      </w:pPr>
-      <w:rPr>
-        <w:rFonts w:ascii="Courier New" w:hAnsi="Courier New" w:cs="Courier New" w:hint="default"/>
-      </w:rPr>
-    </w:lvl>
-    <w:lvl w:ilvl="8" w:tplc="34090005" w:tentative="1">
-      <w:start w:val="1"/>
-      <w:numFmt w:val="bullet"/>
-      <w:lvlText w:val=""/>
-      <w:lvlJc w:val="left"/>
-      <w:pPr>
-        <w:ind w:left="6480" w:hanging="360"/>
-      </w:pPr>
-      <w:rPr>
-        <w:rFonts w:ascii="Wingdings" w:hAnsi="Wingdings" w:hint="default"/>
-      </w:rPr>
-    </w:lvl>
-  </w:abstractNum>
-  <w:abstractNum w:abstractNumId="11" w15:restartNumberingAfterBreak="0">
-    <w:nsid w:val="161D0821"/>
-    <w:multiLevelType w:val="hybridMultilevel"/>
-    <w:tmpl w:val="FA484794"/>
-    <w:lvl w:ilvl="0" w:tplc="34090001">
+    <w:lvl w:ilvl="3" w:tentative="1">
       <w:start w:val="1"/>
       <w:numFmt w:val="bullet"/>
       <w:lvlText w:val=""/>
       <w:lvlJc w:val="left"/>
       <w:pPr>
-        <w:ind w:left="720" w:hanging="360"/>
+        <w:tabs>
+          <w:tab w:val="num" w:pos="2880"/>
+        </w:tabs>
+        <w:ind w:left="2880" w:hanging="360"/>
       </w:pPr>
       <w:rPr>
         <w:rFonts w:ascii="Symbol" w:hAnsi="Symbol" w:hint="default"/>
+        <w:sz w:val="20"/>
       </w:rPr>
     </w:lvl>
-    <w:lvl w:ilvl="1" w:tplc="34090003" w:tentative="1">
-      <w:start w:val="1"/>
-      <w:numFmt w:val="bullet"/>
-      <w:lvlText w:val="o"/>
-      <w:lvlJc w:val="left"/>
-      <w:pPr>
-        <w:ind w:left="1440" w:hanging="360"/>
-      </w:pPr>
-      <w:rPr>
-        <w:rFonts w:ascii="Courier New" w:hAnsi="Courier New" w:cs="Courier New" w:hint="default"/>
-      </w:rPr>
-    </w:lvl>
-    <w:lvl w:ilvl="2" w:tplc="34090005" w:tentative="1">
-      <w:start w:val="1"/>
-      <w:numFmt w:val="bullet"/>
-      <w:lvlText w:val=""/>
-      <w:lvlJc w:val="left"/>
-      <w:pPr>
-        <w:ind w:left="2160" w:hanging="360"/>
-      </w:pPr>
-      <w:rPr>
-        <w:rFonts w:ascii="Wingdings" w:hAnsi="Wingdings" w:hint="default"/>
-      </w:rPr>
-    </w:lvl>
-    <w:lvl w:ilvl="3" w:tplc="34090001" w:tentative="1">
+    <w:lvl w:ilvl="4" w:tentative="1">
       <w:start w:val="1"/>
       <w:numFmt w:val="bullet"/>
       <w:lvlText w:val=""/>
       <w:lvlJc w:val="left"/>
       <w:pPr>
-        <w:ind w:left="2880" w:hanging="360"/>
+        <w:tabs>
+          <w:tab w:val="num" w:pos="3600"/>
+        </w:tabs>
+        <w:ind w:left="3600" w:hanging="360"/>
       </w:pPr>
       <w:rPr>
         <w:rFonts w:ascii="Symbol" w:hAnsi="Symbol" w:hint="default"/>
+        <w:sz w:val="20"/>
       </w:rPr>
     </w:lvl>
-    <w:lvl w:ilvl="4" w:tplc="34090003" w:tentative="1">
-      <w:start w:val="1"/>
-      <w:numFmt w:val="bullet"/>
-      <w:lvlText w:val="o"/>
-      <w:lvlJc w:val="left"/>
-      <w:pPr>
-        <w:ind w:left="3600" w:hanging="360"/>
-      </w:pPr>
-      <w:rPr>
-        <w:rFonts w:ascii="Courier New" w:hAnsi="Courier New" w:cs="Courier New" w:hint="default"/>
-      </w:rPr>
-    </w:lvl>
-    <w:lvl w:ilvl="5" w:tplc="34090005" w:tentative="1">
-      <w:start w:val="1"/>
-      <w:numFmt w:val="bullet"/>
-      <w:lvlText w:val=""/>
-      <w:lvlJc w:val="left"/>
-      <w:pPr>
-        <w:ind w:left="4320" w:hanging="360"/>
-      </w:pPr>
-      <w:rPr>
-        <w:rFonts w:ascii="Wingdings" w:hAnsi="Wingdings" w:hint="default"/>
-      </w:rPr>
-    </w:lvl>
-    <w:lvl w:ilvl="6" w:tplc="34090001" w:tentative="1">
+    <w:lvl w:ilvl="5" w:tentative="1">
       <w:start w:val="1"/>
       <w:numFmt w:val="bullet"/>
       <w:lvlText w:val=""/>
       <w:lvlJc w:val="left"/>
       <w:pPr>
-        <w:ind w:left="5040" w:hanging="360"/>
+        <w:tabs>
+          <w:tab w:val="num" w:pos="4320"/>
+        </w:tabs>
+        <w:ind w:left="4320" w:hanging="360"/>
       </w:pPr>
       <w:rPr>
         <w:rFonts w:ascii="Symbol" w:hAnsi="Symbol" w:hint="default"/>
+        <w:sz w:val="20"/>
       </w:rPr>
     </w:lvl>
-    <w:lvl w:ilvl="7" w:tplc="34090003" w:tentative="1">
-      <w:start w:val="1"/>
-      <w:numFmt w:val="bullet"/>
-      <w:lvlText w:val="o"/>
-      <w:lvlJc w:val="left"/>
-      <w:pPr>
-        <w:ind w:left="5760" w:hanging="360"/>
-      </w:pPr>
-      <w:rPr>
-        <w:rFonts w:ascii="Courier New" w:hAnsi="Courier New" w:cs="Courier New" w:hint="default"/>
-      </w:rPr>
-    </w:lvl>
-    <w:lvl w:ilvl="8" w:tplc="34090005" w:tentative="1">
-      <w:start w:val="1"/>
-      <w:numFmt w:val="bullet"/>
-      <w:lvlText w:val=""/>
-      <w:lvlJc w:val="left"/>
-      <w:pPr>
-        <w:ind w:left="6480" w:hanging="360"/>
-      </w:pPr>
-      <w:rPr>
-        <w:rFonts w:ascii="Wingdings" w:hAnsi="Wingdings" w:hint="default"/>
-      </w:rPr>
-    </w:lvl>
-  </w:abstractNum>
-  <w:abstractNum w:abstractNumId="12" w15:restartNumberingAfterBreak="0">
-    <w:nsid w:val="3DF514D0"/>
-    <w:multiLevelType w:val="hybridMultilevel"/>
-    <w:tmpl w:val="6878329E"/>
-    <w:lvl w:ilvl="0" w:tplc="34090001">
+    <w:lvl w:ilvl="6" w:tentative="1">
       <w:start w:val="1"/>
       <w:numFmt w:val="bullet"/>
       <w:lvlText w:val=""/>
       <w:lvlJc w:val="left"/>
       <w:pPr>
-        <w:ind w:left="720" w:hanging="360"/>
+        <w:tabs>
+          <w:tab w:val="num" w:pos="5040"/>
+        </w:tabs>
+        <w:ind w:left="5040" w:hanging="360"/>
       </w:pPr>
       <w:rPr>
         <w:rFonts w:ascii="Symbol" w:hAnsi="Symbol" w:hint="default"/>
+        <w:sz w:val="20"/>
       </w:rPr>
     </w:lvl>
-    <w:lvl w:ilvl="1" w:tplc="34090003" w:tentative="1">
-      <w:start w:val="1"/>
-      <w:numFmt w:val="bullet"/>
-      <w:lvlText w:val="o"/>
-      <w:lvlJc w:val="left"/>
-      <w:pPr>
-        <w:ind w:left="1440" w:hanging="360"/>
-      </w:pPr>
-      <w:rPr>
-        <w:rFonts w:ascii="Courier New" w:hAnsi="Courier New" w:cs="Courier New" w:hint="default"/>
-      </w:rPr>
-    </w:lvl>
-    <w:lvl w:ilvl="2" w:tplc="34090005" w:tentative="1">
-      <w:start w:val="1"/>
-      <w:numFmt w:val="bullet"/>
-      <w:lvlText w:val=""/>
-      <w:lvlJc w:val="left"/>
-      <w:pPr>
-        <w:ind w:left="2160" w:hanging="360"/>
-      </w:pPr>
-      <w:rPr>
-        <w:rFonts w:ascii="Wingdings" w:hAnsi="Wingdings" w:hint="default"/>
-      </w:rPr>
-    </w:lvl>
-    <w:lvl w:ilvl="3" w:tplc="34090001" w:tentative="1">
+    <w:lvl w:ilvl="7" w:tentative="1">
       <w:start w:val="1"/>
       <w:numFmt w:val="bullet"/>
       <w:lvlText w:val=""/>
       <w:lvlJc w:val="left"/>
       <w:pPr>
-        <w:ind w:left="2880" w:hanging="360"/>
+        <w:tabs>
+          <w:tab w:val="num" w:pos="5760"/>
+        </w:tabs>
+        <w:ind w:left="5760" w:hanging="360"/>
       </w:pPr>
       <w:rPr>
         <w:rFonts w:ascii="Symbol" w:hAnsi="Symbol" w:hint="default"/>
+        <w:sz w:val="20"/>
       </w:rPr>
     </w:lvl>
-    <w:lvl w:ilvl="4" w:tplc="34090003" w:tentative="1">
-      <w:start w:val="1"/>
-      <w:numFmt w:val="bullet"/>
-      <w:lvlText w:val="o"/>
-      <w:lvlJc w:val="left"/>
-      <w:pPr>
-        <w:ind w:left="3600" w:hanging="360"/>
-      </w:pPr>
-      <w:rPr>
-        <w:rFonts w:ascii="Courier New" w:hAnsi="Courier New" w:cs="Courier New" w:hint="default"/>
-      </w:rPr>
-    </w:lvl>
-    <w:lvl w:ilvl="5" w:tplc="34090005" w:tentative="1">
-      <w:start w:val="1"/>
-      <w:numFmt w:val="bullet"/>
-      <w:lvlText w:val=""/>
-      <w:lvlJc w:val="left"/>
-      <w:pPr>
-        <w:ind w:left="4320" w:hanging="360"/>
-      </w:pPr>
-      <w:rPr>
-        <w:rFonts w:ascii="Wingdings" w:hAnsi="Wingdings" w:hint="default"/>
-      </w:rPr>
-    </w:lvl>
-    <w:lvl w:ilvl="6" w:tplc="34090001" w:tentative="1">
+    <w:lvl w:ilvl="8" w:tentative="1">
       <w:start w:val="1"/>
       <w:numFmt w:val="bullet"/>
       <w:lvlText w:val=""/>
       <w:lvlJc w:val="left"/>
       <w:pPr>
-        <w:ind w:left="5040" w:hanging="360"/>
+        <w:tabs>
+          <w:tab w:val="num" w:pos="6480"/>
+        </w:tabs>
+        <w:ind w:left="6480" w:hanging="360"/>
       </w:pPr>
       <w:rPr>
         <w:rFonts w:ascii="Symbol" w:hAnsi="Symbol" w:hint="default"/>
-      </w:rPr>
-    </w:lvl>
-    <w:lvl w:ilvl="7" w:tplc="34090003" w:tentative="1">
-      <w:start w:val="1"/>
-      <w:numFmt w:val="bullet"/>
-      <w:lvlText w:val="o"/>
-      <w:lvlJc w:val="left"/>
-      <w:pPr>
-        <w:ind w:left="5760" w:hanging="360"/>
-      </w:pPr>
-      <w:rPr>
-        <w:rFonts w:ascii="Courier New" w:hAnsi="Courier New" w:cs="Courier New" w:hint="default"/>
-      </w:rPr>
-    </w:lvl>
-    <w:lvl w:ilvl="8" w:tplc="34090005" w:tentative="1">
-      <w:start w:val="1"/>
-      <w:numFmt w:val="bullet"/>
-      <w:lvlText w:val=""/>
-      <w:lvlJc w:val="left"/>
-      <w:pPr>
-        <w:ind w:left="6480" w:hanging="360"/>
-      </w:pPr>
-      <w:rPr>
-        <w:rFonts w:ascii="Wingdings" w:hAnsi="Wingdings" w:hint="default"/>
+        <w:sz w:val="20"/>
       </w:rPr>
     </w:lvl>
   </w:abstractNum>
-  <w:abstractNum w:abstractNumId="13" w15:restartNumberingAfterBreak="0">
-    <w:nsid w:val="48CA3277"/>
-    <w:multiLevelType w:val="hybridMultilevel"/>
-    <w:tmpl w:val="8D766346"/>
-    <w:lvl w:ilvl="0" w:tplc="34090001">
+  <w:abstractNum w:abstractNumId="16" w15:restartNumberingAfterBreak="0">
+    <w:nsid w:val="705F3B76"/>
+    <w:multiLevelType w:val="multilevel"/>
+    <w:tmpl w:val="96FCADA0"/>
+    <w:lvl w:ilvl="0">
       <w:start w:val="1"/>
       <w:numFmt w:val="bullet"/>
       <w:lvlText w:val=""/>
       <w:lvlJc w:val="left"/>
       <w:pPr>
+        <w:tabs>
+          <w:tab w:val="num" w:pos="720"/>
+        </w:tabs>
         <w:ind w:left="720" w:hanging="360"/>
       </w:pPr>
       <w:rPr>
         <w:rFonts w:ascii="Symbol" w:hAnsi="Symbol" w:hint="default"/>
+        <w:sz w:val="20"/>
       </w:rPr>
     </w:lvl>
-    <w:lvl w:ilvl="1" w:tplc="34090003" w:tentative="1">
-      <w:start w:val="1"/>
-      <w:numFmt w:val="bullet"/>
-      <w:lvlText w:val="o"/>
-      <w:lvlJc w:val="left"/>
-      <w:pPr>
-        <w:ind w:left="1440" w:hanging="360"/>
-      </w:pPr>
-      <w:rPr>
-        <w:rFonts w:ascii="Courier New" w:hAnsi="Courier New" w:cs="Courier New" w:hint="default"/>
-      </w:rPr>
-    </w:lvl>
-    <w:lvl w:ilvl="2" w:tplc="34090005" w:tentative="1">
-      <w:start w:val="1"/>
-      <w:numFmt w:val="bullet"/>
-      <w:lvlText w:val=""/>
-      <w:lvlJc w:val="left"/>
-      <w:pPr>
-        <w:ind w:left="2160" w:hanging="360"/>
-      </w:pPr>
-      <w:rPr>
-        <w:rFonts w:ascii="Wingdings" w:hAnsi="Wingdings" w:hint="default"/>
-      </w:rPr>
-    </w:lvl>
-    <w:lvl w:ilvl="3" w:tplc="34090001" w:tentative="1">
+    <w:lvl w:ilvl="1" w:tentative="1">
       <w:start w:val="1"/>
       <w:numFmt w:val="bullet"/>
       <w:lvlText w:val=""/>
       <w:lvlJc w:val="left"/>
       <w:pPr>
-        <w:ind w:left="2880" w:hanging="360"/>
+        <w:tabs>
+          <w:tab w:val="num" w:pos="1440"/>
+        </w:tabs>
+        <w:ind w:left="1440" w:hanging="360"/>
       </w:pPr>
       <w:rPr>
         <w:rFonts w:ascii="Symbol" w:hAnsi="Symbol" w:hint="default"/>
+        <w:sz w:val="20"/>
       </w:rPr>
     </w:lvl>
-    <w:lvl w:ilvl="4" w:tplc="34090003" w:tentative="1">
-      <w:start w:val="1"/>
-      <w:numFmt w:val="bullet"/>
-      <w:lvlText w:val="o"/>
-      <w:lvlJc w:val="left"/>
-      <w:pPr>
-        <w:ind w:left="3600" w:hanging="360"/>
-      </w:pPr>
-      <w:rPr>
-        <w:rFonts w:ascii="Courier New" w:hAnsi="Courier New" w:cs="Courier New" w:hint="default"/>
-      </w:rPr>
-    </w:lvl>
-    <w:lvl w:ilvl="5" w:tplc="34090005" w:tentative="1">
-      <w:start w:val="1"/>
-      <w:numFmt w:val="bullet"/>
-      <w:lvlText w:val=""/>
-      <w:lvlJc w:val="left"/>
-      <w:pPr>
-        <w:ind w:left="4320" w:hanging="360"/>
-      </w:pPr>
-      <w:rPr>
-        <w:rFonts w:ascii="Wingdings" w:hAnsi="Wingdings" w:hint="default"/>
-      </w:rPr>
-    </w:lvl>
-    <w:lvl w:ilvl="6" w:tplc="34090001" w:tentative="1">
+    <w:lvl w:ilvl="2" w:tentative="1">
       <w:start w:val="1"/>
       <w:numFmt w:val="bullet"/>
       <w:lvlText w:val=""/>
       <w:lvlJc w:val="left"/>
       <w:pPr>
-        <w:ind w:left="5040" w:hanging="360"/>
+        <w:tabs>
+          <w:tab w:val="num" w:pos="2160"/>
+        </w:tabs>
+        <w:ind w:left="2160" w:hanging="360"/>
       </w:pPr>
       <w:rPr>
         <w:rFonts w:ascii="Symbol" w:hAnsi="Symbol" w:hint="default"/>
+        <w:sz w:val="20"/>
       </w:rPr>
     </w:lvl>
-    <w:lvl w:ilvl="7" w:tplc="34090003" w:tentative="1">
-      <w:start w:val="1"/>
-      <w:numFmt w:val="bullet"/>
-      <w:lvlText w:val="o"/>
-      <w:lvlJc w:val="left"/>
-      <w:pPr>
-        <w:ind w:left="5760" w:hanging="360"/>
-      </w:pPr>
-      <w:rPr>
-        <w:rFonts w:ascii="Courier New" w:hAnsi="Courier New" w:cs="Courier New" w:hint="default"/>
-      </w:rPr>
-    </w:lvl>
-    <w:lvl w:ilvl="8" w:tplc="34090005" w:tentative="1">
-      <w:start w:val="1"/>
-      <w:numFmt w:val="bullet"/>
-      <w:lvlText w:val=""/>
-      <w:lvlJc w:val="left"/>
-      <w:pPr>
-        <w:ind w:left="6480" w:hanging="360"/>
-      </w:pPr>
-      <w:rPr>
-        <w:rFonts w:ascii="Wingdings" w:hAnsi="Wingdings" w:hint="default"/>
-      </w:rPr>
-    </w:lvl>
-  </w:abstractNum>
-  <w:abstractNum w:abstractNumId="14" w15:restartNumberingAfterBreak="0">
-    <w:nsid w:val="4A432664"/>
-    <w:multiLevelType w:val="hybridMultilevel"/>
-    <w:tmpl w:val="1A544DE2"/>
-    <w:lvl w:ilvl="0" w:tplc="34090001">
+    <w:lvl w:ilvl="3" w:tentative="1">
       <w:start w:val="1"/>
       <w:numFmt w:val="bullet"/>
       <w:lvlText w:val=""/>
       <w:lvlJc w:val="left"/>
       <w:pPr>
-        <w:ind w:left="644" w:hanging="360"/>
+        <w:tabs>
+          <w:tab w:val="num" w:pos="2880"/>
+        </w:tabs>
+        <w:ind w:left="2880" w:hanging="360"/>
       </w:pPr>
       <w:rPr>
         <w:rFonts w:ascii="Symbol" w:hAnsi="Symbol" w:hint="default"/>
+        <w:sz w:val="20"/>
       </w:rPr>
     </w:lvl>
-    <w:lvl w:ilvl="1" w:tplc="34090003" w:tentative="1">
-      <w:start w:val="1"/>
-      <w:numFmt w:val="bullet"/>
-      <w:lvlText w:val="o"/>
-      <w:lvlJc w:val="left"/>
-      <w:pPr>
-        <w:ind w:left="1364" w:hanging="360"/>
-      </w:pPr>
-      <w:rPr>
-        <w:rFonts w:ascii="Courier New" w:hAnsi="Courier New" w:cs="Courier New" w:hint="default"/>
-      </w:rPr>
-    </w:lvl>
-    <w:lvl w:ilvl="2" w:tplc="34090005" w:tentative="1">
-      <w:start w:val="1"/>
-      <w:numFmt w:val="bullet"/>
-      <w:lvlText w:val=""/>
-      <w:lvlJc w:val="left"/>
-      <w:pPr>
-        <w:ind w:left="2084" w:hanging="360"/>
-      </w:pPr>
-      <w:rPr>
-        <w:rFonts w:ascii="Wingdings" w:hAnsi="Wingdings" w:hint="default"/>
-      </w:rPr>
-    </w:lvl>
-    <w:lvl w:ilvl="3" w:tplc="34090001" w:tentative="1">
+    <w:lvl w:ilvl="4" w:tentative="1">
       <w:start w:val="1"/>
       <w:numFmt w:val="bullet"/>
       <w:lvlText w:val=""/>
       <w:lvlJc w:val="left"/>
       <w:pPr>
-        <w:ind w:left="2804" w:hanging="360"/>
+        <w:tabs>
+          <w:tab w:val="num" w:pos="3600"/>
+        </w:tabs>
+        <w:ind w:left="3600" w:hanging="360"/>
       </w:pPr>
       <w:rPr>
         <w:rFonts w:ascii="Symbol" w:hAnsi="Symbol" w:hint="default"/>
+        <w:sz w:val="20"/>
       </w:rPr>
     </w:lvl>
-    <w:lvl w:ilvl="4" w:tplc="34090003" w:tentative="1">
-      <w:start w:val="1"/>
-      <w:numFmt w:val="bullet"/>
-      <w:lvlText w:val="o"/>
-      <w:lvlJc w:val="left"/>
-      <w:pPr>
-        <w:ind w:left="3524" w:hanging="360"/>
-      </w:pPr>
-      <w:rPr>
-        <w:rFonts w:ascii="Courier New" w:hAnsi="Courier New" w:cs="Courier New" w:hint="default"/>
-      </w:rPr>
-    </w:lvl>
-    <w:lvl w:ilvl="5" w:tplc="34090005" w:tentative="1">
-      <w:start w:val="1"/>
-      <w:numFmt w:val="bullet"/>
-      <w:lvlText w:val=""/>
-      <w:lvlJc w:val="left"/>
-      <w:pPr>
-        <w:ind w:left="4244" w:hanging="360"/>
-      </w:pPr>
-      <w:rPr>
-        <w:rFonts w:ascii="Wingdings" w:hAnsi="Wingdings" w:hint="default"/>
-      </w:rPr>
-    </w:lvl>
-    <w:lvl w:ilvl="6" w:tplc="34090001" w:tentative="1">
+    <w:lvl w:ilvl="5" w:tentative="1">
       <w:start w:val="1"/>
       <w:numFmt w:val="bullet"/>
       <w:lvlText w:val=""/>
       <w:lvlJc w:val="left"/>
       <w:pPr>
-        <w:ind w:left="4964" w:hanging="360"/>
+        <w:tabs>
+          <w:tab w:val="num" w:pos="4320"/>
+        </w:tabs>
+        <w:ind w:left="4320" w:hanging="360"/>
       </w:pPr>
       <w:rPr>
         <w:rFonts w:ascii="Symbol" w:hAnsi="Symbol" w:hint="default"/>
+        <w:sz w:val="20"/>
       </w:rPr>
     </w:lvl>
-    <w:lvl w:ilvl="7" w:tplc="34090003" w:tentative="1">
-      <w:start w:val="1"/>
-      <w:numFmt w:val="bullet"/>
-      <w:lvlText w:val="o"/>
-      <w:lvlJc w:val="left"/>
-      <w:pPr>
-        <w:ind w:left="5684" w:hanging="360"/>
-      </w:pPr>
-      <w:rPr>
-        <w:rFonts w:ascii="Courier New" w:hAnsi="Courier New" w:cs="Courier New" w:hint="default"/>
-      </w:rPr>
-    </w:lvl>
-    <w:lvl w:ilvl="8" w:tplc="34090005" w:tentative="1">
-      <w:start w:val="1"/>
-      <w:numFmt w:val="bullet"/>
-      <w:lvlText w:val=""/>
-      <w:lvlJc w:val="left"/>
-      <w:pPr>
-        <w:ind w:left="6404" w:hanging="360"/>
-      </w:pPr>
-      <w:rPr>
-        <w:rFonts w:ascii="Wingdings" w:hAnsi="Wingdings" w:hint="default"/>
-      </w:rPr>
-    </w:lvl>
-  </w:abstractNum>
-  <w:abstractNum w:abstractNumId="15" w15:restartNumberingAfterBreak="0">
-    <w:nsid w:val="6F7E7FA5"/>
-    <w:multiLevelType w:val="hybridMultilevel"/>
-    <w:tmpl w:val="56DC9EFA"/>
-    <w:lvl w:ilvl="0" w:tplc="34090001">
+    <w:lvl w:ilvl="6" w:tentative="1">
       <w:start w:val="1"/>
       <w:numFmt w:val="bullet"/>
       <w:lvlText w:val=""/>
       <w:lvlJc w:val="left"/>
       <w:pPr>
-        <w:ind w:left="720" w:hanging="360"/>
+        <w:tabs>
+          <w:tab w:val="num" w:pos="5040"/>
+        </w:tabs>
+        <w:ind w:left="5040" w:hanging="360"/>
       </w:pPr>
       <w:rPr>
         <w:rFonts w:ascii="Symbol" w:hAnsi="Symbol" w:hint="default"/>
+        <w:sz w:val="20"/>
       </w:rPr>
     </w:lvl>
-    <w:lvl w:ilvl="1" w:tplc="34090003" w:tentative="1">
-      <w:start w:val="1"/>
-      <w:numFmt w:val="bullet"/>
-      <w:lvlText w:val="o"/>
-      <w:lvlJc w:val="left"/>
-      <w:pPr>
-        <w:ind w:left="1440" w:hanging="360"/>
-      </w:pPr>
-      <w:rPr>
-        <w:rFonts w:ascii="Courier New" w:hAnsi="Courier New" w:cs="Courier New" w:hint="default"/>
-      </w:rPr>
-    </w:lvl>
-    <w:lvl w:ilvl="2" w:tplc="34090005" w:tentative="1">
-      <w:start w:val="1"/>
-      <w:numFmt w:val="bullet"/>
-      <w:lvlText w:val=""/>
-      <w:lvlJc w:val="left"/>
-      <w:pPr>
-        <w:ind w:left="2160" w:hanging="360"/>
-      </w:pPr>
-      <w:rPr>
-        <w:rFonts w:ascii="Wingdings" w:hAnsi="Wingdings" w:hint="default"/>
-      </w:rPr>
-    </w:lvl>
-    <w:lvl w:ilvl="3" w:tplc="34090001" w:tentative="1">
+    <w:lvl w:ilvl="7" w:tentative="1">
       <w:start w:val="1"/>
       <w:numFmt w:val="bullet"/>
       <w:lvlText w:val=""/>
       <w:lvlJc w:val="left"/>
       <w:pPr>
-        <w:ind w:left="2880" w:hanging="360"/>
+        <w:tabs>
+          <w:tab w:val="num" w:pos="5760"/>
+        </w:tabs>
+        <w:ind w:left="5760" w:hanging="360"/>
       </w:pPr>
       <w:rPr>
         <w:rFonts w:ascii="Symbol" w:hAnsi="Symbol" w:hint="default"/>
+        <w:sz w:val="20"/>
       </w:rPr>
     </w:lvl>
-    <w:lvl w:ilvl="4" w:tplc="34090003" w:tentative="1">
-      <w:start w:val="1"/>
-      <w:numFmt w:val="bullet"/>
-      <w:lvlText w:val="o"/>
-      <w:lvlJc w:val="left"/>
-      <w:pPr>
-        <w:ind w:left="3600" w:hanging="360"/>
-      </w:pPr>
-      <w:rPr>
-        <w:rFonts w:ascii="Courier New" w:hAnsi="Courier New" w:cs="Courier New" w:hint="default"/>
-      </w:rPr>
-    </w:lvl>
-    <w:lvl w:ilvl="5" w:tplc="34090005" w:tentative="1">
-      <w:start w:val="1"/>
-      <w:numFmt w:val="bullet"/>
-      <w:lvlText w:val=""/>
-      <w:lvlJc w:val="left"/>
-      <w:pPr>
-        <w:ind w:left="4320" w:hanging="360"/>
-      </w:pPr>
-      <w:rPr>
-        <w:rFonts w:ascii="Wingdings" w:hAnsi="Wingdings" w:hint="default"/>
-      </w:rPr>
-    </w:lvl>
-    <w:lvl w:ilvl="6" w:tplc="34090001" w:tentative="1">
+    <w:lvl w:ilvl="8" w:tentative="1">
       <w:start w:val="1"/>
       <w:numFmt w:val="bullet"/>
       <w:lvlText w:val=""/>
       <w:lvlJc w:val="left"/>
       <w:pPr>
-        <w:ind w:left="5040" w:hanging="360"/>
+        <w:tabs>
+          <w:tab w:val="num" w:pos="6480"/>
+        </w:tabs>
+        <w:ind w:left="6480" w:hanging="360"/>
       </w:pPr>
       <w:rPr>
         <w:rFonts w:ascii="Symbol" w:hAnsi="Symbol" w:hint="default"/>
+        <w:sz w:val="20"/>
       </w:rPr>
     </w:lvl>
-    <w:lvl w:ilvl="7" w:tplc="34090003" w:tentative="1">
+  </w:abstractNum>
+  <w:abstractNum w:abstractNumId="17" w15:restartNumberingAfterBreak="0">
+    <w:nsid w:val="73333DFA"/>
+    <w:multiLevelType w:val="multilevel"/>
+    <w:tmpl w:val="C2D64356"/>
+    <w:lvl w:ilvl="0">
       <w:start w:val="1"/>
       <w:numFmt w:val="bullet"/>
-      <w:lvlText w:val="o"/>
+      <w:lvlText w:val=""/>
       <w:lvlJc w:val="left"/>
       <w:pPr>
-        <w:ind w:left="5760" w:hanging="360"/>
-      </w:pPr>
-      <w:rPr>
-        <w:rFonts w:ascii="Courier New" w:hAnsi="Courier New" w:cs="Courier New" w:hint="default"/>
+        <w:tabs>
+          <w:tab w:val="num" w:pos="720"/>
+        </w:tabs>
+        <w:ind w:left="720" w:hanging="360"/>
+      </w:pPr>
+      <w:rPr>
+        <w:rFonts w:ascii="Symbol" w:hAnsi="Symbol" w:hint="default"/>
+        <w:sz w:val="20"/>
       </w:rPr>
     </w:lvl>
-    <w:lvl w:ilvl="8" w:tplc="34090005" w:tentative="1">
+    <w:lvl w:ilvl="1" w:tentative="1">
       <w:start w:val="1"/>
       <w:numFmt w:val="bullet"/>
-      <w:lvlText w:val=""/>
+      <w:lvlText w:val=""/>
       <w:lvlJc w:val="left"/>
       <w:pPr>
+        <w:tabs>
+          <w:tab w:val="num" w:pos="1440"/>
+        </w:tabs>
+        <w:ind w:left="1440" w:hanging="360"/>
+      </w:pPr>
+      <w:rPr>
+        <w:rFonts w:ascii="Symbol" w:hAnsi="Symbol" w:hint="default"/>
+        <w:sz w:val="20"/>
+      </w:rPr>
+    </w:lvl>
+    <w:lvl w:ilvl="2" w:tentative="1">
+      <w:start w:val="1"/>
+      <w:numFmt w:val="bullet"/>
+      <w:lvlText w:val=""/>
+      <w:lvlJc w:val="left"/>
+      <w:pPr>
+        <w:tabs>
+          <w:tab w:val="num" w:pos="2160"/>
+        </w:tabs>
+        <w:ind w:left="2160" w:hanging="360"/>
+      </w:pPr>
+      <w:rPr>
+        <w:rFonts w:ascii="Symbol" w:hAnsi="Symbol" w:hint="default"/>
+        <w:sz w:val="20"/>
+      </w:rPr>
+    </w:lvl>
+    <w:lvl w:ilvl="3" w:tentative="1">
+      <w:start w:val="1"/>
+      <w:numFmt w:val="bullet"/>
+      <w:lvlText w:val=""/>
+      <w:lvlJc w:val="left"/>
+      <w:pPr>
+        <w:tabs>
+          <w:tab w:val="num" w:pos="2880"/>
+        </w:tabs>
+        <w:ind w:left="2880" w:hanging="360"/>
+      </w:pPr>
+      <w:rPr>
+        <w:rFonts w:ascii="Symbol" w:hAnsi="Symbol" w:hint="default"/>
+        <w:sz w:val="20"/>
+      </w:rPr>
+    </w:lvl>
+    <w:lvl w:ilvl="4" w:tentative="1">
+      <w:start w:val="1"/>
+      <w:numFmt w:val="bullet"/>
+      <w:lvlText w:val=""/>
+      <w:lvlJc w:val="left"/>
+      <w:pPr>
+        <w:tabs>
+          <w:tab w:val="num" w:pos="3600"/>
+        </w:tabs>
+        <w:ind w:left="3600" w:hanging="360"/>
+      </w:pPr>
+      <w:rPr>
+        <w:rFonts w:ascii="Symbol" w:hAnsi="Symbol" w:hint="default"/>
+        <w:sz w:val="20"/>
+      </w:rPr>
+    </w:lvl>
+    <w:lvl w:ilvl="5" w:tentative="1">
+      <w:start w:val="1"/>
+      <w:numFmt w:val="bullet"/>
+      <w:lvlText w:val=""/>
+      <w:lvlJc w:val="left"/>
+      <w:pPr>
+        <w:tabs>
+          <w:tab w:val="num" w:pos="4320"/>
+        </w:tabs>
+        <w:ind w:left="4320" w:hanging="360"/>
+      </w:pPr>
+      <w:rPr>
+        <w:rFonts w:ascii="Symbol" w:hAnsi="Symbol" w:hint="default"/>
+        <w:sz w:val="20"/>
+      </w:rPr>
+    </w:lvl>
+    <w:lvl w:ilvl="6" w:tentative="1">
+      <w:start w:val="1"/>
+      <w:numFmt w:val="bullet"/>
+      <w:lvlText w:val=""/>
+      <w:lvlJc w:val="left"/>
+      <w:pPr>
+        <w:tabs>
+          <w:tab w:val="num" w:pos="5040"/>
+        </w:tabs>
+        <w:ind w:left="5040" w:hanging="360"/>
+      </w:pPr>
+      <w:rPr>
+        <w:rFonts w:ascii="Symbol" w:hAnsi="Symbol" w:hint="default"/>
+        <w:sz w:val="20"/>
+      </w:rPr>
+    </w:lvl>
+    <w:lvl w:ilvl="7" w:tentative="1">
+      <w:start w:val="1"/>
+      <w:numFmt w:val="bullet"/>
+      <w:lvlText w:val=""/>
+      <w:lvlJc w:val="left"/>
+      <w:pPr>
+        <w:tabs>
+          <w:tab w:val="num" w:pos="5760"/>
+        </w:tabs>
+        <w:ind w:left="5760" w:hanging="360"/>
+      </w:pPr>
+      <w:rPr>
+        <w:rFonts w:ascii="Symbol" w:hAnsi="Symbol" w:hint="default"/>
+        <w:sz w:val="20"/>
+      </w:rPr>
+    </w:lvl>
+    <w:lvl w:ilvl="8" w:tentative="1">
+      <w:start w:val="1"/>
+      <w:numFmt w:val="bullet"/>
+      <w:lvlText w:val=""/>
+      <w:lvlJc w:val="left"/>
+      <w:pPr>
+        <w:tabs>
+          <w:tab w:val="num" w:pos="6480"/>
+        </w:tabs>
         <w:ind w:left="6480" w:hanging="360"/>
       </w:pPr>
       <w:rPr>
-        <w:rFonts w:ascii="Wingdings" w:hAnsi="Wingdings" w:hint="default"/>
+        <w:rFonts w:ascii="Symbol" w:hAnsi="Symbol" w:hint="default"/>
+        <w:sz w:val="20"/>
       </w:rPr>
     </w:lvl>
   </w:abstractNum>
@@ -1545,26 +2296,32 @@
   <w:num w:numId="9" w16cid:durableId="378285252">
     <w:abstractNumId w:val="0"/>
   </w:num>
-  <w:num w:numId="10" w16cid:durableId="1664041441">
+  <w:num w:numId="10" w16cid:durableId="1548640608">
+    <w:abstractNumId w:val="13"/>
+  </w:num>
+  <w:num w:numId="11" w16cid:durableId="1241477590">
     <w:abstractNumId w:val="9"/>
   </w:num>
-  <w:num w:numId="11" w16cid:durableId="959187666">
+  <w:num w:numId="12" w16cid:durableId="317927125">
     <w:abstractNumId w:val="14"/>
   </w:num>
-  <w:num w:numId="12" w16cid:durableId="236214300">
+  <w:num w:numId="13" w16cid:durableId="908078899">
+    <w:abstractNumId w:val="16"/>
+  </w:num>
+  <w:num w:numId="14" w16cid:durableId="2073501051">
     <w:abstractNumId w:val="15"/>
   </w:num>
-  <w:num w:numId="13" w16cid:durableId="253169052">
-    <w:abstractNumId w:val="13"/>
-  </w:num>
-  <w:num w:numId="14" w16cid:durableId="1971551277">
+  <w:num w:numId="15" w16cid:durableId="1851288666">
     <w:abstractNumId w:val="11"/>
   </w:num>
-  <w:num w:numId="15" w16cid:durableId="1949893062">
+  <w:num w:numId="16" w16cid:durableId="1947733590">
+    <w:abstractNumId w:val="10"/>
+  </w:num>
+  <w:num w:numId="17" w16cid:durableId="445855830">
     <w:abstractNumId w:val="12"/>
   </w:num>
-  <w:num w:numId="16" w16cid:durableId="870726987">
-    <w:abstractNumId w:val="10"/>
+  <w:num w:numId="18" w16cid:durableId="1314406991">
+    <w:abstractNumId w:val="17"/>
   </w:num>
 </w:numbering>
 </file>
@@ -2172,6 +2929,7 @@
   <w:style w:type="character" w:default="1" w:styleId="DefaultParagraphFont">
     <w:name w:val="Default Paragraph Font"/>
     <w:uiPriority w:val="1"/>
+    <w:semiHidden/>
     <w:unhideWhenUsed/>
   </w:style>
   <w:style w:type="table" w:default="1" w:styleId="TableNormal">

--- a/my-react-app/public/ClarenceCV.docx
+++ b/my-react-app/public/ClarenceCV.docx
@@ -24,21 +24,7 @@
         <w:rPr>
           <w:sz w:val="20"/>
         </w:rPr>
-        <w:t xml:space="preserve">📍 1409 Canuto Villanueva St., </w:t>
-      </w:r>
-      <w:proofErr w:type="spellStart"/>
-      <w:r>
-        <w:rPr>
-          <w:sz w:val="20"/>
-        </w:rPr>
-        <w:t>Caingin</w:t>
-      </w:r>
-      <w:proofErr w:type="spellEnd"/>
-      <w:r>
-        <w:rPr>
-          <w:sz w:val="20"/>
-        </w:rPr>
-        <w:t>, Bocaue, Bulacan | 📞 (+63) 961 261 4463 | 📧 legaspi.johnclarence@dyci.edu.ph</w:t>
+        <w:t>📍 1409 Canuto Villanueva St., Caingin, Bocaue, Bulacan | 📞 (+63) 961 261 4463 | 📧 legaspi.johnclarence@dyci.edu.ph</w:t>
       </w:r>
     </w:p>
     <w:p>
@@ -51,13 +37,15 @@
     </w:p>
     <w:p>
       <w:pPr>
-        <w:spacing w:after="0"/>
+        <w:rPr>
+          <w:lang w:val="en-PH"/>
+        </w:rPr>
       </w:pPr>
       <w:r>
-        <w:t>An Information Technology graduate with hands-on experience in web development, game development, and UI/UX design. Skilled in frontend and backend technologies, with leadership experience in team-based projects. Holds certifications in Cybersecurity, Agile Project Management, and Network Fundamentals. Passionate about building scalable, user-friendly solutions</w:t>
-      </w:r>
-      <w:r>
-        <w:t>.</w:t>
+        <w:rPr>
+          <w:lang w:val="en-PH"/>
+        </w:rPr>
+        <w:t>An Information Technology graduate with hands-on experience in web development, game development, and UI/UX design. Skilled in frontend and backend technologies, with leadership experience in team-based projects. Holds certifications in Cybersecurity, Predictive Project Management, and Networking Basics. Passionate about building scalable, user-friendly solutions.</w:t>
       </w:r>
     </w:p>
     <w:p>
@@ -196,7 +184,7 @@
         <w:rPr>
           <w:lang w:val="en-PH"/>
         </w:rPr>
-        <w:t>Agile collaboration, Problem-solving</w:t>
+        <w:t>Agile collaboration</w:t>
       </w:r>
     </w:p>
     <w:p>
@@ -526,23 +514,13 @@
           <w:lang w:val="en-PH"/>
         </w:rPr>
       </w:pPr>
-      <w:proofErr w:type="spellStart"/>
       <w:r>
         <w:rPr>
           <w:b/>
           <w:bCs/>
           <w:lang w:val="en-PH"/>
         </w:rPr>
-        <w:t>DaMath</w:t>
-      </w:r>
-      <w:proofErr w:type="spellEnd"/>
-      <w:r>
-        <w:rPr>
-          <w:b/>
-          <w:bCs/>
-          <w:lang w:val="en-PH"/>
-        </w:rPr>
-        <w:t xml:space="preserve"> Educational Game — </w:t>
+        <w:t>DaMath Educational Game — </w:t>
       </w:r>
       <w:r>
         <w:rPr>
@@ -616,21 +594,7 @@
         <w:rPr>
           <w:lang w:val="en-PH"/>
         </w:rPr>
-        <w:t xml:space="preserve">Developed an augmented reality mobile application using </w:t>
-      </w:r>
-      <w:proofErr w:type="spellStart"/>
-      <w:r>
-        <w:rPr>
-          <w:lang w:val="en-PH"/>
-        </w:rPr>
-        <w:t>ARCore</w:t>
-      </w:r>
-      <w:proofErr w:type="spellEnd"/>
-      <w:r>
-        <w:rPr>
-          <w:lang w:val="en-PH"/>
-        </w:rPr>
-        <w:t xml:space="preserve"> and C#</w:t>
+        <w:t>Developed an augmented reality mobile application using ARCore and C#</w:t>
       </w:r>
     </w:p>
     <w:p>
@@ -666,21 +630,7 @@
         <w:rPr>
           <w:lang w:val="en-PH"/>
         </w:rPr>
-        <w:t xml:space="preserve">Integrated </w:t>
-      </w:r>
-      <w:proofErr w:type="spellStart"/>
-      <w:r>
-        <w:rPr>
-          <w:lang w:val="en-PH"/>
-        </w:rPr>
-        <w:t>ARCore</w:t>
-      </w:r>
-      <w:proofErr w:type="spellEnd"/>
-      <w:r>
-        <w:rPr>
-          <w:lang w:val="en-PH"/>
-        </w:rPr>
-        <w:t xml:space="preserve"> functionalities to deliver a fully functional and engaging AR learning experience.</w:t>
+        <w:t>Integrated ARCore functionalities to deliver a fully functional and engaging AR learning experience.</w:t>
       </w:r>
     </w:p>
     <w:p>
@@ -697,7 +647,22 @@
         <w:spacing w:after="0"/>
       </w:pPr>
       <w:r>
-        <w:t>Cybersecurity</w:t>
+        <w:t xml:space="preserve">Introduction to Cybersecurity </w:t>
+      </w:r>
+      <w:r>
+        <w:rPr>
+          <w:b/>
+          <w:bCs/>
+          <w:lang w:val="en-PH"/>
+        </w:rPr>
+        <w:t>— </w:t>
+      </w:r>
+      <w:r>
+        <w:rPr>
+          <w:b/>
+          <w:bCs/>
+        </w:rPr>
+        <w:t>Cisco · Issued Dec 2023</w:t>
       </w:r>
     </w:p>
     <w:p>
@@ -706,7 +671,51 @@
         <w:spacing w:after="0"/>
       </w:pPr>
       <w:r>
-        <w:t>Agile Project Management</w:t>
+        <w:t xml:space="preserve">Networking Basics </w:t>
+      </w:r>
+      <w:r>
+        <w:rPr>
+          <w:b/>
+          <w:bCs/>
+          <w:lang w:val="en-PH"/>
+        </w:rPr>
+        <w:t>—</w:t>
+      </w:r>
+      <w:r>
+        <w:rPr>
+          <w:b/>
+          <w:bCs/>
+          <w:lang w:val="en-PH"/>
+        </w:rPr>
+        <w:t xml:space="preserve"> </w:t>
+      </w:r>
+      <w:r>
+        <w:rPr>
+          <w:b/>
+          <w:bCs/>
+        </w:rPr>
+        <w:t xml:space="preserve">Cisco · Issued </w:t>
+      </w:r>
+      <w:r>
+        <w:rPr>
+          <w:b/>
+          <w:bCs/>
+        </w:rPr>
+        <w:t>May</w:t>
+      </w:r>
+      <w:r>
+        <w:rPr>
+          <w:b/>
+          <w:bCs/>
+        </w:rPr>
+        <w:t xml:space="preserve"> 202</w:t>
+      </w:r>
+      <w:r>
+        <w:rPr>
+          <w:b/>
+          <w:bCs/>
+        </w:rPr>
+        <w:t>4</w:t>
       </w:r>
     </w:p>
     <w:p>
@@ -715,7 +724,115 @@
         <w:spacing w:after="0"/>
       </w:pPr>
       <w:r>
-        <w:t>Network Fundamentals</w:t>
+        <w:t xml:space="preserve">Fundamentals of Predictive Project Management </w:t>
+      </w:r>
+      <w:r>
+        <w:rPr>
+          <w:b/>
+          <w:bCs/>
+          <w:lang w:val="en-PH"/>
+        </w:rPr>
+        <w:t>— </w:t>
+      </w:r>
+      <w:r>
+        <w:rPr>
+          <w:b/>
+          <w:bCs/>
+          <w:lang w:val="en-PH"/>
+        </w:rPr>
+        <w:t>Project Management Institute</w:t>
+      </w:r>
+      <w:r>
+        <w:rPr>
+          <w:b/>
+          <w:bCs/>
+          <w:lang w:val="en-PH"/>
+        </w:rPr>
+        <w:t xml:space="preserve"> </w:t>
+      </w:r>
+      <w:r>
+        <w:rPr>
+          <w:b/>
+          <w:bCs/>
+        </w:rPr>
+        <w:t xml:space="preserve">· Issued </w:t>
+      </w:r>
+      <w:r>
+        <w:rPr>
+          <w:b/>
+          <w:bCs/>
+        </w:rPr>
+        <w:t>Sep</w:t>
+      </w:r>
+      <w:r>
+        <w:rPr>
+          <w:b/>
+          <w:bCs/>
+        </w:rPr>
+        <w:t xml:space="preserve"> 202</w:t>
+      </w:r>
+      <w:r>
+        <w:rPr>
+          <w:b/>
+          <w:bCs/>
+        </w:rPr>
+        <w:t>3</w:t>
+      </w:r>
+    </w:p>
+    <w:p>
+      <w:pPr>
+        <w:pStyle w:val="ListBullet"/>
+        <w:spacing w:after="0"/>
+      </w:pPr>
+      <w:r>
+        <w:rPr>
+          <w:lang w:val="en-PH"/>
+        </w:rPr>
+        <w:t xml:space="preserve">Microsoft Office Excel Associate </w:t>
+      </w:r>
+      <w:r>
+        <w:rPr>
+          <w:b/>
+          <w:bCs/>
+          <w:lang w:val="en-PH"/>
+        </w:rPr>
+        <w:t>— </w:t>
+      </w:r>
+      <w:r>
+        <w:rPr>
+          <w:b/>
+          <w:bCs/>
+          <w:lang w:val="en-PH"/>
+        </w:rPr>
+        <w:t xml:space="preserve">Certiport </w:t>
+      </w:r>
+      <w:r>
+        <w:rPr>
+          <w:b/>
+          <w:bCs/>
+        </w:rPr>
+        <w:t xml:space="preserve">· Issued </w:t>
+      </w:r>
+      <w:r>
+        <w:rPr>
+          <w:b/>
+          <w:bCs/>
+        </w:rPr>
+        <w:t>June</w:t>
+      </w:r>
+      <w:r>
+        <w:rPr>
+          <w:b/>
+          <w:bCs/>
+        </w:rPr>
+        <w:t xml:space="preserve"> 202</w:t>
+      </w:r>
+      <w:r>
+        <w:rPr>
+          <w:b/>
+          <w:bCs/>
+        </w:rPr>
+        <w:t>3</w:t>
       </w:r>
     </w:p>
     <w:p>
@@ -910,7 +1027,7 @@
   <w:abstractNum w:abstractNumId="8" w15:restartNumberingAfterBreak="0">
     <w:nsid w:val="FFFFFF89"/>
     <w:multiLevelType w:val="singleLevel"/>
-    <w:tmpl w:val="29761A62"/>
+    <w:tmpl w:val="53A44370"/>
     <w:lvl w:ilvl="0">
       <w:start w:val="1"/>
       <w:numFmt w:val="bullet"/>

--- a/my-react-app/public/ClarenceCV.docx
+++ b/my-react-app/public/ClarenceCV.docx
@@ -24,7 +24,25 @@
         <w:rPr>
           <w:sz w:val="20"/>
         </w:rPr>
-        <w:t>📍 1409 Canuto Villanueva St., Caingin, Bocaue, Bulacan | 📞 (+63) 961 261 4463 | 📧 legaspi.johnclarence@dyci.edu.ph</w:t>
+        <w:t xml:space="preserve">📍 1409 Canuto Villanueva St., Caingin, Bocaue, Bulacan | 📞 (+63) 961 261 4463 | 📧 </w:t>
+      </w:r>
+      <w:r>
+        <w:rPr>
+          <w:sz w:val="20"/>
+        </w:rPr>
+        <w:t>clarence.legaspi.dev</w:t>
+      </w:r>
+      <w:r>
+        <w:rPr>
+          <w:sz w:val="20"/>
+        </w:rPr>
+        <w:t>@</w:t>
+      </w:r>
+      <w:r>
+        <w:rPr>
+          <w:sz w:val="20"/>
+        </w:rPr>
+        <w:t>gmail.com</w:t>
       </w:r>
     </w:p>
     <w:p>
@@ -639,30 +657,6 @@
       </w:pPr>
       <w:r>
         <w:t>Certifications</w:t>
-      </w:r>
-    </w:p>
-    <w:p>
-      <w:pPr>
-        <w:pStyle w:val="ListBullet"/>
-        <w:spacing w:after="0"/>
-      </w:pPr>
-      <w:r>
-        <w:t xml:space="preserve">Introduction to Cybersecurity </w:t>
-      </w:r>
-      <w:r>
-        <w:rPr>
-          <w:b/>
-          <w:bCs/>
-          <w:lang w:val="en-PH"/>
-        </w:rPr>
-        <w:t>— </w:t>
-      </w:r>
-      <w:r>
-        <w:rPr>
-          <w:b/>
-          <w:bCs/>
-        </w:rPr>
-        <w:t>Cisco · Issued Dec 2023</w:t>
       </w:r>
     </w:p>
     <w:p>
@@ -716,6 +710,30 @@
           <w:bCs/>
         </w:rPr>
         <w:t>4</w:t>
+      </w:r>
+    </w:p>
+    <w:p>
+      <w:pPr>
+        <w:pStyle w:val="ListBullet"/>
+        <w:spacing w:after="0"/>
+      </w:pPr>
+      <w:r>
+        <w:t xml:space="preserve">Introduction to Cybersecurity </w:t>
+      </w:r>
+      <w:r>
+        <w:rPr>
+          <w:b/>
+          <w:bCs/>
+          <w:lang w:val="en-PH"/>
+        </w:rPr>
+        <w:t>— </w:t>
+      </w:r>
+      <w:r>
+        <w:rPr>
+          <w:b/>
+          <w:bCs/>
+        </w:rPr>
+        <w:t>Cisco · Issued Dec 2023</w:t>
       </w:r>
     </w:p>
     <w:p>

--- a/my-react-app/public/ClarenceCV.docx
+++ b/my-react-app/public/ClarenceCV.docx
@@ -4,43 +4,95 @@
   <w:body>
     <w:p>
       <w:pPr>
-        <w:spacing w:after="0"/>
+        <w:spacing w:after="0" w:line="240" w:lineRule="auto"/>
         <w:jc w:val="center"/>
+        <w:rPr>
+          <w:rFonts w:asciiTheme="majorHAnsi" w:hAnsiTheme="majorHAnsi" w:cstheme="majorHAnsi"/>
+          <w:sz w:val="36"/>
+          <w:szCs w:val="36"/>
+        </w:rPr>
       </w:pPr>
       <w:r>
         <w:rPr>
+          <w:rFonts w:asciiTheme="majorHAnsi" w:hAnsiTheme="majorHAnsi" w:cstheme="majorHAnsi"/>
           <w:b/>
-          <w:sz w:val="32"/>
+          <w:sz w:val="36"/>
+          <w:szCs w:val="36"/>
         </w:rPr>
         <w:t>John Clarence A. Legaspi</w:t>
       </w:r>
     </w:p>
     <w:p>
       <w:pPr>
-        <w:spacing w:after="0"/>
+        <w:spacing w:after="0" w:line="240" w:lineRule="auto"/>
         <w:jc w:val="center"/>
+        <w:rPr>
+          <w:rFonts w:asciiTheme="majorHAnsi" w:hAnsiTheme="majorHAnsi" w:cstheme="majorHAnsi"/>
+        </w:rPr>
       </w:pPr>
       <w:r>
         <w:rPr>
-          <w:sz w:val="20"/>
+          <w:rFonts w:ascii="Segoe UI Emoji" w:hAnsi="Segoe UI Emoji" w:cs="Segoe UI Emoji"/>
         </w:rPr>
-        <w:t xml:space="preserve">📍 1409 Canuto Villanueva St., Caingin, Bocaue, Bulacan | 📞 (+63) 961 261 4463 | 📧 </w:t>
+        <w:t>📍</w:t>
       </w:r>
       <w:r>
         <w:rPr>
-          <w:sz w:val="20"/>
+          <w:rFonts w:asciiTheme="majorHAnsi" w:hAnsiTheme="majorHAnsi" w:cstheme="majorHAnsi"/>
+        </w:rPr>
+        <w:t xml:space="preserve"> Bocaue, Bulacan</w:t>
+      </w:r>
+      <w:r>
+        <w:rPr>
+          <w:rFonts w:asciiTheme="majorHAnsi" w:hAnsiTheme="majorHAnsi" w:cstheme="majorHAnsi"/>
+        </w:rPr>
+        <w:t>, Philippines</w:t>
+      </w:r>
+      <w:r>
+        <w:rPr>
+          <w:rFonts w:asciiTheme="majorHAnsi" w:hAnsiTheme="majorHAnsi" w:cstheme="majorHAnsi"/>
+        </w:rPr>
+        <w:t xml:space="preserve"> | </w:t>
+      </w:r>
+      <w:r>
+        <w:rPr>
+          <w:rFonts w:ascii="Segoe UI Emoji" w:hAnsi="Segoe UI Emoji" w:cs="Segoe UI Emoji"/>
+        </w:rPr>
+        <w:t>📞</w:t>
+      </w:r>
+      <w:r>
+        <w:rPr>
+          <w:rFonts w:asciiTheme="majorHAnsi" w:hAnsiTheme="majorHAnsi" w:cstheme="majorHAnsi"/>
+        </w:rPr>
+        <w:t xml:space="preserve"> (+63) 961 261 4463 | </w:t>
+      </w:r>
+      <w:r>
+        <w:rPr>
+          <w:rFonts w:ascii="Segoe UI Emoji" w:hAnsi="Segoe UI Emoji" w:cs="Segoe UI Emoji"/>
+        </w:rPr>
+        <w:t>📧</w:t>
+      </w:r>
+      <w:r>
+        <w:rPr>
+          <w:rFonts w:asciiTheme="majorHAnsi" w:hAnsiTheme="majorHAnsi" w:cstheme="majorHAnsi"/>
+        </w:rPr>
+        <w:t xml:space="preserve"> </w:t>
+      </w:r>
+      <w:r>
+        <w:rPr>
+          <w:rFonts w:asciiTheme="majorHAnsi" w:hAnsiTheme="majorHAnsi" w:cstheme="majorHAnsi"/>
         </w:rPr>
         <w:t>clarence.legaspi.dev</w:t>
       </w:r>
       <w:r>
         <w:rPr>
-          <w:sz w:val="20"/>
+          <w:rFonts w:asciiTheme="majorHAnsi" w:hAnsiTheme="majorHAnsi" w:cstheme="majorHAnsi"/>
         </w:rPr>
         <w:t>@</w:t>
       </w:r>
       <w:r>
         <w:rPr>
-          <w:sz w:val="20"/>
+          <w:rFonts w:asciiTheme="majorHAnsi" w:hAnsiTheme="majorHAnsi" w:cstheme="majorHAnsi"/>
         </w:rPr>
         <w:t>gmail.com</w:t>
       </w:r>
@@ -48,29 +100,54 @@
     <w:p>
       <w:pPr>
         <w:pStyle w:val="Heading2"/>
+        <w:spacing w:line="240" w:lineRule="auto"/>
+        <w:rPr>
+          <w:rFonts w:cstheme="majorHAnsi"/>
+          <w:sz w:val="22"/>
+          <w:szCs w:val="22"/>
+        </w:rPr>
       </w:pPr>
       <w:r>
+        <w:rPr>
+          <w:rFonts w:cstheme="majorHAnsi"/>
+          <w:sz w:val="22"/>
+          <w:szCs w:val="22"/>
+        </w:rPr>
         <w:t>Professional Summary</w:t>
       </w:r>
     </w:p>
     <w:p>
       <w:pPr>
+        <w:spacing w:line="240" w:lineRule="auto"/>
         <w:rPr>
+          <w:rFonts w:asciiTheme="majorHAnsi" w:hAnsiTheme="majorHAnsi" w:cstheme="majorHAnsi"/>
           <w:lang w:val="en-PH"/>
         </w:rPr>
       </w:pPr>
       <w:r>
         <w:rPr>
+          <w:rFonts w:asciiTheme="majorHAnsi" w:hAnsiTheme="majorHAnsi" w:cstheme="majorHAnsi"/>
           <w:lang w:val="en-PH"/>
         </w:rPr>
-        <w:t>An Information Technology graduate with hands-on experience in web development, game development, and UI/UX design. Skilled in frontend and backend technologies, with leadership experience in team-based projects. Holds certifications in Cybersecurity, Predictive Project Management, and Networking Basics. Passionate about building scalable, user-friendly solutions.</w:t>
+        <w:t>Information Technology graduate with experience in web development, UI/UX design, and frontend engineering. Proficient in JavaScript, React, and modern web development tools, with hands-on experience delivering academic and freelance projects including e-commerce solutions and full-stack web applications.</w:t>
       </w:r>
     </w:p>
     <w:p>
       <w:pPr>
         <w:pStyle w:val="Heading2"/>
+        <w:spacing w:line="240" w:lineRule="auto"/>
+        <w:rPr>
+          <w:rFonts w:cstheme="majorHAnsi"/>
+          <w:sz w:val="22"/>
+          <w:szCs w:val="22"/>
+        </w:rPr>
       </w:pPr>
       <w:r>
+        <w:rPr>
+          <w:rFonts w:cstheme="majorHAnsi"/>
+          <w:sz w:val="22"/>
+          <w:szCs w:val="22"/>
+        </w:rPr>
         <w:t>Technical Skills</w:t>
       </w:r>
     </w:p>
@@ -81,26 +158,56 @@
           <w:ilvl w:val="0"/>
           <w:numId w:val="0"/>
         </w:numPr>
-        <w:spacing w:after="0"/>
+        <w:spacing w:after="0" w:line="240" w:lineRule="auto"/>
         <w:rPr>
-          <w:lang w:val="en-PH"/>
+          <w:rFonts w:asciiTheme="majorHAnsi" w:hAnsiTheme="majorHAnsi" w:cstheme="majorHAnsi"/>
         </w:rPr>
       </w:pPr>
       <w:r>
         <w:rPr>
+          <w:rFonts w:asciiTheme="majorHAnsi" w:hAnsiTheme="majorHAnsi" w:cstheme="majorHAnsi"/>
           <w:b/>
           <w:bCs/>
         </w:rPr>
-        <w:t>Programming:</w:t>
+        <w:t>Languages:</w:t>
       </w:r>
       <w:r>
+        <w:rPr>
+          <w:rFonts w:asciiTheme="majorHAnsi" w:hAnsiTheme="majorHAnsi" w:cstheme="majorHAnsi"/>
+        </w:rPr>
         <w:t xml:space="preserve"> </w:t>
       </w:r>
       <w:r>
         <w:rPr>
-          <w:lang w:val="en-PH"/>
+          <w:rFonts w:asciiTheme="majorHAnsi" w:hAnsiTheme="majorHAnsi" w:cstheme="majorHAnsi"/>
         </w:rPr>
-        <w:t>TypeScript, JavaScript (ES6+), C#, HTML5, CSS3, MySQL</w:t>
+        <w:t>HTML, CSS</w:t>
+      </w:r>
+      <w:r>
+        <w:rPr>
+          <w:rFonts w:asciiTheme="majorHAnsi" w:hAnsiTheme="majorHAnsi" w:cstheme="majorHAnsi"/>
+          <w:b/>
+          <w:bCs/>
+        </w:rPr>
+        <w:t xml:space="preserve">, </w:t>
+      </w:r>
+      <w:r>
+        <w:rPr>
+          <w:rFonts w:asciiTheme="majorHAnsi" w:hAnsiTheme="majorHAnsi" w:cstheme="majorHAnsi"/>
+        </w:rPr>
+        <w:t>JavaScript</w:t>
+      </w:r>
+      <w:r>
+        <w:rPr>
+          <w:rFonts w:asciiTheme="majorHAnsi" w:hAnsiTheme="majorHAnsi" w:cstheme="majorHAnsi"/>
+        </w:rPr>
+        <w:t xml:space="preserve">, </w:t>
+      </w:r>
+      <w:r>
+        <w:rPr>
+          <w:rFonts w:asciiTheme="majorHAnsi" w:hAnsiTheme="majorHAnsi" w:cstheme="majorHAnsi"/>
+        </w:rPr>
+        <w:t>TypeScript, C#, PHP, MySQL</w:t>
       </w:r>
     </w:p>
     <w:p>
@@ -110,120 +217,318 @@
           <w:ilvl w:val="0"/>
           <w:numId w:val="0"/>
         </w:numPr>
-        <w:spacing w:after="0"/>
+        <w:spacing w:after="0" w:line="240" w:lineRule="auto"/>
         <w:rPr>
-          <w:lang w:val="en-PH"/>
-        </w:rPr>
-      </w:pPr>
-      <w:r>
-        <w:rPr>
+          <w:rFonts w:asciiTheme="majorHAnsi" w:hAnsiTheme="majorHAnsi" w:cstheme="majorHAnsi"/>
           <w:b/>
           <w:bCs/>
         </w:rPr>
-        <w:t xml:space="preserve">Frameworks &amp; </w:t>
-      </w:r>
+      </w:pPr>
       <w:r>
         <w:rPr>
-          <w:b/>
-          <w:bCs/>
-        </w:rPr>
-        <w:t>Tools:</w:t>
-      </w:r>
-      <w:r>
-        <w:t xml:space="preserve"> </w:t>
-      </w:r>
-      <w:r>
-        <w:rPr>
-          <w:lang w:val="en-PH"/>
-        </w:rPr>
-        <w:t>React, Vite, Unity, Flutter, Blender, Figma, Git, GitHub, VS Code</w:t>
-      </w:r>
-    </w:p>
-    <w:p>
-      <w:pPr>
-        <w:pStyle w:val="ListBullet"/>
-        <w:numPr>
-          <w:ilvl w:val="0"/>
-          <w:numId w:val="0"/>
-        </w:numPr>
-        <w:spacing w:after="0"/>
-      </w:pPr>
-      <w:r>
-        <w:rPr>
-          <w:b/>
-          <w:bCs/>
-        </w:rPr>
-        <w:t>Web &amp; UI/U</w:t>
-      </w:r>
-      <w:r>
-        <w:rPr>
-          <w:b/>
-          <w:bCs/>
-        </w:rPr>
-        <w:t>X:</w:t>
-      </w:r>
-      <w:r>
-        <w:t xml:space="preserve"> </w:t>
-      </w:r>
-      <w:r>
-        <w:t>Responsive design, Wireframing, User flow optimization</w:t>
-      </w:r>
-    </w:p>
-    <w:p>
-      <w:pPr>
-        <w:pStyle w:val="ListBullet"/>
-        <w:numPr>
-          <w:ilvl w:val="0"/>
-          <w:numId w:val="0"/>
-        </w:numPr>
-        <w:spacing w:after="0"/>
-        <w:rPr>
-          <w:lang w:val="en-PH"/>
-        </w:rPr>
-      </w:pPr>
-      <w:r>
-        <w:rPr>
-          <w:b/>
-          <w:bCs/>
-        </w:rPr>
-        <w:t xml:space="preserve">Other </w:t>
-      </w:r>
-      <w:r>
-        <w:rPr>
-          <w:b/>
-          <w:bCs/>
-        </w:rPr>
-        <w:t>Skills:</w:t>
-      </w:r>
-      <w:r>
-        <w:t xml:space="preserve"> </w:t>
-      </w:r>
-      <w:r>
-        <w:rPr>
-          <w:lang w:val="en-PH"/>
-        </w:rPr>
-        <w:t>Agile collaboration</w:t>
-      </w:r>
-    </w:p>
-    <w:p>
-      <w:pPr>
-        <w:pStyle w:val="Heading2"/>
-      </w:pPr>
-      <w:r>
-        <w:t>Projects &amp; Experience</w:t>
-      </w:r>
-    </w:p>
-    <w:p>
-      <w:pPr>
-        <w:spacing w:after="0"/>
-        <w:rPr>
+          <w:rFonts w:asciiTheme="majorHAnsi" w:hAnsiTheme="majorHAnsi" w:cstheme="majorHAnsi"/>
           <w:b/>
           <w:bCs/>
           <w:lang w:val="en-PH"/>
         </w:rPr>
-      </w:pPr>
+        <w:t xml:space="preserve">Tools: </w:t>
+      </w:r>
       <w:r>
         <w:rPr>
+          <w:rFonts w:asciiTheme="majorHAnsi" w:hAnsiTheme="majorHAnsi" w:cstheme="majorHAnsi"/>
+          <w:lang w:val="en-PH"/>
+        </w:rPr>
+        <w:t xml:space="preserve">React, Vite, </w:t>
+      </w:r>
+      <w:proofErr w:type="spellStart"/>
+      <w:r>
+        <w:rPr>
+          <w:rFonts w:asciiTheme="majorHAnsi" w:hAnsiTheme="majorHAnsi" w:cstheme="majorHAnsi"/>
+          <w:lang w:val="en-PH"/>
+        </w:rPr>
+        <w:t>Klaviyo</w:t>
+      </w:r>
+      <w:proofErr w:type="spellEnd"/>
+      <w:r>
+        <w:rPr>
+          <w:rFonts w:asciiTheme="majorHAnsi" w:hAnsiTheme="majorHAnsi" w:cstheme="majorHAnsi"/>
+          <w:lang w:val="en-PH"/>
+        </w:rPr>
+        <w:t xml:space="preserve">, </w:t>
+      </w:r>
+      <w:proofErr w:type="spellStart"/>
+      <w:r>
+        <w:rPr>
+          <w:rFonts w:asciiTheme="majorHAnsi" w:hAnsiTheme="majorHAnsi" w:cstheme="majorHAnsi"/>
+          <w:lang w:val="en-PH"/>
+        </w:rPr>
+        <w:t>Replo</w:t>
+      </w:r>
+      <w:proofErr w:type="spellEnd"/>
+      <w:r>
+        <w:rPr>
+          <w:rFonts w:asciiTheme="majorHAnsi" w:hAnsiTheme="majorHAnsi" w:cstheme="majorHAnsi"/>
+          <w:lang w:val="en-PH"/>
+        </w:rPr>
+        <w:t>, Flutter, Unity, Blender, Figma, Git</w:t>
+      </w:r>
+    </w:p>
+    <w:p>
+      <w:pPr>
+        <w:pStyle w:val="Heading2"/>
+        <w:spacing w:line="240" w:lineRule="auto"/>
+        <w:rPr>
+          <w:rFonts w:cstheme="majorHAnsi"/>
+          <w:sz w:val="22"/>
+          <w:szCs w:val="22"/>
+        </w:rPr>
+      </w:pPr>
+      <w:r>
+        <w:rPr>
+          <w:rFonts w:cstheme="majorHAnsi"/>
+          <w:sz w:val="22"/>
+          <w:szCs w:val="22"/>
+        </w:rPr>
+        <w:t>Experience</w:t>
+      </w:r>
+    </w:p>
+    <w:p>
+      <w:pPr>
+        <w:spacing w:after="0" w:line="240" w:lineRule="auto"/>
+        <w:rPr>
+          <w:rFonts w:asciiTheme="majorHAnsi" w:hAnsiTheme="majorHAnsi" w:cstheme="majorHAnsi"/>
+          <w:b/>
+          <w:bCs/>
+          <w:i/>
+          <w:iCs/>
+          <w:lang w:val="en-PH"/>
+        </w:rPr>
+      </w:pPr>
+      <w:r>
+        <w:rPr>
+          <w:rFonts w:asciiTheme="majorHAnsi" w:hAnsiTheme="majorHAnsi" w:cstheme="majorHAnsi"/>
+          <w:b/>
+          <w:bCs/>
+          <w:lang w:val="en-PH"/>
+        </w:rPr>
+        <w:t xml:space="preserve">Shopify </w:t>
+      </w:r>
+      <w:r>
+        <w:rPr>
+          <w:rFonts w:asciiTheme="majorHAnsi" w:hAnsiTheme="majorHAnsi" w:cstheme="majorHAnsi"/>
+          <w:b/>
+          <w:bCs/>
+          <w:lang w:val="en-PH"/>
+        </w:rPr>
+        <w:t xml:space="preserve">E-commerce Client — </w:t>
+      </w:r>
+      <w:r>
+        <w:rPr>
+          <w:rFonts w:asciiTheme="majorHAnsi" w:hAnsiTheme="majorHAnsi" w:cstheme="majorHAnsi"/>
+          <w:b/>
+          <w:bCs/>
+          <w:i/>
+          <w:iCs/>
+          <w:lang w:val="en-PH"/>
+        </w:rPr>
+        <w:t>Freelance Web Developer</w:t>
+      </w:r>
+    </w:p>
+    <w:p>
+      <w:pPr>
+        <w:spacing w:after="0" w:line="240" w:lineRule="auto"/>
+        <w:rPr>
+          <w:rFonts w:asciiTheme="majorHAnsi" w:hAnsiTheme="majorHAnsi" w:cstheme="majorHAnsi"/>
+          <w:b/>
+          <w:bCs/>
+        </w:rPr>
+      </w:pPr>
+      <w:r>
+        <w:rPr>
+          <w:rFonts w:asciiTheme="majorHAnsi" w:hAnsiTheme="majorHAnsi" w:cstheme="majorHAnsi"/>
+          <w:b/>
+          <w:bCs/>
+          <w:lang w:val="en-PH"/>
+        </w:rPr>
+        <w:t>Remote | 2025</w:t>
+      </w:r>
+    </w:p>
+    <w:p>
+      <w:pPr>
+        <w:pStyle w:val="ListParagraph"/>
+        <w:numPr>
+          <w:ilvl w:val="0"/>
+          <w:numId w:val="22"/>
+        </w:numPr>
+        <w:tabs>
+          <w:tab w:val="left" w:pos="9072"/>
+        </w:tabs>
+        <w:spacing w:after="0" w:line="240" w:lineRule="auto"/>
+        <w:rPr>
+          <w:rFonts w:asciiTheme="majorHAnsi" w:hAnsiTheme="majorHAnsi" w:cstheme="majorHAnsi"/>
+          <w:lang w:val="en-PH"/>
+        </w:rPr>
+      </w:pPr>
+      <w:r>
+        <w:rPr>
+          <w:rFonts w:asciiTheme="majorHAnsi" w:hAnsiTheme="majorHAnsi" w:cstheme="majorHAnsi"/>
+          <w:lang w:val="en-PH"/>
+        </w:rPr>
+        <w:t xml:space="preserve">Developed responsive </w:t>
+      </w:r>
+      <w:proofErr w:type="spellStart"/>
+      <w:r>
+        <w:rPr>
+          <w:rFonts w:asciiTheme="majorHAnsi" w:hAnsiTheme="majorHAnsi" w:cstheme="majorHAnsi"/>
+          <w:lang w:val="en-PH"/>
+        </w:rPr>
+        <w:t>Klaviyo</w:t>
+      </w:r>
+      <w:proofErr w:type="spellEnd"/>
+      <w:r>
+        <w:rPr>
+          <w:rFonts w:asciiTheme="majorHAnsi" w:hAnsiTheme="majorHAnsi" w:cstheme="majorHAnsi"/>
+          <w:lang w:val="en-PH"/>
+        </w:rPr>
+        <w:t xml:space="preserve"> email templates for e-commerce marketing campaigns</w:t>
+      </w:r>
+    </w:p>
+    <w:p>
+      <w:pPr>
+        <w:pStyle w:val="ListParagraph"/>
+        <w:numPr>
+          <w:ilvl w:val="0"/>
+          <w:numId w:val="22"/>
+        </w:numPr>
+        <w:tabs>
+          <w:tab w:val="left" w:pos="9072"/>
+        </w:tabs>
+        <w:spacing w:after="0" w:line="240" w:lineRule="auto"/>
+        <w:rPr>
+          <w:rFonts w:asciiTheme="majorHAnsi" w:hAnsiTheme="majorHAnsi" w:cstheme="majorHAnsi"/>
+          <w:lang w:val="en-PH"/>
+        </w:rPr>
+      </w:pPr>
+      <w:r>
+        <w:rPr>
+          <w:rFonts w:asciiTheme="majorHAnsi" w:hAnsiTheme="majorHAnsi" w:cstheme="majorHAnsi"/>
+          <w:lang w:val="en-PH"/>
+        </w:rPr>
+        <w:t>Implemented dynamic email content using Liquid variables</w:t>
+      </w:r>
+    </w:p>
+    <w:p>
+      <w:pPr>
+        <w:pStyle w:val="ListParagraph"/>
+        <w:numPr>
+          <w:ilvl w:val="0"/>
+          <w:numId w:val="22"/>
+        </w:numPr>
+        <w:tabs>
+          <w:tab w:val="left" w:pos="9072"/>
+        </w:tabs>
+        <w:spacing w:after="0" w:line="240" w:lineRule="auto"/>
+        <w:rPr>
+          <w:rFonts w:asciiTheme="majorHAnsi" w:hAnsiTheme="majorHAnsi" w:cstheme="majorHAnsi"/>
+          <w:lang w:val="en-PH"/>
+        </w:rPr>
+      </w:pPr>
+      <w:r>
+        <w:rPr>
+          <w:rFonts w:asciiTheme="majorHAnsi" w:hAnsiTheme="majorHAnsi" w:cstheme="majorHAnsi"/>
+          <w:lang w:val="en-PH"/>
+        </w:rPr>
+        <w:t xml:space="preserve">Built Shopify landing pages using </w:t>
+      </w:r>
+      <w:proofErr w:type="spellStart"/>
+      <w:r>
+        <w:rPr>
+          <w:rFonts w:asciiTheme="majorHAnsi" w:hAnsiTheme="majorHAnsi" w:cstheme="majorHAnsi"/>
+          <w:lang w:val="en-PH"/>
+        </w:rPr>
+        <w:t>Replo</w:t>
+      </w:r>
+      <w:proofErr w:type="spellEnd"/>
+      <w:r>
+        <w:rPr>
+          <w:rFonts w:asciiTheme="majorHAnsi" w:hAnsiTheme="majorHAnsi" w:cstheme="majorHAnsi"/>
+          <w:lang w:val="en-PH"/>
+        </w:rPr>
+        <w:t xml:space="preserve"> page builder</w:t>
+      </w:r>
+    </w:p>
+    <w:p>
+      <w:pPr>
+        <w:pStyle w:val="ListParagraph"/>
+        <w:numPr>
+          <w:ilvl w:val="0"/>
+          <w:numId w:val="22"/>
+        </w:numPr>
+        <w:tabs>
+          <w:tab w:val="left" w:pos="9072"/>
+        </w:tabs>
+        <w:spacing w:after="0" w:line="240" w:lineRule="auto"/>
+        <w:rPr>
+          <w:rFonts w:asciiTheme="majorHAnsi" w:hAnsiTheme="majorHAnsi" w:cstheme="majorHAnsi"/>
+          <w:lang w:val="en-PH"/>
+        </w:rPr>
+      </w:pPr>
+      <w:r>
+        <w:rPr>
+          <w:rFonts w:asciiTheme="majorHAnsi" w:hAnsiTheme="majorHAnsi" w:cstheme="majorHAnsi"/>
+          <w:lang w:val="en-PH"/>
+        </w:rPr>
+        <w:t>Collaborated with the client to translate design requirements into functional web components</w:t>
+      </w:r>
+    </w:p>
+    <w:p>
+      <w:pPr>
+        <w:pStyle w:val="ListParagraph"/>
+        <w:numPr>
+          <w:ilvl w:val="0"/>
+          <w:numId w:val="22"/>
+        </w:numPr>
+        <w:tabs>
+          <w:tab w:val="left" w:pos="9072"/>
+        </w:tabs>
+        <w:spacing w:after="0" w:line="240" w:lineRule="auto"/>
+        <w:rPr>
+          <w:rFonts w:asciiTheme="majorHAnsi" w:hAnsiTheme="majorHAnsi" w:cstheme="majorHAnsi"/>
+          <w:lang w:val="en-PH"/>
+        </w:rPr>
+      </w:pPr>
+      <w:r>
+        <w:rPr>
+          <w:rFonts w:asciiTheme="majorHAnsi" w:hAnsiTheme="majorHAnsi" w:cstheme="majorHAnsi"/>
+          <w:lang w:val="en-PH"/>
+        </w:rPr>
+        <w:t>Improved user experience through mobile-responsive design and structured UI layouts</w:t>
+      </w:r>
+    </w:p>
+    <w:p>
+      <w:pPr>
+        <w:pStyle w:val="Heading3"/>
+        <w:rPr>
+          <w:lang w:val="en-PH"/>
+        </w:rPr>
+      </w:pPr>
+      <w:r>
+        <w:t>Projects</w:t>
+      </w:r>
+    </w:p>
+    <w:p>
+      <w:pPr>
+        <w:spacing w:after="0" w:line="240" w:lineRule="auto"/>
+        <w:rPr>
+          <w:rFonts w:asciiTheme="majorHAnsi" w:hAnsiTheme="majorHAnsi" w:cstheme="majorHAnsi"/>
+          <w:b/>
+          <w:bCs/>
+          <w:lang w:val="en-PH"/>
+        </w:rPr>
+      </w:pPr>
+      <w:r>
+        <w:rPr>
+          <w:rFonts w:asciiTheme="majorHAnsi" w:hAnsiTheme="majorHAnsi" w:cstheme="majorHAnsi"/>
           <w:b/>
           <w:bCs/>
           <w:lang w:val="en-PH"/>
@@ -232,6 +537,7 @@
       </w:r>
       <w:r>
         <w:rPr>
+          <w:rFonts w:asciiTheme="majorHAnsi" w:hAnsiTheme="majorHAnsi" w:cstheme="majorHAnsi"/>
           <w:b/>
           <w:bCs/>
           <w:i/>
@@ -240,72 +546,106 @@
         </w:rPr>
         <w:t>Team Leader, Full-Stack Developer</w:t>
       </w:r>
-    </w:p>
-    <w:p>
-      <w:pPr>
-        <w:numPr>
-          <w:ilvl w:val="0"/>
-          <w:numId w:val="13"/>
-        </w:numPr>
-        <w:spacing w:after="0"/>
+      <w:r>
         <w:rPr>
+          <w:rFonts w:asciiTheme="majorHAnsi" w:hAnsiTheme="majorHAnsi" w:cstheme="majorHAnsi"/>
+          <w:b/>
+          <w:bCs/>
+          <w:i/>
+          <w:iCs/>
           <w:lang w:val="en-PH"/>
         </w:rPr>
-      </w:pPr>
+        <w:t xml:space="preserve"> </w:t>
+      </w:r>
       <w:r>
         <w:rPr>
-          <w:lang w:val="en-PH"/>
-        </w:rPr>
-        <w:t>Led a 3-member team to develop a web application for lost-and-found web application.</w:t>
-      </w:r>
-    </w:p>
-    <w:p>
-      <w:pPr>
-        <w:numPr>
-          <w:ilvl w:val="0"/>
-          <w:numId w:val="13"/>
-        </w:numPr>
-        <w:spacing w:after="0"/>
-        <w:rPr>
-          <w:lang w:val="en-PH"/>
-        </w:rPr>
-      </w:pPr>
-      <w:r>
-        <w:rPr>
-          <w:lang w:val="en-PH"/>
-        </w:rPr>
-        <w:t>Designed user, staff, and admin workflows for reporting and tracking items.</w:t>
-      </w:r>
-    </w:p>
-    <w:p>
-      <w:pPr>
-        <w:numPr>
-          <w:ilvl w:val="0"/>
-          <w:numId w:val="13"/>
-        </w:numPr>
-        <w:spacing w:after="0"/>
-        <w:rPr>
-          <w:lang w:val="en-PH"/>
-        </w:rPr>
-      </w:pPr>
-      <w:r>
-        <w:rPr>
-          <w:lang w:val="en-PH"/>
-        </w:rPr>
-        <w:t>Built scalable Full-Stack architecture, improving accountability in schools and workplaces.</w:t>
-      </w:r>
-    </w:p>
-    <w:p>
-      <w:pPr>
-        <w:spacing w:after="0"/>
-        <w:rPr>
+          <w:rFonts w:asciiTheme="majorHAnsi" w:hAnsiTheme="majorHAnsi" w:cstheme="majorHAnsi"/>
           <w:b/>
           <w:bCs/>
           <w:lang w:val="en-PH"/>
         </w:rPr>
-      </w:pPr>
+        <w:t>|</w:t>
+      </w:r>
       <w:r>
         <w:rPr>
+          <w:rFonts w:asciiTheme="majorHAnsi" w:hAnsiTheme="majorHAnsi" w:cstheme="majorHAnsi"/>
+          <w:b/>
+          <w:bCs/>
+          <w:lang w:val="en-PH"/>
+        </w:rPr>
+        <w:t xml:space="preserve"> </w:t>
+      </w:r>
+      <w:r>
+        <w:rPr>
+          <w:rFonts w:asciiTheme="majorHAnsi" w:hAnsiTheme="majorHAnsi" w:cstheme="majorHAnsi"/>
+          <w:b/>
+          <w:bCs/>
+          <w:lang w:val="en-PH"/>
+        </w:rPr>
+        <w:t>2025</w:t>
+      </w:r>
+    </w:p>
+    <w:p>
+      <w:pPr>
+        <w:pStyle w:val="ListParagraph"/>
+        <w:numPr>
+          <w:ilvl w:val="0"/>
+          <w:numId w:val="28"/>
+        </w:numPr>
+        <w:tabs>
+          <w:tab w:val="left" w:pos="9072"/>
+        </w:tabs>
+        <w:spacing w:after="0" w:line="240" w:lineRule="auto"/>
+        <w:rPr>
+          <w:rFonts w:asciiTheme="majorHAnsi" w:hAnsiTheme="majorHAnsi" w:cstheme="majorHAnsi"/>
+          <w:lang w:val="en-PH"/>
+        </w:rPr>
+      </w:pPr>
+      <w:r>
+        <w:rPr>
+          <w:rFonts w:asciiTheme="majorHAnsi" w:hAnsiTheme="majorHAnsi" w:cstheme="majorHAnsi"/>
+          <w:lang w:val="en-PH"/>
+        </w:rPr>
+        <w:t>Led a 3-member team in developing a service-based web application</w:t>
+      </w:r>
+    </w:p>
+    <w:p>
+      <w:pPr>
+        <w:pStyle w:val="ListParagraph"/>
+        <w:numPr>
+          <w:ilvl w:val="0"/>
+          <w:numId w:val="28"/>
+        </w:numPr>
+        <w:tabs>
+          <w:tab w:val="left" w:pos="9072"/>
+        </w:tabs>
+        <w:spacing w:after="0" w:line="240" w:lineRule="auto"/>
+        <w:rPr>
+          <w:rFonts w:asciiTheme="majorHAnsi" w:hAnsiTheme="majorHAnsi" w:cstheme="majorHAnsi"/>
+          <w:lang w:val="en-PH"/>
+        </w:rPr>
+      </w:pPr>
+      <w:r>
+        <w:rPr>
+          <w:rFonts w:asciiTheme="majorHAnsi" w:hAnsiTheme="majorHAnsi" w:cstheme="majorHAnsi"/>
+          <w:lang w:val="en-PH"/>
+        </w:rPr>
+        <w:t>Designed scalable system architecture and implemented role-based workflows for item tracking</w:t>
+      </w:r>
+    </w:p>
+    <w:p>
+      <w:pPr>
+        <w:spacing w:after="0" w:line="240" w:lineRule="auto"/>
+        <w:rPr>
+          <w:rFonts w:asciiTheme="majorHAnsi" w:hAnsiTheme="majorHAnsi" w:cstheme="majorHAnsi"/>
+          <w:b/>
+          <w:bCs/>
+          <w:lang w:val="en-PH"/>
+        </w:rPr>
+      </w:pPr>
+      <w:r>
+        <w:rPr>
+          <w:rFonts w:asciiTheme="majorHAnsi" w:hAnsiTheme="majorHAnsi" w:cstheme="majorHAnsi"/>
           <w:b/>
           <w:bCs/>
           <w:lang w:val="en-PH"/>
@@ -314,6 +654,7 @@
       </w:r>
       <w:r>
         <w:rPr>
+          <w:rFonts w:asciiTheme="majorHAnsi" w:hAnsiTheme="majorHAnsi" w:cstheme="majorHAnsi"/>
           <w:b/>
           <w:bCs/>
           <w:i/>
@@ -322,54 +663,106 @@
         </w:rPr>
         <w:t>UI/UX Designer, Frontend Developer</w:t>
       </w:r>
-    </w:p>
-    <w:p>
-      <w:pPr>
-        <w:numPr>
-          <w:ilvl w:val="0"/>
-          <w:numId w:val="14"/>
-        </w:numPr>
-        <w:spacing w:after="0"/>
+      <w:r>
         <w:rPr>
+          <w:rFonts w:asciiTheme="majorHAnsi" w:hAnsiTheme="majorHAnsi" w:cstheme="majorHAnsi"/>
+          <w:b/>
+          <w:bCs/>
+          <w:i/>
+          <w:iCs/>
           <w:lang w:val="en-PH"/>
         </w:rPr>
-      </w:pPr>
+        <w:t xml:space="preserve"> </w:t>
+      </w:r>
       <w:r>
         <w:rPr>
-          <w:lang w:val="en-PH"/>
-        </w:rPr>
-        <w:t>Designed and developed a web-based pre-advising system to help students view, select, and manage subjects based on course, year level, and semester.</w:t>
-      </w:r>
-    </w:p>
-    <w:p>
-      <w:pPr>
-        <w:numPr>
-          <w:ilvl w:val="0"/>
-          <w:numId w:val="14"/>
-        </w:numPr>
-        <w:spacing w:after="0"/>
-        <w:rPr>
-          <w:lang w:val="en-PH"/>
-        </w:rPr>
-      </w:pPr>
-      <w:r>
-        <w:rPr>
-          <w:lang w:val="en-PH"/>
-        </w:rPr>
-        <w:t>Focused on making the web pages clear and efficient for students and adviser’s navigation</w:t>
-      </w:r>
-    </w:p>
-    <w:p>
-      <w:pPr>
-        <w:spacing w:after="0"/>
-        <w:rPr>
+          <w:rFonts w:asciiTheme="majorHAnsi" w:hAnsiTheme="majorHAnsi" w:cstheme="majorHAnsi"/>
           <w:b/>
           <w:bCs/>
           <w:lang w:val="en-PH"/>
         </w:rPr>
-      </w:pPr>
+        <w:t>|</w:t>
+      </w:r>
       <w:r>
         <w:rPr>
+          <w:rFonts w:asciiTheme="majorHAnsi" w:hAnsiTheme="majorHAnsi" w:cstheme="majorHAnsi"/>
+          <w:b/>
+          <w:bCs/>
+          <w:lang w:val="en-PH"/>
+        </w:rPr>
+        <w:t xml:space="preserve"> </w:t>
+      </w:r>
+      <w:r>
+        <w:rPr>
+          <w:rFonts w:asciiTheme="majorHAnsi" w:hAnsiTheme="majorHAnsi" w:cstheme="majorHAnsi"/>
+          <w:b/>
+          <w:bCs/>
+          <w:lang w:val="en-PH"/>
+        </w:rPr>
+        <w:t>2025</w:t>
+      </w:r>
+    </w:p>
+    <w:p>
+      <w:pPr>
+        <w:pStyle w:val="ListParagraph"/>
+        <w:numPr>
+          <w:ilvl w:val="0"/>
+          <w:numId w:val="30"/>
+        </w:numPr>
+        <w:tabs>
+          <w:tab w:val="left" w:pos="9072"/>
+        </w:tabs>
+        <w:spacing w:after="0" w:line="240" w:lineRule="auto"/>
+        <w:rPr>
+          <w:rFonts w:asciiTheme="majorHAnsi" w:hAnsiTheme="majorHAnsi" w:cstheme="majorHAnsi"/>
+          <w:lang w:val="en-PH"/>
+        </w:rPr>
+      </w:pPr>
+      <w:r>
+        <w:rPr>
+          <w:rFonts w:asciiTheme="majorHAnsi" w:hAnsiTheme="majorHAnsi" w:cstheme="majorHAnsi"/>
+          <w:lang w:val="en-PH"/>
+        </w:rPr>
+        <w:t>Designed a web interface for students to view and manage subjects by course, year, and semester</w:t>
+      </w:r>
+    </w:p>
+    <w:p>
+      <w:pPr>
+        <w:pStyle w:val="ListParagraph"/>
+        <w:numPr>
+          <w:ilvl w:val="0"/>
+          <w:numId w:val="30"/>
+        </w:numPr>
+        <w:tabs>
+          <w:tab w:val="left" w:pos="9072"/>
+        </w:tabs>
+        <w:spacing w:after="0" w:line="240" w:lineRule="auto"/>
+        <w:rPr>
+          <w:rFonts w:asciiTheme="majorHAnsi" w:hAnsiTheme="majorHAnsi" w:cstheme="majorHAnsi"/>
+          <w:lang w:val="en-PH"/>
+        </w:rPr>
+      </w:pPr>
+      <w:r>
+        <w:rPr>
+          <w:rFonts w:asciiTheme="majorHAnsi" w:hAnsiTheme="majorHAnsi" w:cstheme="majorHAnsi"/>
+          <w:lang w:val="en-PH"/>
+        </w:rPr>
+        <w:t>Focused on intuitive navigation and clear information structure</w:t>
+      </w:r>
+    </w:p>
+    <w:p>
+      <w:pPr>
+        <w:spacing w:after="0" w:line="240" w:lineRule="auto"/>
+        <w:rPr>
+          <w:rFonts w:asciiTheme="majorHAnsi" w:hAnsiTheme="majorHAnsi" w:cstheme="majorHAnsi"/>
+          <w:b/>
+          <w:bCs/>
+          <w:lang w:val="en-PH"/>
+        </w:rPr>
+      </w:pPr>
+      <w:r>
+        <w:rPr>
+          <w:rFonts w:asciiTheme="majorHAnsi" w:hAnsiTheme="majorHAnsi" w:cstheme="majorHAnsi"/>
           <w:b/>
           <w:bCs/>
           <w:lang w:val="en-PH"/>
@@ -378,6 +771,7 @@
       </w:r>
       <w:r>
         <w:rPr>
+          <w:rFonts w:asciiTheme="majorHAnsi" w:hAnsiTheme="majorHAnsi" w:cstheme="majorHAnsi"/>
           <w:b/>
           <w:bCs/>
           <w:i/>
@@ -386,162 +780,126 @@
         </w:rPr>
         <w:t>Project Leader, Frontend Developer</w:t>
       </w:r>
-    </w:p>
-    <w:p>
-      <w:pPr>
-        <w:numPr>
-          <w:ilvl w:val="0"/>
-          <w:numId w:val="15"/>
-        </w:numPr>
-        <w:spacing w:after="0"/>
-        <w:rPr>
-          <w:lang w:val="en-PH"/>
-        </w:rPr>
-      </w:pPr>
       <w:r>
         <w:rPr>
-          <w:lang w:val="en-PH"/>
-        </w:rPr>
-        <w:t xml:space="preserve">Directed frontend development of an eyewear e-commerce site with </w:t>
-      </w:r>
-      <w:r>
-        <w:rPr>
-          <w:lang w:val="en-PH"/>
-        </w:rPr>
-        <w:t xml:space="preserve">different </w:t>
-      </w:r>
-      <w:r>
-        <w:rPr>
-          <w:lang w:val="en-PH"/>
-        </w:rPr>
-        <w:t>product variants</w:t>
-      </w:r>
-      <w:r>
-        <w:rPr>
-          <w:lang w:val="en-PH"/>
-        </w:rPr>
-        <w:t>.</w:t>
-      </w:r>
-    </w:p>
-    <w:p>
-      <w:pPr>
-        <w:numPr>
-          <w:ilvl w:val="0"/>
-          <w:numId w:val="15"/>
-        </w:numPr>
-        <w:spacing w:after="0"/>
-        <w:rPr>
-          <w:lang w:val="en-PH"/>
-        </w:rPr>
-      </w:pPr>
-      <w:r>
-        <w:rPr>
-          <w:lang w:val="en-PH"/>
-        </w:rPr>
-        <w:t>Built intuitive browsing experience with responsive product displays.</w:t>
-      </w:r>
-    </w:p>
-    <w:p>
-      <w:pPr>
-        <w:numPr>
-          <w:ilvl w:val="0"/>
-          <w:numId w:val="15"/>
-        </w:numPr>
-        <w:spacing w:after="0"/>
-        <w:rPr>
-          <w:lang w:val="en-PH"/>
-        </w:rPr>
-      </w:pPr>
-      <w:r>
-        <w:rPr>
-          <w:lang w:val="en-PH"/>
-        </w:rPr>
-        <w:t>Ensured project security by limiting backend exposure during development.</w:t>
-      </w:r>
-    </w:p>
-    <w:p>
-      <w:pPr>
-        <w:spacing w:after="0"/>
-        <w:rPr>
-          <w:b/>
-          <w:bCs/>
-          <w:lang w:val="en-PH"/>
-        </w:rPr>
-      </w:pPr>
-      <w:r>
-        <w:rPr>
-          <w:b/>
-          <w:bCs/>
-          <w:lang w:val="en-PH"/>
-        </w:rPr>
-        <w:t>Ordering System Application — </w:t>
-      </w:r>
-      <w:r>
-        <w:rPr>
+          <w:rFonts w:asciiTheme="majorHAnsi" w:hAnsiTheme="majorHAnsi" w:cstheme="majorHAnsi"/>
           <w:b/>
           <w:bCs/>
           <w:i/>
           <w:iCs/>
           <w:lang w:val="en-PH"/>
         </w:rPr>
-        <w:t>UI/UX Designer</w:t>
+        <w:t xml:space="preserve"> </w:t>
       </w:r>
-    </w:p>
-    <w:p>
-      <w:pPr>
-        <w:numPr>
-          <w:ilvl w:val="0"/>
-          <w:numId w:val="16"/>
-        </w:numPr>
-        <w:spacing w:after="0"/>
-        <w:rPr>
-          <w:lang w:val="en-PH"/>
-        </w:rPr>
-      </w:pPr>
       <w:r>
         <w:rPr>
-          <w:lang w:val="en-PH"/>
-        </w:rPr>
-        <w:t>Designed and implemented UI/UX for a canteen ordering system using Flutter.</w:t>
-      </w:r>
-    </w:p>
-    <w:p>
-      <w:pPr>
-        <w:numPr>
-          <w:ilvl w:val="0"/>
-          <w:numId w:val="16"/>
-        </w:numPr>
-        <w:spacing w:after="0"/>
-        <w:rPr>
-          <w:lang w:val="en-PH"/>
-        </w:rPr>
-      </w:pPr>
-      <w:r>
-        <w:rPr>
-          <w:lang w:val="en-PH"/>
-        </w:rPr>
-        <w:t>Optimized navigation flow for easy ordering and clear, user-friendly layouts.</w:t>
-      </w:r>
-    </w:p>
-    <w:p>
-      <w:pPr>
-        <w:spacing w:after="0"/>
-        <w:rPr>
+          <w:rFonts w:asciiTheme="majorHAnsi" w:hAnsiTheme="majorHAnsi" w:cstheme="majorHAnsi"/>
           <w:b/>
           <w:bCs/>
           <w:lang w:val="en-PH"/>
         </w:rPr>
-      </w:pPr>
+        <w:t>|</w:t>
+      </w:r>
       <w:r>
         <w:rPr>
+          <w:rFonts w:asciiTheme="majorHAnsi" w:hAnsiTheme="majorHAnsi" w:cstheme="majorHAnsi"/>
           <w:b/>
           <w:bCs/>
           <w:lang w:val="en-PH"/>
         </w:rPr>
-        <w:t>DaMath Educational Game — </w:t>
+        <w:t xml:space="preserve"> </w:t>
       </w:r>
       <w:r>
         <w:rPr>
+          <w:rFonts w:asciiTheme="majorHAnsi" w:hAnsiTheme="majorHAnsi" w:cstheme="majorHAnsi"/>
+          <w:b/>
+          <w:bCs/>
+          <w:lang w:val="en-PH"/>
+        </w:rPr>
+        <w:t>2024</w:t>
+      </w:r>
+    </w:p>
+    <w:p>
+      <w:pPr>
+        <w:pStyle w:val="ListParagraph"/>
+        <w:numPr>
+          <w:ilvl w:val="0"/>
+          <w:numId w:val="30"/>
+        </w:numPr>
+        <w:tabs>
+          <w:tab w:val="left" w:pos="9072"/>
+        </w:tabs>
+        <w:spacing w:after="0" w:line="240" w:lineRule="auto"/>
+        <w:rPr>
+          <w:rFonts w:asciiTheme="majorHAnsi" w:hAnsiTheme="majorHAnsi" w:cstheme="majorHAnsi"/>
+          <w:lang w:val="en-PH"/>
+        </w:rPr>
+      </w:pPr>
+      <w:r>
+        <w:rPr>
+          <w:rFonts w:asciiTheme="majorHAnsi" w:hAnsiTheme="majorHAnsi" w:cstheme="majorHAnsi"/>
+          <w:lang w:val="en-PH"/>
+        </w:rPr>
+        <w:t>Led frontend development of an eyewear e-commerce website</w:t>
+      </w:r>
+    </w:p>
+    <w:p>
+      <w:pPr>
+        <w:pStyle w:val="ListParagraph"/>
+        <w:numPr>
+          <w:ilvl w:val="0"/>
+          <w:numId w:val="30"/>
+        </w:numPr>
+        <w:tabs>
+          <w:tab w:val="left" w:pos="9072"/>
+        </w:tabs>
+        <w:spacing w:after="0" w:line="240" w:lineRule="auto"/>
+        <w:rPr>
+          <w:rFonts w:asciiTheme="majorHAnsi" w:hAnsiTheme="majorHAnsi" w:cstheme="majorHAnsi"/>
+          <w:lang w:val="en-PH"/>
+        </w:rPr>
+      </w:pPr>
+      <w:r>
+        <w:rPr>
+          <w:rFonts w:asciiTheme="majorHAnsi" w:hAnsiTheme="majorHAnsi" w:cstheme="majorHAnsi"/>
+          <w:lang w:val="en-PH"/>
+        </w:rPr>
+        <w:t>Implemented responsive product displays and variant selection features</w:t>
+      </w:r>
+    </w:p>
+    <w:p>
+      <w:pPr>
+        <w:spacing w:after="0" w:line="240" w:lineRule="auto"/>
+        <w:rPr>
+          <w:rFonts w:asciiTheme="majorHAnsi" w:hAnsiTheme="majorHAnsi" w:cstheme="majorHAnsi"/>
+          <w:b/>
+          <w:bCs/>
+          <w:lang w:val="en-PH"/>
+        </w:rPr>
+      </w:pPr>
+      <w:proofErr w:type="spellStart"/>
+      <w:r>
+        <w:rPr>
+          <w:rFonts w:asciiTheme="majorHAnsi" w:hAnsiTheme="majorHAnsi" w:cstheme="majorHAnsi"/>
+          <w:b/>
+          <w:bCs/>
+          <w:lang w:val="en-PH"/>
+        </w:rPr>
+        <w:t>DaMath</w:t>
+      </w:r>
+      <w:proofErr w:type="spellEnd"/>
+      <w:r>
+        <w:rPr>
+          <w:rFonts w:asciiTheme="majorHAnsi" w:hAnsiTheme="majorHAnsi" w:cstheme="majorHAnsi"/>
+          <w:b/>
+          <w:bCs/>
+          <w:lang w:val="en-PH"/>
+        </w:rPr>
+        <w:t xml:space="preserve"> Educational Game — </w:t>
+      </w:r>
+      <w:r>
+        <w:rPr>
+          <w:rFonts w:asciiTheme="majorHAnsi" w:hAnsiTheme="majorHAnsi" w:cstheme="majorHAnsi"/>
           <w:b/>
           <w:bCs/>
           <w:i/>
@@ -550,36 +908,82 @@
         </w:rPr>
         <w:t>Frontend 3D Designer</w:t>
       </w:r>
-    </w:p>
-    <w:p>
-      <w:pPr>
-        <w:numPr>
-          <w:ilvl w:val="0"/>
-          <w:numId w:val="17"/>
-        </w:numPr>
-        <w:spacing w:after="0"/>
+      <w:r>
         <w:rPr>
+          <w:rFonts w:asciiTheme="majorHAnsi" w:hAnsiTheme="majorHAnsi" w:cstheme="majorHAnsi"/>
+          <w:b/>
+          <w:bCs/>
+          <w:i/>
+          <w:iCs/>
           <w:lang w:val="en-PH"/>
         </w:rPr>
-      </w:pPr>
+        <w:t xml:space="preserve"> </w:t>
+      </w:r>
       <w:r>
         <w:rPr>
-          <w:lang w:val="en-PH"/>
-        </w:rPr>
-        <w:t>Created interactive 3D chessboard and themed assets in Blender to enhance learning.</w:t>
-      </w:r>
-    </w:p>
-    <w:p>
-      <w:pPr>
-        <w:spacing w:after="0"/>
-        <w:rPr>
+          <w:rFonts w:asciiTheme="majorHAnsi" w:hAnsiTheme="majorHAnsi" w:cstheme="majorHAnsi"/>
           <w:b/>
           <w:bCs/>
           <w:lang w:val="en-PH"/>
         </w:rPr>
-      </w:pPr>
+        <w:t>|</w:t>
+      </w:r>
       <w:r>
         <w:rPr>
+          <w:rFonts w:asciiTheme="majorHAnsi" w:hAnsiTheme="majorHAnsi" w:cstheme="majorHAnsi"/>
+          <w:b/>
+          <w:bCs/>
+          <w:lang w:val="en-PH"/>
+        </w:rPr>
+        <w:t xml:space="preserve"> </w:t>
+      </w:r>
+      <w:r>
+        <w:rPr>
+          <w:rFonts w:asciiTheme="majorHAnsi" w:hAnsiTheme="majorHAnsi" w:cstheme="majorHAnsi"/>
+          <w:b/>
+          <w:bCs/>
+          <w:lang w:val="en-PH"/>
+        </w:rPr>
+        <w:t>2024</w:t>
+      </w:r>
+    </w:p>
+    <w:p>
+      <w:pPr>
+        <w:pStyle w:val="ListParagraph"/>
+        <w:numPr>
+          <w:ilvl w:val="0"/>
+          <w:numId w:val="30"/>
+        </w:numPr>
+        <w:tabs>
+          <w:tab w:val="left" w:pos="9072"/>
+        </w:tabs>
+        <w:spacing w:after="0" w:line="240" w:lineRule="auto"/>
+        <w:rPr>
+          <w:rFonts w:asciiTheme="majorHAnsi" w:hAnsiTheme="majorHAnsi" w:cstheme="majorHAnsi"/>
+          <w:lang w:val="en-PH"/>
+        </w:rPr>
+      </w:pPr>
+      <w:r>
+        <w:rPr>
+          <w:rFonts w:asciiTheme="majorHAnsi" w:hAnsiTheme="majorHAnsi" w:cstheme="majorHAnsi"/>
+          <w:lang w:val="en-PH"/>
+        </w:rPr>
+        <w:t>Modeled interactive 3D chessboard and game assets using Blender</w:t>
+      </w:r>
+    </w:p>
+    <w:p>
+      <w:pPr>
+        <w:spacing w:after="0" w:line="240" w:lineRule="auto"/>
+        <w:rPr>
+          <w:rFonts w:asciiTheme="majorHAnsi" w:hAnsiTheme="majorHAnsi" w:cstheme="majorHAnsi"/>
+          <w:b/>
+          <w:bCs/>
+          <w:lang w:val="en-PH"/>
+        </w:rPr>
+      </w:pPr>
+      <w:r>
+        <w:rPr>
+          <w:rFonts w:asciiTheme="majorHAnsi" w:hAnsiTheme="majorHAnsi" w:cstheme="majorHAnsi"/>
           <w:b/>
           <w:bCs/>
           <w:lang w:val="en-PH"/>
@@ -588,6 +992,7 @@
       </w:r>
       <w:r>
         <w:rPr>
+          <w:rFonts w:asciiTheme="majorHAnsi" w:hAnsiTheme="majorHAnsi" w:cstheme="majorHAnsi"/>
           <w:b/>
           <w:bCs/>
           <w:i/>
@@ -596,87 +1001,9 @@
         </w:rPr>
         <w:t>3D Designer, Full-Stack Developer</w:t>
       </w:r>
-    </w:p>
-    <w:p>
-      <w:pPr>
-        <w:numPr>
-          <w:ilvl w:val="0"/>
-          <w:numId w:val="18"/>
-        </w:numPr>
-        <w:spacing w:after="0"/>
-        <w:rPr>
-          <w:lang w:val="en-PH"/>
-        </w:rPr>
-      </w:pPr>
       <w:r>
         <w:rPr>
-          <w:lang w:val="en-PH"/>
-        </w:rPr>
-        <w:t>Developed an augmented reality mobile application using ARCore and C#</w:t>
-      </w:r>
-    </w:p>
-    <w:p>
-      <w:pPr>
-        <w:numPr>
-          <w:ilvl w:val="0"/>
-          <w:numId w:val="18"/>
-        </w:numPr>
-        <w:spacing w:after="0"/>
-        <w:rPr>
-          <w:lang w:val="en-PH"/>
-        </w:rPr>
-      </w:pPr>
-      <w:r>
-        <w:rPr>
-          <w:lang w:val="en-PH"/>
-        </w:rPr>
-        <w:t>Designed and animated 3D models and assets in Blender to create an interactive computer history timeline.</w:t>
-      </w:r>
-    </w:p>
-    <w:p>
-      <w:pPr>
-        <w:numPr>
-          <w:ilvl w:val="0"/>
-          <w:numId w:val="18"/>
-        </w:numPr>
-        <w:spacing w:after="0"/>
-        <w:rPr>
-          <w:lang w:val="en-PH"/>
-        </w:rPr>
-      </w:pPr>
-      <w:r>
-        <w:rPr>
-          <w:lang w:val="en-PH"/>
-        </w:rPr>
-        <w:t>Integrated ARCore functionalities to deliver a fully functional and engaging AR learning experience.</w:t>
-      </w:r>
-    </w:p>
-    <w:p>
-      <w:pPr>
-        <w:pStyle w:val="Heading2"/>
-      </w:pPr>
-      <w:r>
-        <w:t>Certifications</w:t>
-      </w:r>
-    </w:p>
-    <w:p>
-      <w:pPr>
-        <w:pStyle w:val="ListBullet"/>
-        <w:spacing w:after="0"/>
-      </w:pPr>
-      <w:r>
-        <w:t xml:space="preserve">Networking Basics </w:t>
-      </w:r>
-      <w:r>
-        <w:rPr>
-          <w:b/>
-          <w:bCs/>
-          <w:lang w:val="en-PH"/>
-        </w:rPr>
-        <w:t>—</w:t>
-      </w:r>
-      <w:r>
-        <w:rPr>
+          <w:rFonts w:asciiTheme="majorHAnsi" w:hAnsiTheme="majorHAnsi" w:cstheme="majorHAnsi"/>
           <w:b/>
           <w:bCs/>
           <w:lang w:val="en-PH"/>
@@ -685,83 +1012,16 @@
       </w:r>
       <w:r>
         <w:rPr>
-          <w:b/>
-          <w:bCs/>
-        </w:rPr>
-        <w:t xml:space="preserve">Cisco · Issued </w:t>
-      </w:r>
-      <w:r>
-        <w:rPr>
-          <w:b/>
-          <w:bCs/>
-        </w:rPr>
-        <w:t>May</w:t>
-      </w:r>
-      <w:r>
-        <w:rPr>
-          <w:b/>
-          <w:bCs/>
-        </w:rPr>
-        <w:t xml:space="preserve"> 202</w:t>
-      </w:r>
-      <w:r>
-        <w:rPr>
-          <w:b/>
-          <w:bCs/>
-        </w:rPr>
-        <w:t>4</w:t>
-      </w:r>
-    </w:p>
-    <w:p>
-      <w:pPr>
-        <w:pStyle w:val="ListBullet"/>
-        <w:spacing w:after="0"/>
-      </w:pPr>
-      <w:r>
-        <w:t xml:space="preserve">Introduction to Cybersecurity </w:t>
-      </w:r>
-      <w:r>
-        <w:rPr>
+          <w:rFonts w:asciiTheme="majorHAnsi" w:hAnsiTheme="majorHAnsi" w:cstheme="majorHAnsi"/>
           <w:b/>
           <w:bCs/>
           <w:lang w:val="en-PH"/>
         </w:rPr>
-        <w:t>— </w:t>
+        <w:t>|</w:t>
       </w:r>
       <w:r>
         <w:rPr>
-          <w:b/>
-          <w:bCs/>
-        </w:rPr>
-        <w:t>Cisco · Issued Dec 2023</w:t>
-      </w:r>
-    </w:p>
-    <w:p>
-      <w:pPr>
-        <w:pStyle w:val="ListBullet"/>
-        <w:spacing w:after="0"/>
-      </w:pPr>
-      <w:r>
-        <w:t xml:space="preserve">Fundamentals of Predictive Project Management </w:t>
-      </w:r>
-      <w:r>
-        <w:rPr>
-          <w:b/>
-          <w:bCs/>
-          <w:lang w:val="en-PH"/>
-        </w:rPr>
-        <w:t>— </w:t>
-      </w:r>
-      <w:r>
-        <w:rPr>
-          <w:b/>
-          <w:bCs/>
-          <w:lang w:val="en-PH"/>
-        </w:rPr>
-        <w:t>Project Management Institute</w:t>
-      </w:r>
-      <w:r>
-        <w:rPr>
+          <w:rFonts w:asciiTheme="majorHAnsi" w:hAnsiTheme="majorHAnsi" w:cstheme="majorHAnsi"/>
           <w:b/>
           <w:bCs/>
           <w:lang w:val="en-PH"/>
@@ -770,118 +1030,265 @@
       </w:r>
       <w:r>
         <w:rPr>
-          <w:b/>
-          <w:bCs/>
-        </w:rPr>
-        <w:t xml:space="preserve">· Issued </w:t>
-      </w:r>
-      <w:r>
-        <w:rPr>
-          <w:b/>
-          <w:bCs/>
-        </w:rPr>
-        <w:t>Sep</w:t>
-      </w:r>
-      <w:r>
-        <w:rPr>
-          <w:b/>
-          <w:bCs/>
-        </w:rPr>
-        <w:t xml:space="preserve"> 202</w:t>
-      </w:r>
-      <w:r>
-        <w:rPr>
-          <w:b/>
-          <w:bCs/>
-        </w:rPr>
-        <w:t>3</w:t>
-      </w:r>
-    </w:p>
-    <w:p>
-      <w:pPr>
-        <w:pStyle w:val="ListBullet"/>
-        <w:spacing w:after="0"/>
-      </w:pPr>
-      <w:r>
-        <w:rPr>
-          <w:lang w:val="en-PH"/>
-        </w:rPr>
-        <w:t xml:space="preserve">Microsoft Office Excel Associate </w:t>
-      </w:r>
-      <w:r>
-        <w:rPr>
+          <w:rFonts w:asciiTheme="majorHAnsi" w:hAnsiTheme="majorHAnsi" w:cstheme="majorHAnsi"/>
           <w:b/>
           <w:bCs/>
           <w:lang w:val="en-PH"/>
         </w:rPr>
-        <w:t>— </w:t>
+        <w:t>2024</w:t>
+      </w:r>
+    </w:p>
+    <w:p>
+      <w:pPr>
+        <w:pStyle w:val="ListParagraph"/>
+        <w:numPr>
+          <w:ilvl w:val="0"/>
+          <w:numId w:val="30"/>
+        </w:numPr>
+        <w:spacing w:after="0" w:line="240" w:lineRule="auto"/>
+        <w:rPr>
+          <w:rFonts w:asciiTheme="majorHAnsi" w:hAnsiTheme="majorHAnsi" w:cstheme="majorHAnsi"/>
+          <w:lang w:val="en-PH"/>
+        </w:rPr>
+      </w:pPr>
+      <w:r>
+        <w:rPr>
+          <w:rFonts w:asciiTheme="majorHAnsi" w:hAnsiTheme="majorHAnsi" w:cstheme="majorHAnsi"/>
+          <w:lang w:val="en-PH"/>
+        </w:rPr>
+        <w:t xml:space="preserve">Developed an AR mobile application using </w:t>
+      </w:r>
+      <w:proofErr w:type="spellStart"/>
+      <w:r>
+        <w:rPr>
+          <w:rFonts w:asciiTheme="majorHAnsi" w:hAnsiTheme="majorHAnsi" w:cstheme="majorHAnsi"/>
+          <w:lang w:val="en-PH"/>
+        </w:rPr>
+        <w:t>ARCore</w:t>
+      </w:r>
+      <w:proofErr w:type="spellEnd"/>
+      <w:r>
+        <w:rPr>
+          <w:rFonts w:asciiTheme="majorHAnsi" w:hAnsiTheme="majorHAnsi" w:cstheme="majorHAnsi"/>
+          <w:lang w:val="en-PH"/>
+        </w:rPr>
+        <w:t xml:space="preserve"> and C#</w:t>
+      </w:r>
+    </w:p>
+    <w:p>
+      <w:pPr>
+        <w:pStyle w:val="ListParagraph"/>
+        <w:numPr>
+          <w:ilvl w:val="0"/>
+          <w:numId w:val="30"/>
+        </w:numPr>
+        <w:spacing w:after="0" w:line="240" w:lineRule="auto"/>
+        <w:rPr>
+          <w:rFonts w:asciiTheme="majorHAnsi" w:hAnsiTheme="majorHAnsi" w:cstheme="majorHAnsi"/>
+          <w:lang w:val="en-PH"/>
+        </w:rPr>
+      </w:pPr>
+      <w:r>
+        <w:rPr>
+          <w:rFonts w:asciiTheme="majorHAnsi" w:hAnsiTheme="majorHAnsi" w:cstheme="majorHAnsi"/>
+          <w:lang w:val="en-PH"/>
+        </w:rPr>
+        <w:t>Integrated AR features to create an interactive learning experience</w:t>
+      </w:r>
+    </w:p>
+    <w:p>
+      <w:pPr>
+        <w:pStyle w:val="Heading2"/>
+        <w:spacing w:line="240" w:lineRule="auto"/>
+        <w:rPr>
+          <w:rFonts w:cstheme="majorHAnsi"/>
+          <w:sz w:val="22"/>
+          <w:szCs w:val="22"/>
+        </w:rPr>
+      </w:pPr>
+      <w:r>
+        <w:rPr>
+          <w:rFonts w:cstheme="majorHAnsi"/>
+          <w:sz w:val="22"/>
+          <w:szCs w:val="22"/>
+        </w:rPr>
+        <w:t>Certifications</w:t>
+      </w:r>
+    </w:p>
+    <w:p>
+      <w:pPr>
+        <w:pStyle w:val="ListBullet"/>
+        <w:numPr>
+          <w:ilvl w:val="0"/>
+          <w:numId w:val="30"/>
+        </w:numPr>
+        <w:spacing w:after="0" w:line="240" w:lineRule="auto"/>
+        <w:rPr>
+          <w:rFonts w:asciiTheme="majorHAnsi" w:hAnsiTheme="majorHAnsi" w:cstheme="majorHAnsi"/>
+        </w:rPr>
+      </w:pPr>
+      <w:r>
+        <w:rPr>
+          <w:rFonts w:asciiTheme="majorHAnsi" w:hAnsiTheme="majorHAnsi" w:cstheme="majorHAnsi"/>
+        </w:rPr>
+        <w:t xml:space="preserve">Networking Basics — </w:t>
       </w:r>
       <w:r>
         <w:rPr>
+          <w:rFonts w:asciiTheme="majorHAnsi" w:hAnsiTheme="majorHAnsi" w:cstheme="majorHAnsi"/>
           <w:b/>
           <w:bCs/>
-          <w:lang w:val="en-PH"/>
         </w:rPr>
-        <w:t xml:space="preserve">Certiport </w:t>
+        <w:t>Cisco | 2024</w:t>
+      </w:r>
+    </w:p>
+    <w:p>
+      <w:pPr>
+        <w:pStyle w:val="ListBullet"/>
+        <w:numPr>
+          <w:ilvl w:val="0"/>
+          <w:numId w:val="30"/>
+        </w:numPr>
+        <w:spacing w:after="0" w:line="240" w:lineRule="auto"/>
+        <w:rPr>
+          <w:rFonts w:asciiTheme="majorHAnsi" w:hAnsiTheme="majorHAnsi" w:cstheme="majorHAnsi"/>
+        </w:rPr>
+      </w:pPr>
+      <w:r>
+        <w:rPr>
+          <w:rFonts w:asciiTheme="majorHAnsi" w:hAnsiTheme="majorHAnsi" w:cstheme="majorHAnsi"/>
+        </w:rPr>
+        <w:t xml:space="preserve">Introduction to Cybersecurity — </w:t>
       </w:r>
       <w:r>
         <w:rPr>
+          <w:rFonts w:asciiTheme="majorHAnsi" w:hAnsiTheme="majorHAnsi" w:cstheme="majorHAnsi"/>
           <w:b/>
           <w:bCs/>
         </w:rPr>
-        <w:t xml:space="preserve">· Issued </w:t>
+        <w:t>Cisco | 2023</w:t>
+      </w:r>
+    </w:p>
+    <w:p>
+      <w:pPr>
+        <w:pStyle w:val="ListBullet"/>
+        <w:numPr>
+          <w:ilvl w:val="0"/>
+          <w:numId w:val="30"/>
+        </w:numPr>
+        <w:spacing w:after="0" w:line="240" w:lineRule="auto"/>
+        <w:rPr>
+          <w:rFonts w:asciiTheme="majorHAnsi" w:hAnsiTheme="majorHAnsi" w:cstheme="majorHAnsi"/>
+        </w:rPr>
+      </w:pPr>
+      <w:r>
+        <w:rPr>
+          <w:rFonts w:asciiTheme="majorHAnsi" w:hAnsiTheme="majorHAnsi" w:cstheme="majorHAnsi"/>
+        </w:rPr>
+        <w:t xml:space="preserve">Fundamentals of Predictive Project Management — </w:t>
       </w:r>
       <w:r>
         <w:rPr>
+          <w:rFonts w:asciiTheme="majorHAnsi" w:hAnsiTheme="majorHAnsi" w:cstheme="majorHAnsi"/>
           <w:b/>
           <w:bCs/>
         </w:rPr>
-        <w:t>June</w:t>
+        <w:t>PMI | 2023</w:t>
+      </w:r>
+    </w:p>
+    <w:p>
+      <w:pPr>
+        <w:pStyle w:val="ListBullet"/>
+        <w:numPr>
+          <w:ilvl w:val="0"/>
+          <w:numId w:val="30"/>
+        </w:numPr>
+        <w:rPr>
+          <w:rFonts w:asciiTheme="majorHAnsi" w:hAnsiTheme="majorHAnsi" w:cstheme="majorHAnsi"/>
+        </w:rPr>
+      </w:pPr>
+      <w:r>
+        <w:rPr>
+          <w:rFonts w:asciiTheme="majorHAnsi" w:hAnsiTheme="majorHAnsi" w:cstheme="majorHAnsi"/>
+        </w:rPr>
+        <w:t xml:space="preserve">Microsoft Office Excel Associate — </w:t>
       </w:r>
       <w:r>
         <w:rPr>
+          <w:rFonts w:asciiTheme="majorHAnsi" w:hAnsiTheme="majorHAnsi" w:cstheme="majorHAnsi"/>
           <w:b/>
           <w:bCs/>
         </w:rPr>
-        <w:t xml:space="preserve"> 202</w:t>
-      </w:r>
-      <w:r>
-        <w:rPr>
-          <w:b/>
-          <w:bCs/>
-        </w:rPr>
-        <w:t>3</w:t>
+        <w:t>Microsoft | 2023</w:t>
       </w:r>
     </w:p>
     <w:p>
       <w:pPr>
         <w:pStyle w:val="Heading2"/>
+        <w:spacing w:line="240" w:lineRule="auto"/>
+        <w:rPr>
+          <w:rFonts w:cstheme="majorHAnsi"/>
+          <w:sz w:val="22"/>
+          <w:szCs w:val="22"/>
+        </w:rPr>
       </w:pPr>
       <w:r>
+        <w:rPr>
+          <w:rFonts w:cstheme="majorHAnsi"/>
+          <w:sz w:val="22"/>
+          <w:szCs w:val="22"/>
+        </w:rPr>
         <w:t>Education</w:t>
       </w:r>
     </w:p>
     <w:p>
       <w:pPr>
-        <w:spacing w:after="0"/>
+        <w:spacing w:after="0" w:line="240" w:lineRule="auto"/>
+        <w:rPr>
+          <w:rFonts w:asciiTheme="majorHAnsi" w:hAnsiTheme="majorHAnsi" w:cstheme="majorHAnsi"/>
+        </w:rPr>
       </w:pPr>
       <w:r>
-        <w:t>Dr. Yanga’s Colleges Inc. — Bachelor of Science in Information Technology (BSIT), 2021 – 2025</w:t>
+        <w:rPr>
+          <w:rFonts w:asciiTheme="majorHAnsi" w:hAnsiTheme="majorHAnsi" w:cstheme="majorHAnsi"/>
+        </w:rPr>
+        <w:t>Dr. Yanga’s Colleges Inc.</w:t>
       </w:r>
     </w:p>
     <w:p>
       <w:pPr>
-        <w:pStyle w:val="ListBullet"/>
-        <w:numPr>
-          <w:ilvl w:val="0"/>
-          <w:numId w:val="0"/>
-        </w:numPr>
-        <w:spacing w:after="0"/>
-        <w:ind w:left="360" w:hanging="360"/>
-      </w:pPr>
+        <w:spacing w:after="0" w:line="240" w:lineRule="auto"/>
+        <w:rPr>
+          <w:rFonts w:asciiTheme="majorHAnsi" w:hAnsiTheme="majorHAnsi" w:cstheme="majorHAnsi"/>
+        </w:rPr>
+      </w:pPr>
+      <w:r>
+        <w:rPr>
+          <w:rFonts w:asciiTheme="majorHAnsi" w:hAnsiTheme="majorHAnsi" w:cstheme="majorHAnsi"/>
+        </w:rPr>
+        <w:t>Bachelor of Science in Information Technology (BSIT)</w:t>
+      </w:r>
+    </w:p>
+    <w:p>
+      <w:pPr>
+        <w:spacing w:after="0" w:line="240" w:lineRule="auto"/>
+        <w:rPr>
+          <w:rFonts w:asciiTheme="majorHAnsi" w:hAnsiTheme="majorHAnsi" w:cstheme="majorHAnsi"/>
+          <w:b/>
+          <w:bCs/>
+        </w:rPr>
+      </w:pPr>
+      <w:r>
+        <w:rPr>
+          <w:rFonts w:asciiTheme="majorHAnsi" w:hAnsiTheme="majorHAnsi" w:cstheme="majorHAnsi"/>
+          <w:b/>
+          <w:bCs/>
+        </w:rPr>
+        <w:t>2021 – 2025</w:t>
+      </w:r>
     </w:p>
     <w:sectPr>
-      <w:pgSz w:w="12240" w:h="15840"/>
+      <w:pgSz w:w="12240" w:h="15840" w:code="1"/>
       <w:pgMar w:top="720" w:right="720" w:bottom="720" w:left="720" w:header="720" w:footer="720" w:gutter="0"/>
       <w:cols w:space="720"/>
       <w:docGrid w:linePitch="360"/>
@@ -1045,7 +1452,7 @@
   <w:abstractNum w:abstractNumId="8" w15:restartNumberingAfterBreak="0">
     <w:nsid w:val="FFFFFF89"/>
     <w:multiLevelType w:val="singleLevel"/>
-    <w:tmpl w:val="53A44370"/>
+    <w:tmpl w:val="1966B152"/>
     <w:lvl w:ilvl="0">
       <w:start w:val="1"/>
       <w:numFmt w:val="bullet"/>
@@ -1064,6 +1471,343 @@
     </w:lvl>
   </w:abstractNum>
   <w:abstractNum w:abstractNumId="9" w15:restartNumberingAfterBreak="0">
+    <w:nsid w:val="019C6AED"/>
+    <w:multiLevelType w:val="hybridMultilevel"/>
+    <w:tmpl w:val="9CFE4D3C"/>
+    <w:lvl w:ilvl="0" w:tplc="FFE47EEE">
+      <w:numFmt w:val="bullet"/>
+      <w:lvlText w:val="•"/>
+      <w:lvlJc w:val="left"/>
+      <w:pPr>
+        <w:ind w:left="1080" w:hanging="360"/>
+      </w:pPr>
+      <w:rPr>
+        <w:rFonts w:ascii="Calibri" w:eastAsiaTheme="minorEastAsia" w:hAnsi="Calibri" w:cs="Calibri" w:hint="default"/>
+      </w:rPr>
+    </w:lvl>
+    <w:lvl w:ilvl="1" w:tplc="34090003" w:tentative="1">
+      <w:start w:val="1"/>
+      <w:numFmt w:val="bullet"/>
+      <w:lvlText w:val="o"/>
+      <w:lvlJc w:val="left"/>
+      <w:pPr>
+        <w:ind w:left="1800" w:hanging="360"/>
+      </w:pPr>
+      <w:rPr>
+        <w:rFonts w:ascii="Courier New" w:hAnsi="Courier New" w:cs="Courier New" w:hint="default"/>
+      </w:rPr>
+    </w:lvl>
+    <w:lvl w:ilvl="2" w:tplc="34090005" w:tentative="1">
+      <w:start w:val="1"/>
+      <w:numFmt w:val="bullet"/>
+      <w:lvlText w:val=""/>
+      <w:lvlJc w:val="left"/>
+      <w:pPr>
+        <w:ind w:left="2520" w:hanging="360"/>
+      </w:pPr>
+      <w:rPr>
+        <w:rFonts w:ascii="Wingdings" w:hAnsi="Wingdings" w:hint="default"/>
+      </w:rPr>
+    </w:lvl>
+    <w:lvl w:ilvl="3" w:tplc="34090001" w:tentative="1">
+      <w:start w:val="1"/>
+      <w:numFmt w:val="bullet"/>
+      <w:lvlText w:val=""/>
+      <w:lvlJc w:val="left"/>
+      <w:pPr>
+        <w:ind w:left="3240" w:hanging="360"/>
+      </w:pPr>
+      <w:rPr>
+        <w:rFonts w:ascii="Symbol" w:hAnsi="Symbol" w:hint="default"/>
+      </w:rPr>
+    </w:lvl>
+    <w:lvl w:ilvl="4" w:tplc="34090003" w:tentative="1">
+      <w:start w:val="1"/>
+      <w:numFmt w:val="bullet"/>
+      <w:lvlText w:val="o"/>
+      <w:lvlJc w:val="left"/>
+      <w:pPr>
+        <w:ind w:left="3960" w:hanging="360"/>
+      </w:pPr>
+      <w:rPr>
+        <w:rFonts w:ascii="Courier New" w:hAnsi="Courier New" w:cs="Courier New" w:hint="default"/>
+      </w:rPr>
+    </w:lvl>
+    <w:lvl w:ilvl="5" w:tplc="34090005" w:tentative="1">
+      <w:start w:val="1"/>
+      <w:numFmt w:val="bullet"/>
+      <w:lvlText w:val=""/>
+      <w:lvlJc w:val="left"/>
+      <w:pPr>
+        <w:ind w:left="4680" w:hanging="360"/>
+      </w:pPr>
+      <w:rPr>
+        <w:rFonts w:ascii="Wingdings" w:hAnsi="Wingdings" w:hint="default"/>
+      </w:rPr>
+    </w:lvl>
+    <w:lvl w:ilvl="6" w:tplc="34090001" w:tentative="1">
+      <w:start w:val="1"/>
+      <w:numFmt w:val="bullet"/>
+      <w:lvlText w:val=""/>
+      <w:lvlJc w:val="left"/>
+      <w:pPr>
+        <w:ind w:left="5400" w:hanging="360"/>
+      </w:pPr>
+      <w:rPr>
+        <w:rFonts w:ascii="Symbol" w:hAnsi="Symbol" w:hint="default"/>
+      </w:rPr>
+    </w:lvl>
+    <w:lvl w:ilvl="7" w:tplc="34090003" w:tentative="1">
+      <w:start w:val="1"/>
+      <w:numFmt w:val="bullet"/>
+      <w:lvlText w:val="o"/>
+      <w:lvlJc w:val="left"/>
+      <w:pPr>
+        <w:ind w:left="6120" w:hanging="360"/>
+      </w:pPr>
+      <w:rPr>
+        <w:rFonts w:ascii="Courier New" w:hAnsi="Courier New" w:cs="Courier New" w:hint="default"/>
+      </w:rPr>
+    </w:lvl>
+    <w:lvl w:ilvl="8" w:tplc="34090005" w:tentative="1">
+      <w:start w:val="1"/>
+      <w:numFmt w:val="bullet"/>
+      <w:lvlText w:val=""/>
+      <w:lvlJc w:val="left"/>
+      <w:pPr>
+        <w:ind w:left="6840" w:hanging="360"/>
+      </w:pPr>
+      <w:rPr>
+        <w:rFonts w:ascii="Wingdings" w:hAnsi="Wingdings" w:hint="default"/>
+      </w:rPr>
+    </w:lvl>
+  </w:abstractNum>
+  <w:abstractNum w:abstractNumId="10" w15:restartNumberingAfterBreak="0">
+    <w:nsid w:val="03F758A3"/>
+    <w:multiLevelType w:val="hybridMultilevel"/>
+    <w:tmpl w:val="9A960208"/>
+    <w:lvl w:ilvl="0" w:tplc="34090001">
+      <w:start w:val="1"/>
+      <w:numFmt w:val="bullet"/>
+      <w:lvlText w:val=""/>
+      <w:lvlJc w:val="left"/>
+      <w:pPr>
+        <w:ind w:left="720" w:hanging="360"/>
+      </w:pPr>
+      <w:rPr>
+        <w:rFonts w:ascii="Symbol" w:hAnsi="Symbol" w:hint="default"/>
+      </w:rPr>
+    </w:lvl>
+    <w:lvl w:ilvl="1" w:tplc="34090003" w:tentative="1">
+      <w:start w:val="1"/>
+      <w:numFmt w:val="bullet"/>
+      <w:lvlText w:val="o"/>
+      <w:lvlJc w:val="left"/>
+      <w:pPr>
+        <w:ind w:left="1440" w:hanging="360"/>
+      </w:pPr>
+      <w:rPr>
+        <w:rFonts w:ascii="Courier New" w:hAnsi="Courier New" w:cs="Courier New" w:hint="default"/>
+      </w:rPr>
+    </w:lvl>
+    <w:lvl w:ilvl="2" w:tplc="34090005" w:tentative="1">
+      <w:start w:val="1"/>
+      <w:numFmt w:val="bullet"/>
+      <w:lvlText w:val=""/>
+      <w:lvlJc w:val="left"/>
+      <w:pPr>
+        <w:ind w:left="2160" w:hanging="360"/>
+      </w:pPr>
+      <w:rPr>
+        <w:rFonts w:ascii="Wingdings" w:hAnsi="Wingdings" w:hint="default"/>
+      </w:rPr>
+    </w:lvl>
+    <w:lvl w:ilvl="3" w:tplc="34090001" w:tentative="1">
+      <w:start w:val="1"/>
+      <w:numFmt w:val="bullet"/>
+      <w:lvlText w:val=""/>
+      <w:lvlJc w:val="left"/>
+      <w:pPr>
+        <w:ind w:left="2880" w:hanging="360"/>
+      </w:pPr>
+      <w:rPr>
+        <w:rFonts w:ascii="Symbol" w:hAnsi="Symbol" w:hint="default"/>
+      </w:rPr>
+    </w:lvl>
+    <w:lvl w:ilvl="4" w:tplc="34090003" w:tentative="1">
+      <w:start w:val="1"/>
+      <w:numFmt w:val="bullet"/>
+      <w:lvlText w:val="o"/>
+      <w:lvlJc w:val="left"/>
+      <w:pPr>
+        <w:ind w:left="3600" w:hanging="360"/>
+      </w:pPr>
+      <w:rPr>
+        <w:rFonts w:ascii="Courier New" w:hAnsi="Courier New" w:cs="Courier New" w:hint="default"/>
+      </w:rPr>
+    </w:lvl>
+    <w:lvl w:ilvl="5" w:tplc="34090005" w:tentative="1">
+      <w:start w:val="1"/>
+      <w:numFmt w:val="bullet"/>
+      <w:lvlText w:val=""/>
+      <w:lvlJc w:val="left"/>
+      <w:pPr>
+        <w:ind w:left="4320" w:hanging="360"/>
+      </w:pPr>
+      <w:rPr>
+        <w:rFonts w:ascii="Wingdings" w:hAnsi="Wingdings" w:hint="default"/>
+      </w:rPr>
+    </w:lvl>
+    <w:lvl w:ilvl="6" w:tplc="34090001" w:tentative="1">
+      <w:start w:val="1"/>
+      <w:numFmt w:val="bullet"/>
+      <w:lvlText w:val=""/>
+      <w:lvlJc w:val="left"/>
+      <w:pPr>
+        <w:ind w:left="5040" w:hanging="360"/>
+      </w:pPr>
+      <w:rPr>
+        <w:rFonts w:ascii="Symbol" w:hAnsi="Symbol" w:hint="default"/>
+      </w:rPr>
+    </w:lvl>
+    <w:lvl w:ilvl="7" w:tplc="34090003" w:tentative="1">
+      <w:start w:val="1"/>
+      <w:numFmt w:val="bullet"/>
+      <w:lvlText w:val="o"/>
+      <w:lvlJc w:val="left"/>
+      <w:pPr>
+        <w:ind w:left="5760" w:hanging="360"/>
+      </w:pPr>
+      <w:rPr>
+        <w:rFonts w:ascii="Courier New" w:hAnsi="Courier New" w:cs="Courier New" w:hint="default"/>
+      </w:rPr>
+    </w:lvl>
+    <w:lvl w:ilvl="8" w:tplc="34090005" w:tentative="1">
+      <w:start w:val="1"/>
+      <w:numFmt w:val="bullet"/>
+      <w:lvlText w:val=""/>
+      <w:lvlJc w:val="left"/>
+      <w:pPr>
+        <w:ind w:left="6480" w:hanging="360"/>
+      </w:pPr>
+      <w:rPr>
+        <w:rFonts w:ascii="Wingdings" w:hAnsi="Wingdings" w:hint="default"/>
+      </w:rPr>
+    </w:lvl>
+  </w:abstractNum>
+  <w:abstractNum w:abstractNumId="11" w15:restartNumberingAfterBreak="0">
+    <w:nsid w:val="12FB6870"/>
+    <w:multiLevelType w:val="hybridMultilevel"/>
+    <w:tmpl w:val="576C5088"/>
+    <w:lvl w:ilvl="0" w:tplc="34090001">
+      <w:start w:val="1"/>
+      <w:numFmt w:val="bullet"/>
+      <w:lvlText w:val=""/>
+      <w:lvlJc w:val="left"/>
+      <w:pPr>
+        <w:ind w:left="720" w:hanging="360"/>
+      </w:pPr>
+      <w:rPr>
+        <w:rFonts w:ascii="Symbol" w:hAnsi="Symbol" w:hint="default"/>
+      </w:rPr>
+    </w:lvl>
+    <w:lvl w:ilvl="1" w:tplc="D778A822">
+      <w:numFmt w:val="bullet"/>
+      <w:lvlText w:val="•"/>
+      <w:lvlJc w:val="left"/>
+      <w:pPr>
+        <w:ind w:left="1440" w:hanging="360"/>
+      </w:pPr>
+      <w:rPr>
+        <w:rFonts w:ascii="Calibri" w:eastAsiaTheme="minorEastAsia" w:hAnsi="Calibri" w:cs="Calibri" w:hint="default"/>
+      </w:rPr>
+    </w:lvl>
+    <w:lvl w:ilvl="2" w:tplc="34090005" w:tentative="1">
+      <w:start w:val="1"/>
+      <w:numFmt w:val="bullet"/>
+      <w:lvlText w:val=""/>
+      <w:lvlJc w:val="left"/>
+      <w:pPr>
+        <w:ind w:left="2160" w:hanging="360"/>
+      </w:pPr>
+      <w:rPr>
+        <w:rFonts w:ascii="Wingdings" w:hAnsi="Wingdings" w:hint="default"/>
+      </w:rPr>
+    </w:lvl>
+    <w:lvl w:ilvl="3" w:tplc="34090001" w:tentative="1">
+      <w:start w:val="1"/>
+      <w:numFmt w:val="bullet"/>
+      <w:lvlText w:val=""/>
+      <w:lvlJc w:val="left"/>
+      <w:pPr>
+        <w:ind w:left="2880" w:hanging="360"/>
+      </w:pPr>
+      <w:rPr>
+        <w:rFonts w:ascii="Symbol" w:hAnsi="Symbol" w:hint="default"/>
+      </w:rPr>
+    </w:lvl>
+    <w:lvl w:ilvl="4" w:tplc="34090003" w:tentative="1">
+      <w:start w:val="1"/>
+      <w:numFmt w:val="bullet"/>
+      <w:lvlText w:val="o"/>
+      <w:lvlJc w:val="left"/>
+      <w:pPr>
+        <w:ind w:left="3600" w:hanging="360"/>
+      </w:pPr>
+      <w:rPr>
+        <w:rFonts w:ascii="Courier New" w:hAnsi="Courier New" w:cs="Courier New" w:hint="default"/>
+      </w:rPr>
+    </w:lvl>
+    <w:lvl w:ilvl="5" w:tplc="34090005" w:tentative="1">
+      <w:start w:val="1"/>
+      <w:numFmt w:val="bullet"/>
+      <w:lvlText w:val=""/>
+      <w:lvlJc w:val="left"/>
+      <w:pPr>
+        <w:ind w:left="4320" w:hanging="360"/>
+      </w:pPr>
+      <w:rPr>
+        <w:rFonts w:ascii="Wingdings" w:hAnsi="Wingdings" w:hint="default"/>
+      </w:rPr>
+    </w:lvl>
+    <w:lvl w:ilvl="6" w:tplc="34090001" w:tentative="1">
+      <w:start w:val="1"/>
+      <w:numFmt w:val="bullet"/>
+      <w:lvlText w:val=""/>
+      <w:lvlJc w:val="left"/>
+      <w:pPr>
+        <w:ind w:left="5040" w:hanging="360"/>
+      </w:pPr>
+      <w:rPr>
+        <w:rFonts w:ascii="Symbol" w:hAnsi="Symbol" w:hint="default"/>
+      </w:rPr>
+    </w:lvl>
+    <w:lvl w:ilvl="7" w:tplc="34090003" w:tentative="1">
+      <w:start w:val="1"/>
+      <w:numFmt w:val="bullet"/>
+      <w:lvlText w:val="o"/>
+      <w:lvlJc w:val="left"/>
+      <w:pPr>
+        <w:ind w:left="5760" w:hanging="360"/>
+      </w:pPr>
+      <w:rPr>
+        <w:rFonts w:ascii="Courier New" w:hAnsi="Courier New" w:cs="Courier New" w:hint="default"/>
+      </w:rPr>
+    </w:lvl>
+    <w:lvl w:ilvl="8" w:tplc="34090005" w:tentative="1">
+      <w:start w:val="1"/>
+      <w:numFmt w:val="bullet"/>
+      <w:lvlText w:val=""/>
+      <w:lvlJc w:val="left"/>
+      <w:pPr>
+        <w:ind w:left="6480" w:hanging="360"/>
+      </w:pPr>
+      <w:rPr>
+        <w:rFonts w:ascii="Wingdings" w:hAnsi="Wingdings" w:hint="default"/>
+      </w:rPr>
+    </w:lvl>
+  </w:abstractNum>
+  <w:abstractNum w:abstractNumId="12" w15:restartNumberingAfterBreak="0">
     <w:nsid w:val="141101B4"/>
     <w:multiLevelType w:val="multilevel"/>
     <w:tmpl w:val="21063CCA"/>
@@ -1212,7 +1956,119 @@
       </w:rPr>
     </w:lvl>
   </w:abstractNum>
-  <w:abstractNum w:abstractNumId="10" w15:restartNumberingAfterBreak="0">
+  <w:abstractNum w:abstractNumId="13" w15:restartNumberingAfterBreak="0">
+    <w:nsid w:val="14B47ED1"/>
+    <w:multiLevelType w:val="hybridMultilevel"/>
+    <w:tmpl w:val="F21EF7BC"/>
+    <w:lvl w:ilvl="0" w:tplc="FFE47EEE">
+      <w:numFmt w:val="bullet"/>
+      <w:lvlText w:val="•"/>
+      <w:lvlJc w:val="left"/>
+      <w:pPr>
+        <w:ind w:left="1080" w:hanging="360"/>
+      </w:pPr>
+      <w:rPr>
+        <w:rFonts w:ascii="Calibri" w:eastAsiaTheme="minorEastAsia" w:hAnsi="Calibri" w:cs="Calibri" w:hint="default"/>
+      </w:rPr>
+    </w:lvl>
+    <w:lvl w:ilvl="1" w:tplc="34090003" w:tentative="1">
+      <w:start w:val="1"/>
+      <w:numFmt w:val="bullet"/>
+      <w:lvlText w:val="o"/>
+      <w:lvlJc w:val="left"/>
+      <w:pPr>
+        <w:ind w:left="1800" w:hanging="360"/>
+      </w:pPr>
+      <w:rPr>
+        <w:rFonts w:ascii="Courier New" w:hAnsi="Courier New" w:cs="Courier New" w:hint="default"/>
+      </w:rPr>
+    </w:lvl>
+    <w:lvl w:ilvl="2" w:tplc="34090005" w:tentative="1">
+      <w:start w:val="1"/>
+      <w:numFmt w:val="bullet"/>
+      <w:lvlText w:val=""/>
+      <w:lvlJc w:val="left"/>
+      <w:pPr>
+        <w:ind w:left="2520" w:hanging="360"/>
+      </w:pPr>
+      <w:rPr>
+        <w:rFonts w:ascii="Wingdings" w:hAnsi="Wingdings" w:hint="default"/>
+      </w:rPr>
+    </w:lvl>
+    <w:lvl w:ilvl="3" w:tplc="34090001" w:tentative="1">
+      <w:start w:val="1"/>
+      <w:numFmt w:val="bullet"/>
+      <w:lvlText w:val=""/>
+      <w:lvlJc w:val="left"/>
+      <w:pPr>
+        <w:ind w:left="3240" w:hanging="360"/>
+      </w:pPr>
+      <w:rPr>
+        <w:rFonts w:ascii="Symbol" w:hAnsi="Symbol" w:hint="default"/>
+      </w:rPr>
+    </w:lvl>
+    <w:lvl w:ilvl="4" w:tplc="34090003" w:tentative="1">
+      <w:start w:val="1"/>
+      <w:numFmt w:val="bullet"/>
+      <w:lvlText w:val="o"/>
+      <w:lvlJc w:val="left"/>
+      <w:pPr>
+        <w:ind w:left="3960" w:hanging="360"/>
+      </w:pPr>
+      <w:rPr>
+        <w:rFonts w:ascii="Courier New" w:hAnsi="Courier New" w:cs="Courier New" w:hint="default"/>
+      </w:rPr>
+    </w:lvl>
+    <w:lvl w:ilvl="5" w:tplc="34090005" w:tentative="1">
+      <w:start w:val="1"/>
+      <w:numFmt w:val="bullet"/>
+      <w:lvlText w:val=""/>
+      <w:lvlJc w:val="left"/>
+      <w:pPr>
+        <w:ind w:left="4680" w:hanging="360"/>
+      </w:pPr>
+      <w:rPr>
+        <w:rFonts w:ascii="Wingdings" w:hAnsi="Wingdings" w:hint="default"/>
+      </w:rPr>
+    </w:lvl>
+    <w:lvl w:ilvl="6" w:tplc="34090001" w:tentative="1">
+      <w:start w:val="1"/>
+      <w:numFmt w:val="bullet"/>
+      <w:lvlText w:val=""/>
+      <w:lvlJc w:val="left"/>
+      <w:pPr>
+        <w:ind w:left="5400" w:hanging="360"/>
+      </w:pPr>
+      <w:rPr>
+        <w:rFonts w:ascii="Symbol" w:hAnsi="Symbol" w:hint="default"/>
+      </w:rPr>
+    </w:lvl>
+    <w:lvl w:ilvl="7" w:tplc="34090003" w:tentative="1">
+      <w:start w:val="1"/>
+      <w:numFmt w:val="bullet"/>
+      <w:lvlText w:val="o"/>
+      <w:lvlJc w:val="left"/>
+      <w:pPr>
+        <w:ind w:left="6120" w:hanging="360"/>
+      </w:pPr>
+      <w:rPr>
+        <w:rFonts w:ascii="Courier New" w:hAnsi="Courier New" w:cs="Courier New" w:hint="default"/>
+      </w:rPr>
+    </w:lvl>
+    <w:lvl w:ilvl="8" w:tplc="34090005" w:tentative="1">
+      <w:start w:val="1"/>
+      <w:numFmt w:val="bullet"/>
+      <w:lvlText w:val=""/>
+      <w:lvlJc w:val="left"/>
+      <w:pPr>
+        <w:ind w:left="6840" w:hanging="360"/>
+      </w:pPr>
+      <w:rPr>
+        <w:rFonts w:ascii="Wingdings" w:hAnsi="Wingdings" w:hint="default"/>
+      </w:rPr>
+    </w:lvl>
+  </w:abstractNum>
+  <w:abstractNum w:abstractNumId="14" w15:restartNumberingAfterBreak="0">
     <w:nsid w:val="18EF3D2C"/>
     <w:multiLevelType w:val="multilevel"/>
     <w:tmpl w:val="0FFC7384"/>
@@ -1361,7 +2217,232 @@
       </w:rPr>
     </w:lvl>
   </w:abstractNum>
-  <w:abstractNum w:abstractNumId="11" w15:restartNumberingAfterBreak="0">
+  <w:abstractNum w:abstractNumId="15" w15:restartNumberingAfterBreak="0">
+    <w:nsid w:val="1B8C08A2"/>
+    <w:multiLevelType w:val="hybridMultilevel"/>
+    <w:tmpl w:val="DDDE347C"/>
+    <w:lvl w:ilvl="0" w:tplc="FFE47EEE">
+      <w:numFmt w:val="bullet"/>
+      <w:lvlText w:val="•"/>
+      <w:lvlJc w:val="left"/>
+      <w:pPr>
+        <w:ind w:left="720" w:hanging="360"/>
+      </w:pPr>
+      <w:rPr>
+        <w:rFonts w:ascii="Calibri" w:eastAsiaTheme="minorEastAsia" w:hAnsi="Calibri" w:cs="Calibri" w:hint="default"/>
+      </w:rPr>
+    </w:lvl>
+    <w:lvl w:ilvl="1" w:tplc="34090003" w:tentative="1">
+      <w:start w:val="1"/>
+      <w:numFmt w:val="bullet"/>
+      <w:lvlText w:val="o"/>
+      <w:lvlJc w:val="left"/>
+      <w:pPr>
+        <w:ind w:left="1440" w:hanging="360"/>
+      </w:pPr>
+      <w:rPr>
+        <w:rFonts w:ascii="Courier New" w:hAnsi="Courier New" w:cs="Courier New" w:hint="default"/>
+      </w:rPr>
+    </w:lvl>
+    <w:lvl w:ilvl="2" w:tplc="34090005" w:tentative="1">
+      <w:start w:val="1"/>
+      <w:numFmt w:val="bullet"/>
+      <w:lvlText w:val=""/>
+      <w:lvlJc w:val="left"/>
+      <w:pPr>
+        <w:ind w:left="2160" w:hanging="360"/>
+      </w:pPr>
+      <w:rPr>
+        <w:rFonts w:ascii="Wingdings" w:hAnsi="Wingdings" w:hint="default"/>
+      </w:rPr>
+    </w:lvl>
+    <w:lvl w:ilvl="3" w:tplc="34090001" w:tentative="1">
+      <w:start w:val="1"/>
+      <w:numFmt w:val="bullet"/>
+      <w:lvlText w:val=""/>
+      <w:lvlJc w:val="left"/>
+      <w:pPr>
+        <w:ind w:left="2880" w:hanging="360"/>
+      </w:pPr>
+      <w:rPr>
+        <w:rFonts w:ascii="Symbol" w:hAnsi="Symbol" w:hint="default"/>
+      </w:rPr>
+    </w:lvl>
+    <w:lvl w:ilvl="4" w:tplc="34090003" w:tentative="1">
+      <w:start w:val="1"/>
+      <w:numFmt w:val="bullet"/>
+      <w:lvlText w:val="o"/>
+      <w:lvlJc w:val="left"/>
+      <w:pPr>
+        <w:ind w:left="3600" w:hanging="360"/>
+      </w:pPr>
+      <w:rPr>
+        <w:rFonts w:ascii="Courier New" w:hAnsi="Courier New" w:cs="Courier New" w:hint="default"/>
+      </w:rPr>
+    </w:lvl>
+    <w:lvl w:ilvl="5" w:tplc="34090005" w:tentative="1">
+      <w:start w:val="1"/>
+      <w:numFmt w:val="bullet"/>
+      <w:lvlText w:val=""/>
+      <w:lvlJc w:val="left"/>
+      <w:pPr>
+        <w:ind w:left="4320" w:hanging="360"/>
+      </w:pPr>
+      <w:rPr>
+        <w:rFonts w:ascii="Wingdings" w:hAnsi="Wingdings" w:hint="default"/>
+      </w:rPr>
+    </w:lvl>
+    <w:lvl w:ilvl="6" w:tplc="34090001" w:tentative="1">
+      <w:start w:val="1"/>
+      <w:numFmt w:val="bullet"/>
+      <w:lvlText w:val=""/>
+      <w:lvlJc w:val="left"/>
+      <w:pPr>
+        <w:ind w:left="5040" w:hanging="360"/>
+      </w:pPr>
+      <w:rPr>
+        <w:rFonts w:ascii="Symbol" w:hAnsi="Symbol" w:hint="default"/>
+      </w:rPr>
+    </w:lvl>
+    <w:lvl w:ilvl="7" w:tplc="34090003" w:tentative="1">
+      <w:start w:val="1"/>
+      <w:numFmt w:val="bullet"/>
+      <w:lvlText w:val="o"/>
+      <w:lvlJc w:val="left"/>
+      <w:pPr>
+        <w:ind w:left="5760" w:hanging="360"/>
+      </w:pPr>
+      <w:rPr>
+        <w:rFonts w:ascii="Courier New" w:hAnsi="Courier New" w:cs="Courier New" w:hint="default"/>
+      </w:rPr>
+    </w:lvl>
+    <w:lvl w:ilvl="8" w:tplc="34090005" w:tentative="1">
+      <w:start w:val="1"/>
+      <w:numFmt w:val="bullet"/>
+      <w:lvlText w:val=""/>
+      <w:lvlJc w:val="left"/>
+      <w:pPr>
+        <w:ind w:left="6480" w:hanging="360"/>
+      </w:pPr>
+      <w:rPr>
+        <w:rFonts w:ascii="Wingdings" w:hAnsi="Wingdings" w:hint="default"/>
+      </w:rPr>
+    </w:lvl>
+  </w:abstractNum>
+  <w:abstractNum w:abstractNumId="16" w15:restartNumberingAfterBreak="0">
+    <w:nsid w:val="1E206B99"/>
+    <w:multiLevelType w:val="hybridMultilevel"/>
+    <w:tmpl w:val="5744410E"/>
+    <w:lvl w:ilvl="0" w:tplc="34090001">
+      <w:start w:val="1"/>
+      <w:numFmt w:val="bullet"/>
+      <w:lvlText w:val=""/>
+      <w:lvlJc w:val="left"/>
+      <w:pPr>
+        <w:ind w:left="720" w:hanging="360"/>
+      </w:pPr>
+      <w:rPr>
+        <w:rFonts w:ascii="Symbol" w:hAnsi="Symbol" w:hint="default"/>
+      </w:rPr>
+    </w:lvl>
+    <w:lvl w:ilvl="1" w:tplc="34090003" w:tentative="1">
+      <w:start w:val="1"/>
+      <w:numFmt w:val="bullet"/>
+      <w:lvlText w:val="o"/>
+      <w:lvlJc w:val="left"/>
+      <w:pPr>
+        <w:ind w:left="1440" w:hanging="360"/>
+      </w:pPr>
+      <w:rPr>
+        <w:rFonts w:ascii="Courier New" w:hAnsi="Courier New" w:cs="Courier New" w:hint="default"/>
+      </w:rPr>
+    </w:lvl>
+    <w:lvl w:ilvl="2" w:tplc="34090005" w:tentative="1">
+      <w:start w:val="1"/>
+      <w:numFmt w:val="bullet"/>
+      <w:lvlText w:val=""/>
+      <w:lvlJc w:val="left"/>
+      <w:pPr>
+        <w:ind w:left="2160" w:hanging="360"/>
+      </w:pPr>
+      <w:rPr>
+        <w:rFonts w:ascii="Wingdings" w:hAnsi="Wingdings" w:hint="default"/>
+      </w:rPr>
+    </w:lvl>
+    <w:lvl w:ilvl="3" w:tplc="34090001" w:tentative="1">
+      <w:start w:val="1"/>
+      <w:numFmt w:val="bullet"/>
+      <w:lvlText w:val=""/>
+      <w:lvlJc w:val="left"/>
+      <w:pPr>
+        <w:ind w:left="2880" w:hanging="360"/>
+      </w:pPr>
+      <w:rPr>
+        <w:rFonts w:ascii="Symbol" w:hAnsi="Symbol" w:hint="default"/>
+      </w:rPr>
+    </w:lvl>
+    <w:lvl w:ilvl="4" w:tplc="34090003" w:tentative="1">
+      <w:start w:val="1"/>
+      <w:numFmt w:val="bullet"/>
+      <w:lvlText w:val="o"/>
+      <w:lvlJc w:val="left"/>
+      <w:pPr>
+        <w:ind w:left="3600" w:hanging="360"/>
+      </w:pPr>
+      <w:rPr>
+        <w:rFonts w:ascii="Courier New" w:hAnsi="Courier New" w:cs="Courier New" w:hint="default"/>
+      </w:rPr>
+    </w:lvl>
+    <w:lvl w:ilvl="5" w:tplc="34090005" w:tentative="1">
+      <w:start w:val="1"/>
+      <w:numFmt w:val="bullet"/>
+      <w:lvlText w:val=""/>
+      <w:lvlJc w:val="left"/>
+      <w:pPr>
+        <w:ind w:left="4320" w:hanging="360"/>
+      </w:pPr>
+      <w:rPr>
+        <w:rFonts w:ascii="Wingdings" w:hAnsi="Wingdings" w:hint="default"/>
+      </w:rPr>
+    </w:lvl>
+    <w:lvl w:ilvl="6" w:tplc="34090001" w:tentative="1">
+      <w:start w:val="1"/>
+      <w:numFmt w:val="bullet"/>
+      <w:lvlText w:val=""/>
+      <w:lvlJc w:val="left"/>
+      <w:pPr>
+        <w:ind w:left="5040" w:hanging="360"/>
+      </w:pPr>
+      <w:rPr>
+        <w:rFonts w:ascii="Symbol" w:hAnsi="Symbol" w:hint="default"/>
+      </w:rPr>
+    </w:lvl>
+    <w:lvl w:ilvl="7" w:tplc="34090003" w:tentative="1">
+      <w:start w:val="1"/>
+      <w:numFmt w:val="bullet"/>
+      <w:lvlText w:val="o"/>
+      <w:lvlJc w:val="left"/>
+      <w:pPr>
+        <w:ind w:left="5760" w:hanging="360"/>
+      </w:pPr>
+      <w:rPr>
+        <w:rFonts w:ascii="Courier New" w:hAnsi="Courier New" w:cs="Courier New" w:hint="default"/>
+      </w:rPr>
+    </w:lvl>
+    <w:lvl w:ilvl="8" w:tplc="34090005" w:tentative="1">
+      <w:start w:val="1"/>
+      <w:numFmt w:val="bullet"/>
+      <w:lvlText w:val=""/>
+      <w:lvlJc w:val="left"/>
+      <w:pPr>
+        <w:ind w:left="6480" w:hanging="360"/>
+      </w:pPr>
+      <w:rPr>
+        <w:rFonts w:ascii="Wingdings" w:hAnsi="Wingdings" w:hint="default"/>
+      </w:rPr>
+    </w:lvl>
+  </w:abstractNum>
+  <w:abstractNum w:abstractNumId="17" w15:restartNumberingAfterBreak="0">
     <w:nsid w:val="219056EF"/>
     <w:multiLevelType w:val="multilevel"/>
     <w:tmpl w:val="B8F416BE"/>
@@ -1510,7 +2591,156 @@
       </w:rPr>
     </w:lvl>
   </w:abstractNum>
-  <w:abstractNum w:abstractNumId="12" w15:restartNumberingAfterBreak="0">
+  <w:abstractNum w:abstractNumId="18" w15:restartNumberingAfterBreak="0">
+    <w:nsid w:val="22B35886"/>
+    <w:multiLevelType w:val="multilevel"/>
+    <w:tmpl w:val="CA9C5AC2"/>
+    <w:lvl w:ilvl="0">
+      <w:start w:val="1"/>
+      <w:numFmt w:val="bullet"/>
+      <w:lvlText w:val=""/>
+      <w:lvlJc w:val="left"/>
+      <w:pPr>
+        <w:tabs>
+          <w:tab w:val="num" w:pos="720"/>
+        </w:tabs>
+        <w:ind w:left="720" w:hanging="360"/>
+      </w:pPr>
+      <w:rPr>
+        <w:rFonts w:ascii="Symbol" w:hAnsi="Symbol" w:hint="default"/>
+        <w:sz w:val="20"/>
+      </w:rPr>
+    </w:lvl>
+    <w:lvl w:ilvl="1" w:tentative="1">
+      <w:start w:val="1"/>
+      <w:numFmt w:val="bullet"/>
+      <w:lvlText w:val="o"/>
+      <w:lvlJc w:val="left"/>
+      <w:pPr>
+        <w:tabs>
+          <w:tab w:val="num" w:pos="1440"/>
+        </w:tabs>
+        <w:ind w:left="1440" w:hanging="360"/>
+      </w:pPr>
+      <w:rPr>
+        <w:rFonts w:ascii="Courier New" w:hAnsi="Courier New" w:hint="default"/>
+        <w:sz w:val="20"/>
+      </w:rPr>
+    </w:lvl>
+    <w:lvl w:ilvl="2" w:tentative="1">
+      <w:start w:val="1"/>
+      <w:numFmt w:val="bullet"/>
+      <w:lvlText w:val=""/>
+      <w:lvlJc w:val="left"/>
+      <w:pPr>
+        <w:tabs>
+          <w:tab w:val="num" w:pos="2160"/>
+        </w:tabs>
+        <w:ind w:left="2160" w:hanging="360"/>
+      </w:pPr>
+      <w:rPr>
+        <w:rFonts w:ascii="Wingdings" w:hAnsi="Wingdings" w:hint="default"/>
+        <w:sz w:val="20"/>
+      </w:rPr>
+    </w:lvl>
+    <w:lvl w:ilvl="3" w:tentative="1">
+      <w:start w:val="1"/>
+      <w:numFmt w:val="bullet"/>
+      <w:lvlText w:val=""/>
+      <w:lvlJc w:val="left"/>
+      <w:pPr>
+        <w:tabs>
+          <w:tab w:val="num" w:pos="2880"/>
+        </w:tabs>
+        <w:ind w:left="2880" w:hanging="360"/>
+      </w:pPr>
+      <w:rPr>
+        <w:rFonts w:ascii="Wingdings" w:hAnsi="Wingdings" w:hint="default"/>
+        <w:sz w:val="20"/>
+      </w:rPr>
+    </w:lvl>
+    <w:lvl w:ilvl="4" w:tentative="1">
+      <w:start w:val="1"/>
+      <w:numFmt w:val="bullet"/>
+      <w:lvlText w:val=""/>
+      <w:lvlJc w:val="left"/>
+      <w:pPr>
+        <w:tabs>
+          <w:tab w:val="num" w:pos="3600"/>
+        </w:tabs>
+        <w:ind w:left="3600" w:hanging="360"/>
+      </w:pPr>
+      <w:rPr>
+        <w:rFonts w:ascii="Wingdings" w:hAnsi="Wingdings" w:hint="default"/>
+        <w:sz w:val="20"/>
+      </w:rPr>
+    </w:lvl>
+    <w:lvl w:ilvl="5" w:tentative="1">
+      <w:start w:val="1"/>
+      <w:numFmt w:val="bullet"/>
+      <w:lvlText w:val=""/>
+      <w:lvlJc w:val="left"/>
+      <w:pPr>
+        <w:tabs>
+          <w:tab w:val="num" w:pos="4320"/>
+        </w:tabs>
+        <w:ind w:left="4320" w:hanging="360"/>
+      </w:pPr>
+      <w:rPr>
+        <w:rFonts w:ascii="Wingdings" w:hAnsi="Wingdings" w:hint="default"/>
+        <w:sz w:val="20"/>
+      </w:rPr>
+    </w:lvl>
+    <w:lvl w:ilvl="6" w:tentative="1">
+      <w:start w:val="1"/>
+      <w:numFmt w:val="bullet"/>
+      <w:lvlText w:val=""/>
+      <w:lvlJc w:val="left"/>
+      <w:pPr>
+        <w:tabs>
+          <w:tab w:val="num" w:pos="5040"/>
+        </w:tabs>
+        <w:ind w:left="5040" w:hanging="360"/>
+      </w:pPr>
+      <w:rPr>
+        <w:rFonts w:ascii="Wingdings" w:hAnsi="Wingdings" w:hint="default"/>
+        <w:sz w:val="20"/>
+      </w:rPr>
+    </w:lvl>
+    <w:lvl w:ilvl="7" w:tentative="1">
+      <w:start w:val="1"/>
+      <w:numFmt w:val="bullet"/>
+      <w:lvlText w:val=""/>
+      <w:lvlJc w:val="left"/>
+      <w:pPr>
+        <w:tabs>
+          <w:tab w:val="num" w:pos="5760"/>
+        </w:tabs>
+        <w:ind w:left="5760" w:hanging="360"/>
+      </w:pPr>
+      <w:rPr>
+        <w:rFonts w:ascii="Wingdings" w:hAnsi="Wingdings" w:hint="default"/>
+        <w:sz w:val="20"/>
+      </w:rPr>
+    </w:lvl>
+    <w:lvl w:ilvl="8" w:tentative="1">
+      <w:start w:val="1"/>
+      <w:numFmt w:val="bullet"/>
+      <w:lvlText w:val=""/>
+      <w:lvlJc w:val="left"/>
+      <w:pPr>
+        <w:tabs>
+          <w:tab w:val="num" w:pos="6480"/>
+        </w:tabs>
+        <w:ind w:left="6480" w:hanging="360"/>
+      </w:pPr>
+      <w:rPr>
+        <w:rFonts w:ascii="Wingdings" w:hAnsi="Wingdings" w:hint="default"/>
+        <w:sz w:val="20"/>
+      </w:rPr>
+    </w:lvl>
+  </w:abstractNum>
+  <w:abstractNum w:abstractNumId="19" w15:restartNumberingAfterBreak="0">
     <w:nsid w:val="305E315D"/>
     <w:multiLevelType w:val="multilevel"/>
     <w:tmpl w:val="087485C4"/>
@@ -1659,7 +2889,119 @@
       </w:rPr>
     </w:lvl>
   </w:abstractNum>
-  <w:abstractNum w:abstractNumId="13" w15:restartNumberingAfterBreak="0">
+  <w:abstractNum w:abstractNumId="20" w15:restartNumberingAfterBreak="0">
+    <w:nsid w:val="32E64E8C"/>
+    <w:multiLevelType w:val="hybridMultilevel"/>
+    <w:tmpl w:val="2D206B0E"/>
+    <w:lvl w:ilvl="0" w:tplc="FFE47EEE">
+      <w:numFmt w:val="bullet"/>
+      <w:lvlText w:val="•"/>
+      <w:lvlJc w:val="left"/>
+      <w:pPr>
+        <w:ind w:left="720" w:hanging="360"/>
+      </w:pPr>
+      <w:rPr>
+        <w:rFonts w:ascii="Calibri" w:eastAsiaTheme="minorEastAsia" w:hAnsi="Calibri" w:cs="Calibri" w:hint="default"/>
+      </w:rPr>
+    </w:lvl>
+    <w:lvl w:ilvl="1" w:tplc="34090003" w:tentative="1">
+      <w:start w:val="1"/>
+      <w:numFmt w:val="bullet"/>
+      <w:lvlText w:val="o"/>
+      <w:lvlJc w:val="left"/>
+      <w:pPr>
+        <w:ind w:left="1440" w:hanging="360"/>
+      </w:pPr>
+      <w:rPr>
+        <w:rFonts w:ascii="Courier New" w:hAnsi="Courier New" w:cs="Courier New" w:hint="default"/>
+      </w:rPr>
+    </w:lvl>
+    <w:lvl w:ilvl="2" w:tplc="34090005" w:tentative="1">
+      <w:start w:val="1"/>
+      <w:numFmt w:val="bullet"/>
+      <w:lvlText w:val=""/>
+      <w:lvlJc w:val="left"/>
+      <w:pPr>
+        <w:ind w:left="2160" w:hanging="360"/>
+      </w:pPr>
+      <w:rPr>
+        <w:rFonts w:ascii="Wingdings" w:hAnsi="Wingdings" w:hint="default"/>
+      </w:rPr>
+    </w:lvl>
+    <w:lvl w:ilvl="3" w:tplc="34090001" w:tentative="1">
+      <w:start w:val="1"/>
+      <w:numFmt w:val="bullet"/>
+      <w:lvlText w:val=""/>
+      <w:lvlJc w:val="left"/>
+      <w:pPr>
+        <w:ind w:left="2880" w:hanging="360"/>
+      </w:pPr>
+      <w:rPr>
+        <w:rFonts w:ascii="Symbol" w:hAnsi="Symbol" w:hint="default"/>
+      </w:rPr>
+    </w:lvl>
+    <w:lvl w:ilvl="4" w:tplc="34090003" w:tentative="1">
+      <w:start w:val="1"/>
+      <w:numFmt w:val="bullet"/>
+      <w:lvlText w:val="o"/>
+      <w:lvlJc w:val="left"/>
+      <w:pPr>
+        <w:ind w:left="3600" w:hanging="360"/>
+      </w:pPr>
+      <w:rPr>
+        <w:rFonts w:ascii="Courier New" w:hAnsi="Courier New" w:cs="Courier New" w:hint="default"/>
+      </w:rPr>
+    </w:lvl>
+    <w:lvl w:ilvl="5" w:tplc="34090005" w:tentative="1">
+      <w:start w:val="1"/>
+      <w:numFmt w:val="bullet"/>
+      <w:lvlText w:val=""/>
+      <w:lvlJc w:val="left"/>
+      <w:pPr>
+        <w:ind w:left="4320" w:hanging="360"/>
+      </w:pPr>
+      <w:rPr>
+        <w:rFonts w:ascii="Wingdings" w:hAnsi="Wingdings" w:hint="default"/>
+      </w:rPr>
+    </w:lvl>
+    <w:lvl w:ilvl="6" w:tplc="34090001" w:tentative="1">
+      <w:start w:val="1"/>
+      <w:numFmt w:val="bullet"/>
+      <w:lvlText w:val=""/>
+      <w:lvlJc w:val="left"/>
+      <w:pPr>
+        <w:ind w:left="5040" w:hanging="360"/>
+      </w:pPr>
+      <w:rPr>
+        <w:rFonts w:ascii="Symbol" w:hAnsi="Symbol" w:hint="default"/>
+      </w:rPr>
+    </w:lvl>
+    <w:lvl w:ilvl="7" w:tplc="34090003" w:tentative="1">
+      <w:start w:val="1"/>
+      <w:numFmt w:val="bullet"/>
+      <w:lvlText w:val="o"/>
+      <w:lvlJc w:val="left"/>
+      <w:pPr>
+        <w:ind w:left="5760" w:hanging="360"/>
+      </w:pPr>
+      <w:rPr>
+        <w:rFonts w:ascii="Courier New" w:hAnsi="Courier New" w:cs="Courier New" w:hint="default"/>
+      </w:rPr>
+    </w:lvl>
+    <w:lvl w:ilvl="8" w:tplc="34090005" w:tentative="1">
+      <w:start w:val="1"/>
+      <w:numFmt w:val="bullet"/>
+      <w:lvlText w:val=""/>
+      <w:lvlJc w:val="left"/>
+      <w:pPr>
+        <w:ind w:left="6480" w:hanging="360"/>
+      </w:pPr>
+      <w:rPr>
+        <w:rFonts w:ascii="Wingdings" w:hAnsi="Wingdings" w:hint="default"/>
+      </w:rPr>
+    </w:lvl>
+  </w:abstractNum>
+  <w:abstractNum w:abstractNumId="21" w15:restartNumberingAfterBreak="0">
     <w:nsid w:val="3F835116"/>
     <w:multiLevelType w:val="multilevel"/>
     <w:tmpl w:val="2384E034"/>
@@ -1808,7 +3150,7 @@
       </w:rPr>
     </w:lvl>
   </w:abstractNum>
-  <w:abstractNum w:abstractNumId="14" w15:restartNumberingAfterBreak="0">
+  <w:abstractNum w:abstractNumId="22" w15:restartNumberingAfterBreak="0">
     <w:nsid w:val="44315FA2"/>
     <w:multiLevelType w:val="multilevel"/>
     <w:tmpl w:val="06648192"/>
@@ -1957,7 +3299,231 @@
       </w:rPr>
     </w:lvl>
   </w:abstractNum>
-  <w:abstractNum w:abstractNumId="15" w15:restartNumberingAfterBreak="0">
+  <w:abstractNum w:abstractNumId="23" w15:restartNumberingAfterBreak="0">
+    <w:nsid w:val="50DB2646"/>
+    <w:multiLevelType w:val="hybridMultilevel"/>
+    <w:tmpl w:val="FED6EFA2"/>
+    <w:lvl w:ilvl="0" w:tplc="FFE47EEE">
+      <w:numFmt w:val="bullet"/>
+      <w:lvlText w:val="•"/>
+      <w:lvlJc w:val="left"/>
+      <w:pPr>
+        <w:ind w:left="720" w:hanging="360"/>
+      </w:pPr>
+      <w:rPr>
+        <w:rFonts w:ascii="Calibri" w:eastAsiaTheme="minorEastAsia" w:hAnsi="Calibri" w:cs="Calibri" w:hint="default"/>
+      </w:rPr>
+    </w:lvl>
+    <w:lvl w:ilvl="1" w:tplc="34090003" w:tentative="1">
+      <w:start w:val="1"/>
+      <w:numFmt w:val="bullet"/>
+      <w:lvlText w:val="o"/>
+      <w:lvlJc w:val="left"/>
+      <w:pPr>
+        <w:ind w:left="1440" w:hanging="360"/>
+      </w:pPr>
+      <w:rPr>
+        <w:rFonts w:ascii="Courier New" w:hAnsi="Courier New" w:cs="Courier New" w:hint="default"/>
+      </w:rPr>
+    </w:lvl>
+    <w:lvl w:ilvl="2" w:tplc="34090005" w:tentative="1">
+      <w:start w:val="1"/>
+      <w:numFmt w:val="bullet"/>
+      <w:lvlText w:val=""/>
+      <w:lvlJc w:val="left"/>
+      <w:pPr>
+        <w:ind w:left="2160" w:hanging="360"/>
+      </w:pPr>
+      <w:rPr>
+        <w:rFonts w:ascii="Wingdings" w:hAnsi="Wingdings" w:hint="default"/>
+      </w:rPr>
+    </w:lvl>
+    <w:lvl w:ilvl="3" w:tplc="34090001" w:tentative="1">
+      <w:start w:val="1"/>
+      <w:numFmt w:val="bullet"/>
+      <w:lvlText w:val=""/>
+      <w:lvlJc w:val="left"/>
+      <w:pPr>
+        <w:ind w:left="2880" w:hanging="360"/>
+      </w:pPr>
+      <w:rPr>
+        <w:rFonts w:ascii="Symbol" w:hAnsi="Symbol" w:hint="default"/>
+      </w:rPr>
+    </w:lvl>
+    <w:lvl w:ilvl="4" w:tplc="34090003" w:tentative="1">
+      <w:start w:val="1"/>
+      <w:numFmt w:val="bullet"/>
+      <w:lvlText w:val="o"/>
+      <w:lvlJc w:val="left"/>
+      <w:pPr>
+        <w:ind w:left="3600" w:hanging="360"/>
+      </w:pPr>
+      <w:rPr>
+        <w:rFonts w:ascii="Courier New" w:hAnsi="Courier New" w:cs="Courier New" w:hint="default"/>
+      </w:rPr>
+    </w:lvl>
+    <w:lvl w:ilvl="5" w:tplc="34090005" w:tentative="1">
+      <w:start w:val="1"/>
+      <w:numFmt w:val="bullet"/>
+      <w:lvlText w:val=""/>
+      <w:lvlJc w:val="left"/>
+      <w:pPr>
+        <w:ind w:left="4320" w:hanging="360"/>
+      </w:pPr>
+      <w:rPr>
+        <w:rFonts w:ascii="Wingdings" w:hAnsi="Wingdings" w:hint="default"/>
+      </w:rPr>
+    </w:lvl>
+    <w:lvl w:ilvl="6" w:tplc="34090001" w:tentative="1">
+      <w:start w:val="1"/>
+      <w:numFmt w:val="bullet"/>
+      <w:lvlText w:val=""/>
+      <w:lvlJc w:val="left"/>
+      <w:pPr>
+        <w:ind w:left="5040" w:hanging="360"/>
+      </w:pPr>
+      <w:rPr>
+        <w:rFonts w:ascii="Symbol" w:hAnsi="Symbol" w:hint="default"/>
+      </w:rPr>
+    </w:lvl>
+    <w:lvl w:ilvl="7" w:tplc="34090003" w:tentative="1">
+      <w:start w:val="1"/>
+      <w:numFmt w:val="bullet"/>
+      <w:lvlText w:val="o"/>
+      <w:lvlJc w:val="left"/>
+      <w:pPr>
+        <w:ind w:left="5760" w:hanging="360"/>
+      </w:pPr>
+      <w:rPr>
+        <w:rFonts w:ascii="Courier New" w:hAnsi="Courier New" w:cs="Courier New" w:hint="default"/>
+      </w:rPr>
+    </w:lvl>
+    <w:lvl w:ilvl="8" w:tplc="34090005" w:tentative="1">
+      <w:start w:val="1"/>
+      <w:numFmt w:val="bullet"/>
+      <w:lvlText w:val=""/>
+      <w:lvlJc w:val="left"/>
+      <w:pPr>
+        <w:ind w:left="6480" w:hanging="360"/>
+      </w:pPr>
+      <w:rPr>
+        <w:rFonts w:ascii="Wingdings" w:hAnsi="Wingdings" w:hint="default"/>
+      </w:rPr>
+    </w:lvl>
+  </w:abstractNum>
+  <w:abstractNum w:abstractNumId="24" w15:restartNumberingAfterBreak="0">
+    <w:nsid w:val="60113F24"/>
+    <w:multiLevelType w:val="hybridMultilevel"/>
+    <w:tmpl w:val="1E96A826"/>
+    <w:lvl w:ilvl="0" w:tplc="FFE47EEE">
+      <w:numFmt w:val="bullet"/>
+      <w:lvlText w:val="•"/>
+      <w:lvlJc w:val="left"/>
+      <w:pPr>
+        <w:ind w:left="720" w:hanging="360"/>
+      </w:pPr>
+      <w:rPr>
+        <w:rFonts w:ascii="Calibri" w:eastAsiaTheme="minorEastAsia" w:hAnsi="Calibri" w:cs="Calibri" w:hint="default"/>
+      </w:rPr>
+    </w:lvl>
+    <w:lvl w:ilvl="1" w:tplc="34090003" w:tentative="1">
+      <w:start w:val="1"/>
+      <w:numFmt w:val="bullet"/>
+      <w:lvlText w:val="o"/>
+      <w:lvlJc w:val="left"/>
+      <w:pPr>
+        <w:ind w:left="1440" w:hanging="360"/>
+      </w:pPr>
+      <w:rPr>
+        <w:rFonts w:ascii="Courier New" w:hAnsi="Courier New" w:cs="Courier New" w:hint="default"/>
+      </w:rPr>
+    </w:lvl>
+    <w:lvl w:ilvl="2" w:tplc="34090005" w:tentative="1">
+      <w:start w:val="1"/>
+      <w:numFmt w:val="bullet"/>
+      <w:lvlText w:val=""/>
+      <w:lvlJc w:val="left"/>
+      <w:pPr>
+        <w:ind w:left="2160" w:hanging="360"/>
+      </w:pPr>
+      <w:rPr>
+        <w:rFonts w:ascii="Wingdings" w:hAnsi="Wingdings" w:hint="default"/>
+      </w:rPr>
+    </w:lvl>
+    <w:lvl w:ilvl="3" w:tplc="34090001" w:tentative="1">
+      <w:start w:val="1"/>
+      <w:numFmt w:val="bullet"/>
+      <w:lvlText w:val=""/>
+      <w:lvlJc w:val="left"/>
+      <w:pPr>
+        <w:ind w:left="2880" w:hanging="360"/>
+      </w:pPr>
+      <w:rPr>
+        <w:rFonts w:ascii="Symbol" w:hAnsi="Symbol" w:hint="default"/>
+      </w:rPr>
+    </w:lvl>
+    <w:lvl w:ilvl="4" w:tplc="34090003" w:tentative="1">
+      <w:start w:val="1"/>
+      <w:numFmt w:val="bullet"/>
+      <w:lvlText w:val="o"/>
+      <w:lvlJc w:val="left"/>
+      <w:pPr>
+        <w:ind w:left="3600" w:hanging="360"/>
+      </w:pPr>
+      <w:rPr>
+        <w:rFonts w:ascii="Courier New" w:hAnsi="Courier New" w:cs="Courier New" w:hint="default"/>
+      </w:rPr>
+    </w:lvl>
+    <w:lvl w:ilvl="5" w:tplc="34090005" w:tentative="1">
+      <w:start w:val="1"/>
+      <w:numFmt w:val="bullet"/>
+      <w:lvlText w:val=""/>
+      <w:lvlJc w:val="left"/>
+      <w:pPr>
+        <w:ind w:left="4320" w:hanging="360"/>
+      </w:pPr>
+      <w:rPr>
+        <w:rFonts w:ascii="Wingdings" w:hAnsi="Wingdings" w:hint="default"/>
+      </w:rPr>
+    </w:lvl>
+    <w:lvl w:ilvl="6" w:tplc="34090001" w:tentative="1">
+      <w:start w:val="1"/>
+      <w:numFmt w:val="bullet"/>
+      <w:lvlText w:val=""/>
+      <w:lvlJc w:val="left"/>
+      <w:pPr>
+        <w:ind w:left="5040" w:hanging="360"/>
+      </w:pPr>
+      <w:rPr>
+        <w:rFonts w:ascii="Symbol" w:hAnsi="Symbol" w:hint="default"/>
+      </w:rPr>
+    </w:lvl>
+    <w:lvl w:ilvl="7" w:tplc="34090003" w:tentative="1">
+      <w:start w:val="1"/>
+      <w:numFmt w:val="bullet"/>
+      <w:lvlText w:val="o"/>
+      <w:lvlJc w:val="left"/>
+      <w:pPr>
+        <w:ind w:left="5760" w:hanging="360"/>
+      </w:pPr>
+      <w:rPr>
+        <w:rFonts w:ascii="Courier New" w:hAnsi="Courier New" w:cs="Courier New" w:hint="default"/>
+      </w:rPr>
+    </w:lvl>
+    <w:lvl w:ilvl="8" w:tplc="34090005" w:tentative="1">
+      <w:start w:val="1"/>
+      <w:numFmt w:val="bullet"/>
+      <w:lvlText w:val=""/>
+      <w:lvlJc w:val="left"/>
+      <w:pPr>
+        <w:ind w:left="6480" w:hanging="360"/>
+      </w:pPr>
+      <w:rPr>
+        <w:rFonts w:ascii="Wingdings" w:hAnsi="Wingdings" w:hint="default"/>
+      </w:rPr>
+    </w:lvl>
+  </w:abstractNum>
+  <w:abstractNum w:abstractNumId="25" w15:restartNumberingAfterBreak="0">
     <w:nsid w:val="642F20E5"/>
     <w:multiLevelType w:val="multilevel"/>
     <w:tmpl w:val="3016280E"/>
@@ -2106,7 +3672,7 @@
       </w:rPr>
     </w:lvl>
   </w:abstractNum>
-  <w:abstractNum w:abstractNumId="16" w15:restartNumberingAfterBreak="0">
+  <w:abstractNum w:abstractNumId="26" w15:restartNumberingAfterBreak="0">
     <w:nsid w:val="705F3B76"/>
     <w:multiLevelType w:val="multilevel"/>
     <w:tmpl w:val="96FCADA0"/>
@@ -2255,7 +3821,119 @@
       </w:rPr>
     </w:lvl>
   </w:abstractNum>
-  <w:abstractNum w:abstractNumId="17" w15:restartNumberingAfterBreak="0">
+  <w:abstractNum w:abstractNumId="27" w15:restartNumberingAfterBreak="0">
+    <w:nsid w:val="70B22BF2"/>
+    <w:multiLevelType w:val="hybridMultilevel"/>
+    <w:tmpl w:val="5CDCC238"/>
+    <w:lvl w:ilvl="0" w:tplc="FFE47EEE">
+      <w:numFmt w:val="bullet"/>
+      <w:lvlText w:val="•"/>
+      <w:lvlJc w:val="left"/>
+      <w:pPr>
+        <w:ind w:left="720" w:hanging="360"/>
+      </w:pPr>
+      <w:rPr>
+        <w:rFonts w:ascii="Calibri" w:eastAsiaTheme="minorEastAsia" w:hAnsi="Calibri" w:cs="Calibri" w:hint="default"/>
+      </w:rPr>
+    </w:lvl>
+    <w:lvl w:ilvl="1" w:tplc="34090003" w:tentative="1">
+      <w:start w:val="1"/>
+      <w:numFmt w:val="bullet"/>
+      <w:lvlText w:val="o"/>
+      <w:lvlJc w:val="left"/>
+      <w:pPr>
+        <w:ind w:left="1440" w:hanging="360"/>
+      </w:pPr>
+      <w:rPr>
+        <w:rFonts w:ascii="Courier New" w:hAnsi="Courier New" w:cs="Courier New" w:hint="default"/>
+      </w:rPr>
+    </w:lvl>
+    <w:lvl w:ilvl="2" w:tplc="34090005" w:tentative="1">
+      <w:start w:val="1"/>
+      <w:numFmt w:val="bullet"/>
+      <w:lvlText w:val=""/>
+      <w:lvlJc w:val="left"/>
+      <w:pPr>
+        <w:ind w:left="2160" w:hanging="360"/>
+      </w:pPr>
+      <w:rPr>
+        <w:rFonts w:ascii="Wingdings" w:hAnsi="Wingdings" w:hint="default"/>
+      </w:rPr>
+    </w:lvl>
+    <w:lvl w:ilvl="3" w:tplc="34090001" w:tentative="1">
+      <w:start w:val="1"/>
+      <w:numFmt w:val="bullet"/>
+      <w:lvlText w:val=""/>
+      <w:lvlJc w:val="left"/>
+      <w:pPr>
+        <w:ind w:left="2880" w:hanging="360"/>
+      </w:pPr>
+      <w:rPr>
+        <w:rFonts w:ascii="Symbol" w:hAnsi="Symbol" w:hint="default"/>
+      </w:rPr>
+    </w:lvl>
+    <w:lvl w:ilvl="4" w:tplc="34090003" w:tentative="1">
+      <w:start w:val="1"/>
+      <w:numFmt w:val="bullet"/>
+      <w:lvlText w:val="o"/>
+      <w:lvlJc w:val="left"/>
+      <w:pPr>
+        <w:ind w:left="3600" w:hanging="360"/>
+      </w:pPr>
+      <w:rPr>
+        <w:rFonts w:ascii="Courier New" w:hAnsi="Courier New" w:cs="Courier New" w:hint="default"/>
+      </w:rPr>
+    </w:lvl>
+    <w:lvl w:ilvl="5" w:tplc="34090005" w:tentative="1">
+      <w:start w:val="1"/>
+      <w:numFmt w:val="bullet"/>
+      <w:lvlText w:val=""/>
+      <w:lvlJc w:val="left"/>
+      <w:pPr>
+        <w:ind w:left="4320" w:hanging="360"/>
+      </w:pPr>
+      <w:rPr>
+        <w:rFonts w:ascii="Wingdings" w:hAnsi="Wingdings" w:hint="default"/>
+      </w:rPr>
+    </w:lvl>
+    <w:lvl w:ilvl="6" w:tplc="34090001" w:tentative="1">
+      <w:start w:val="1"/>
+      <w:numFmt w:val="bullet"/>
+      <w:lvlText w:val=""/>
+      <w:lvlJc w:val="left"/>
+      <w:pPr>
+        <w:ind w:left="5040" w:hanging="360"/>
+      </w:pPr>
+      <w:rPr>
+        <w:rFonts w:ascii="Symbol" w:hAnsi="Symbol" w:hint="default"/>
+      </w:rPr>
+    </w:lvl>
+    <w:lvl w:ilvl="7" w:tplc="34090003" w:tentative="1">
+      <w:start w:val="1"/>
+      <w:numFmt w:val="bullet"/>
+      <w:lvlText w:val="o"/>
+      <w:lvlJc w:val="left"/>
+      <w:pPr>
+        <w:ind w:left="5760" w:hanging="360"/>
+      </w:pPr>
+      <w:rPr>
+        <w:rFonts w:ascii="Courier New" w:hAnsi="Courier New" w:cs="Courier New" w:hint="default"/>
+      </w:rPr>
+    </w:lvl>
+    <w:lvl w:ilvl="8" w:tplc="34090005" w:tentative="1">
+      <w:start w:val="1"/>
+      <w:numFmt w:val="bullet"/>
+      <w:lvlText w:val=""/>
+      <w:lvlJc w:val="left"/>
+      <w:pPr>
+        <w:ind w:left="6480" w:hanging="360"/>
+      </w:pPr>
+      <w:rPr>
+        <w:rFonts w:ascii="Wingdings" w:hAnsi="Wingdings" w:hint="default"/>
+      </w:rPr>
+    </w:lvl>
+  </w:abstractNum>
+  <w:abstractNum w:abstractNumId="28" w15:restartNumberingAfterBreak="0">
     <w:nsid w:val="73333DFA"/>
     <w:multiLevelType w:val="multilevel"/>
     <w:tmpl w:val="C2D64356"/>
@@ -2401,6 +4079,455 @@
       <w:rPr>
         <w:rFonts w:ascii="Symbol" w:hAnsi="Symbol" w:hint="default"/>
         <w:sz w:val="20"/>
+      </w:rPr>
+    </w:lvl>
+  </w:abstractNum>
+  <w:abstractNum w:abstractNumId="29" w15:restartNumberingAfterBreak="0">
+    <w:nsid w:val="7A222C29"/>
+    <w:multiLevelType w:val="hybridMultilevel"/>
+    <w:tmpl w:val="C5CE1BB0"/>
+    <w:lvl w:ilvl="0" w:tplc="FFE47EEE">
+      <w:numFmt w:val="bullet"/>
+      <w:lvlText w:val="•"/>
+      <w:lvlJc w:val="left"/>
+      <w:pPr>
+        <w:ind w:left="1080" w:hanging="360"/>
+      </w:pPr>
+      <w:rPr>
+        <w:rFonts w:ascii="Calibri" w:eastAsiaTheme="minorEastAsia" w:hAnsi="Calibri" w:cs="Calibri" w:hint="default"/>
+      </w:rPr>
+    </w:lvl>
+    <w:lvl w:ilvl="1" w:tplc="34090003" w:tentative="1">
+      <w:start w:val="1"/>
+      <w:numFmt w:val="bullet"/>
+      <w:lvlText w:val="o"/>
+      <w:lvlJc w:val="left"/>
+      <w:pPr>
+        <w:ind w:left="1800" w:hanging="360"/>
+      </w:pPr>
+      <w:rPr>
+        <w:rFonts w:ascii="Courier New" w:hAnsi="Courier New" w:cs="Courier New" w:hint="default"/>
+      </w:rPr>
+    </w:lvl>
+    <w:lvl w:ilvl="2" w:tplc="34090005" w:tentative="1">
+      <w:start w:val="1"/>
+      <w:numFmt w:val="bullet"/>
+      <w:lvlText w:val=""/>
+      <w:lvlJc w:val="left"/>
+      <w:pPr>
+        <w:ind w:left="2520" w:hanging="360"/>
+      </w:pPr>
+      <w:rPr>
+        <w:rFonts w:ascii="Wingdings" w:hAnsi="Wingdings" w:hint="default"/>
+      </w:rPr>
+    </w:lvl>
+    <w:lvl w:ilvl="3" w:tplc="34090001" w:tentative="1">
+      <w:start w:val="1"/>
+      <w:numFmt w:val="bullet"/>
+      <w:lvlText w:val=""/>
+      <w:lvlJc w:val="left"/>
+      <w:pPr>
+        <w:ind w:left="3240" w:hanging="360"/>
+      </w:pPr>
+      <w:rPr>
+        <w:rFonts w:ascii="Symbol" w:hAnsi="Symbol" w:hint="default"/>
+      </w:rPr>
+    </w:lvl>
+    <w:lvl w:ilvl="4" w:tplc="34090003" w:tentative="1">
+      <w:start w:val="1"/>
+      <w:numFmt w:val="bullet"/>
+      <w:lvlText w:val="o"/>
+      <w:lvlJc w:val="left"/>
+      <w:pPr>
+        <w:ind w:left="3960" w:hanging="360"/>
+      </w:pPr>
+      <w:rPr>
+        <w:rFonts w:ascii="Courier New" w:hAnsi="Courier New" w:cs="Courier New" w:hint="default"/>
+      </w:rPr>
+    </w:lvl>
+    <w:lvl w:ilvl="5" w:tplc="34090005" w:tentative="1">
+      <w:start w:val="1"/>
+      <w:numFmt w:val="bullet"/>
+      <w:lvlText w:val=""/>
+      <w:lvlJc w:val="left"/>
+      <w:pPr>
+        <w:ind w:left="4680" w:hanging="360"/>
+      </w:pPr>
+      <w:rPr>
+        <w:rFonts w:ascii="Wingdings" w:hAnsi="Wingdings" w:hint="default"/>
+      </w:rPr>
+    </w:lvl>
+    <w:lvl w:ilvl="6" w:tplc="34090001" w:tentative="1">
+      <w:start w:val="1"/>
+      <w:numFmt w:val="bullet"/>
+      <w:lvlText w:val=""/>
+      <w:lvlJc w:val="left"/>
+      <w:pPr>
+        <w:ind w:left="5400" w:hanging="360"/>
+      </w:pPr>
+      <w:rPr>
+        <w:rFonts w:ascii="Symbol" w:hAnsi="Symbol" w:hint="default"/>
+      </w:rPr>
+    </w:lvl>
+    <w:lvl w:ilvl="7" w:tplc="34090003" w:tentative="1">
+      <w:start w:val="1"/>
+      <w:numFmt w:val="bullet"/>
+      <w:lvlText w:val="o"/>
+      <w:lvlJc w:val="left"/>
+      <w:pPr>
+        <w:ind w:left="6120" w:hanging="360"/>
+      </w:pPr>
+      <w:rPr>
+        <w:rFonts w:ascii="Courier New" w:hAnsi="Courier New" w:cs="Courier New" w:hint="default"/>
+      </w:rPr>
+    </w:lvl>
+    <w:lvl w:ilvl="8" w:tplc="34090005" w:tentative="1">
+      <w:start w:val="1"/>
+      <w:numFmt w:val="bullet"/>
+      <w:lvlText w:val=""/>
+      <w:lvlJc w:val="left"/>
+      <w:pPr>
+        <w:ind w:left="6840" w:hanging="360"/>
+      </w:pPr>
+      <w:rPr>
+        <w:rFonts w:ascii="Wingdings" w:hAnsi="Wingdings" w:hint="default"/>
+      </w:rPr>
+    </w:lvl>
+  </w:abstractNum>
+  <w:abstractNum w:abstractNumId="30" w15:restartNumberingAfterBreak="0">
+    <w:nsid w:val="7B0829B2"/>
+    <w:multiLevelType w:val="hybridMultilevel"/>
+    <w:tmpl w:val="7CE245E2"/>
+    <w:lvl w:ilvl="0" w:tplc="34090001">
+      <w:start w:val="1"/>
+      <w:numFmt w:val="bullet"/>
+      <w:lvlText w:val=""/>
+      <w:lvlJc w:val="left"/>
+      <w:pPr>
+        <w:ind w:left="720" w:hanging="360"/>
+      </w:pPr>
+      <w:rPr>
+        <w:rFonts w:ascii="Symbol" w:hAnsi="Symbol" w:hint="default"/>
+      </w:rPr>
+    </w:lvl>
+    <w:lvl w:ilvl="1" w:tplc="34090003" w:tentative="1">
+      <w:start w:val="1"/>
+      <w:numFmt w:val="bullet"/>
+      <w:lvlText w:val="o"/>
+      <w:lvlJc w:val="left"/>
+      <w:pPr>
+        <w:ind w:left="1440" w:hanging="360"/>
+      </w:pPr>
+      <w:rPr>
+        <w:rFonts w:ascii="Courier New" w:hAnsi="Courier New" w:cs="Courier New" w:hint="default"/>
+      </w:rPr>
+    </w:lvl>
+    <w:lvl w:ilvl="2" w:tplc="34090005" w:tentative="1">
+      <w:start w:val="1"/>
+      <w:numFmt w:val="bullet"/>
+      <w:lvlText w:val=""/>
+      <w:lvlJc w:val="left"/>
+      <w:pPr>
+        <w:ind w:left="2160" w:hanging="360"/>
+      </w:pPr>
+      <w:rPr>
+        <w:rFonts w:ascii="Wingdings" w:hAnsi="Wingdings" w:hint="default"/>
+      </w:rPr>
+    </w:lvl>
+    <w:lvl w:ilvl="3" w:tplc="34090001" w:tentative="1">
+      <w:start w:val="1"/>
+      <w:numFmt w:val="bullet"/>
+      <w:lvlText w:val=""/>
+      <w:lvlJc w:val="left"/>
+      <w:pPr>
+        <w:ind w:left="2880" w:hanging="360"/>
+      </w:pPr>
+      <w:rPr>
+        <w:rFonts w:ascii="Symbol" w:hAnsi="Symbol" w:hint="default"/>
+      </w:rPr>
+    </w:lvl>
+    <w:lvl w:ilvl="4" w:tplc="34090003" w:tentative="1">
+      <w:start w:val="1"/>
+      <w:numFmt w:val="bullet"/>
+      <w:lvlText w:val="o"/>
+      <w:lvlJc w:val="left"/>
+      <w:pPr>
+        <w:ind w:left="3600" w:hanging="360"/>
+      </w:pPr>
+      <w:rPr>
+        <w:rFonts w:ascii="Courier New" w:hAnsi="Courier New" w:cs="Courier New" w:hint="default"/>
+      </w:rPr>
+    </w:lvl>
+    <w:lvl w:ilvl="5" w:tplc="34090005" w:tentative="1">
+      <w:start w:val="1"/>
+      <w:numFmt w:val="bullet"/>
+      <w:lvlText w:val=""/>
+      <w:lvlJc w:val="left"/>
+      <w:pPr>
+        <w:ind w:left="4320" w:hanging="360"/>
+      </w:pPr>
+      <w:rPr>
+        <w:rFonts w:ascii="Wingdings" w:hAnsi="Wingdings" w:hint="default"/>
+      </w:rPr>
+    </w:lvl>
+    <w:lvl w:ilvl="6" w:tplc="34090001" w:tentative="1">
+      <w:start w:val="1"/>
+      <w:numFmt w:val="bullet"/>
+      <w:lvlText w:val=""/>
+      <w:lvlJc w:val="left"/>
+      <w:pPr>
+        <w:ind w:left="5040" w:hanging="360"/>
+      </w:pPr>
+      <w:rPr>
+        <w:rFonts w:ascii="Symbol" w:hAnsi="Symbol" w:hint="default"/>
+      </w:rPr>
+    </w:lvl>
+    <w:lvl w:ilvl="7" w:tplc="34090003" w:tentative="1">
+      <w:start w:val="1"/>
+      <w:numFmt w:val="bullet"/>
+      <w:lvlText w:val="o"/>
+      <w:lvlJc w:val="left"/>
+      <w:pPr>
+        <w:ind w:left="5760" w:hanging="360"/>
+      </w:pPr>
+      <w:rPr>
+        <w:rFonts w:ascii="Courier New" w:hAnsi="Courier New" w:cs="Courier New" w:hint="default"/>
+      </w:rPr>
+    </w:lvl>
+    <w:lvl w:ilvl="8" w:tplc="34090005" w:tentative="1">
+      <w:start w:val="1"/>
+      <w:numFmt w:val="bullet"/>
+      <w:lvlText w:val=""/>
+      <w:lvlJc w:val="left"/>
+      <w:pPr>
+        <w:ind w:left="6480" w:hanging="360"/>
+      </w:pPr>
+      <w:rPr>
+        <w:rFonts w:ascii="Wingdings" w:hAnsi="Wingdings" w:hint="default"/>
+      </w:rPr>
+    </w:lvl>
+  </w:abstractNum>
+  <w:abstractNum w:abstractNumId="31" w15:restartNumberingAfterBreak="0">
+    <w:nsid w:val="7EB23400"/>
+    <w:multiLevelType w:val="hybridMultilevel"/>
+    <w:tmpl w:val="00005ED4"/>
+    <w:lvl w:ilvl="0" w:tplc="FFE47EEE">
+      <w:numFmt w:val="bullet"/>
+      <w:lvlText w:val="•"/>
+      <w:lvlJc w:val="left"/>
+      <w:pPr>
+        <w:ind w:left="720" w:hanging="360"/>
+      </w:pPr>
+      <w:rPr>
+        <w:rFonts w:ascii="Calibri" w:eastAsiaTheme="minorEastAsia" w:hAnsi="Calibri" w:cs="Calibri" w:hint="default"/>
+      </w:rPr>
+    </w:lvl>
+    <w:lvl w:ilvl="1" w:tplc="34090003" w:tentative="1">
+      <w:start w:val="1"/>
+      <w:numFmt w:val="bullet"/>
+      <w:lvlText w:val="o"/>
+      <w:lvlJc w:val="left"/>
+      <w:pPr>
+        <w:ind w:left="1440" w:hanging="360"/>
+      </w:pPr>
+      <w:rPr>
+        <w:rFonts w:ascii="Courier New" w:hAnsi="Courier New" w:cs="Courier New" w:hint="default"/>
+      </w:rPr>
+    </w:lvl>
+    <w:lvl w:ilvl="2" w:tplc="34090005" w:tentative="1">
+      <w:start w:val="1"/>
+      <w:numFmt w:val="bullet"/>
+      <w:lvlText w:val=""/>
+      <w:lvlJc w:val="left"/>
+      <w:pPr>
+        <w:ind w:left="2160" w:hanging="360"/>
+      </w:pPr>
+      <w:rPr>
+        <w:rFonts w:ascii="Wingdings" w:hAnsi="Wingdings" w:hint="default"/>
+      </w:rPr>
+    </w:lvl>
+    <w:lvl w:ilvl="3" w:tplc="34090001" w:tentative="1">
+      <w:start w:val="1"/>
+      <w:numFmt w:val="bullet"/>
+      <w:lvlText w:val=""/>
+      <w:lvlJc w:val="left"/>
+      <w:pPr>
+        <w:ind w:left="2880" w:hanging="360"/>
+      </w:pPr>
+      <w:rPr>
+        <w:rFonts w:ascii="Symbol" w:hAnsi="Symbol" w:hint="default"/>
+      </w:rPr>
+    </w:lvl>
+    <w:lvl w:ilvl="4" w:tplc="34090003" w:tentative="1">
+      <w:start w:val="1"/>
+      <w:numFmt w:val="bullet"/>
+      <w:lvlText w:val="o"/>
+      <w:lvlJc w:val="left"/>
+      <w:pPr>
+        <w:ind w:left="3600" w:hanging="360"/>
+      </w:pPr>
+      <w:rPr>
+        <w:rFonts w:ascii="Courier New" w:hAnsi="Courier New" w:cs="Courier New" w:hint="default"/>
+      </w:rPr>
+    </w:lvl>
+    <w:lvl w:ilvl="5" w:tplc="34090005" w:tentative="1">
+      <w:start w:val="1"/>
+      <w:numFmt w:val="bullet"/>
+      <w:lvlText w:val=""/>
+      <w:lvlJc w:val="left"/>
+      <w:pPr>
+        <w:ind w:left="4320" w:hanging="360"/>
+      </w:pPr>
+      <w:rPr>
+        <w:rFonts w:ascii="Wingdings" w:hAnsi="Wingdings" w:hint="default"/>
+      </w:rPr>
+    </w:lvl>
+    <w:lvl w:ilvl="6" w:tplc="34090001" w:tentative="1">
+      <w:start w:val="1"/>
+      <w:numFmt w:val="bullet"/>
+      <w:lvlText w:val=""/>
+      <w:lvlJc w:val="left"/>
+      <w:pPr>
+        <w:ind w:left="5040" w:hanging="360"/>
+      </w:pPr>
+      <w:rPr>
+        <w:rFonts w:ascii="Symbol" w:hAnsi="Symbol" w:hint="default"/>
+      </w:rPr>
+    </w:lvl>
+    <w:lvl w:ilvl="7" w:tplc="34090003" w:tentative="1">
+      <w:start w:val="1"/>
+      <w:numFmt w:val="bullet"/>
+      <w:lvlText w:val="o"/>
+      <w:lvlJc w:val="left"/>
+      <w:pPr>
+        <w:ind w:left="5760" w:hanging="360"/>
+      </w:pPr>
+      <w:rPr>
+        <w:rFonts w:ascii="Courier New" w:hAnsi="Courier New" w:cs="Courier New" w:hint="default"/>
+      </w:rPr>
+    </w:lvl>
+    <w:lvl w:ilvl="8" w:tplc="34090005" w:tentative="1">
+      <w:start w:val="1"/>
+      <w:numFmt w:val="bullet"/>
+      <w:lvlText w:val=""/>
+      <w:lvlJc w:val="left"/>
+      <w:pPr>
+        <w:ind w:left="6480" w:hanging="360"/>
+      </w:pPr>
+      <w:rPr>
+        <w:rFonts w:ascii="Wingdings" w:hAnsi="Wingdings" w:hint="default"/>
+      </w:rPr>
+    </w:lvl>
+  </w:abstractNum>
+  <w:abstractNum w:abstractNumId="32" w15:restartNumberingAfterBreak="0">
+    <w:nsid w:val="7F3F6203"/>
+    <w:multiLevelType w:val="hybridMultilevel"/>
+    <w:tmpl w:val="B372A858"/>
+    <w:lvl w:ilvl="0" w:tplc="FFE47EEE">
+      <w:numFmt w:val="bullet"/>
+      <w:lvlText w:val="•"/>
+      <w:lvlJc w:val="left"/>
+      <w:pPr>
+        <w:ind w:left="720" w:hanging="360"/>
+      </w:pPr>
+      <w:rPr>
+        <w:rFonts w:ascii="Calibri" w:eastAsiaTheme="minorEastAsia" w:hAnsi="Calibri" w:cs="Calibri" w:hint="default"/>
+      </w:rPr>
+    </w:lvl>
+    <w:lvl w:ilvl="1" w:tplc="34090003" w:tentative="1">
+      <w:start w:val="1"/>
+      <w:numFmt w:val="bullet"/>
+      <w:lvlText w:val="o"/>
+      <w:lvlJc w:val="left"/>
+      <w:pPr>
+        <w:ind w:left="1440" w:hanging="360"/>
+      </w:pPr>
+      <w:rPr>
+        <w:rFonts w:ascii="Courier New" w:hAnsi="Courier New" w:cs="Courier New" w:hint="default"/>
+      </w:rPr>
+    </w:lvl>
+    <w:lvl w:ilvl="2" w:tplc="34090005" w:tentative="1">
+      <w:start w:val="1"/>
+      <w:numFmt w:val="bullet"/>
+      <w:lvlText w:val=""/>
+      <w:lvlJc w:val="left"/>
+      <w:pPr>
+        <w:ind w:left="2160" w:hanging="360"/>
+      </w:pPr>
+      <w:rPr>
+        <w:rFonts w:ascii="Wingdings" w:hAnsi="Wingdings" w:hint="default"/>
+      </w:rPr>
+    </w:lvl>
+    <w:lvl w:ilvl="3" w:tplc="34090001" w:tentative="1">
+      <w:start w:val="1"/>
+      <w:numFmt w:val="bullet"/>
+      <w:lvlText w:val=""/>
+      <w:lvlJc w:val="left"/>
+      <w:pPr>
+        <w:ind w:left="2880" w:hanging="360"/>
+      </w:pPr>
+      <w:rPr>
+        <w:rFonts w:ascii="Symbol" w:hAnsi="Symbol" w:hint="default"/>
+      </w:rPr>
+    </w:lvl>
+    <w:lvl w:ilvl="4" w:tplc="34090003" w:tentative="1">
+      <w:start w:val="1"/>
+      <w:numFmt w:val="bullet"/>
+      <w:lvlText w:val="o"/>
+      <w:lvlJc w:val="left"/>
+      <w:pPr>
+        <w:ind w:left="3600" w:hanging="360"/>
+      </w:pPr>
+      <w:rPr>
+        <w:rFonts w:ascii="Courier New" w:hAnsi="Courier New" w:cs="Courier New" w:hint="default"/>
+      </w:rPr>
+    </w:lvl>
+    <w:lvl w:ilvl="5" w:tplc="34090005" w:tentative="1">
+      <w:start w:val="1"/>
+      <w:numFmt w:val="bullet"/>
+      <w:lvlText w:val=""/>
+      <w:lvlJc w:val="left"/>
+      <w:pPr>
+        <w:ind w:left="4320" w:hanging="360"/>
+      </w:pPr>
+      <w:rPr>
+        <w:rFonts w:ascii="Wingdings" w:hAnsi="Wingdings" w:hint="default"/>
+      </w:rPr>
+    </w:lvl>
+    <w:lvl w:ilvl="6" w:tplc="34090001" w:tentative="1">
+      <w:start w:val="1"/>
+      <w:numFmt w:val="bullet"/>
+      <w:lvlText w:val=""/>
+      <w:lvlJc w:val="left"/>
+      <w:pPr>
+        <w:ind w:left="5040" w:hanging="360"/>
+      </w:pPr>
+      <w:rPr>
+        <w:rFonts w:ascii="Symbol" w:hAnsi="Symbol" w:hint="default"/>
+      </w:rPr>
+    </w:lvl>
+    <w:lvl w:ilvl="7" w:tplc="34090003" w:tentative="1">
+      <w:start w:val="1"/>
+      <w:numFmt w:val="bullet"/>
+      <w:lvlText w:val="o"/>
+      <w:lvlJc w:val="left"/>
+      <w:pPr>
+        <w:ind w:left="5760" w:hanging="360"/>
+      </w:pPr>
+      <w:rPr>
+        <w:rFonts w:ascii="Courier New" w:hAnsi="Courier New" w:cs="Courier New" w:hint="default"/>
+      </w:rPr>
+    </w:lvl>
+    <w:lvl w:ilvl="8" w:tplc="34090005" w:tentative="1">
+      <w:start w:val="1"/>
+      <w:numFmt w:val="bullet"/>
+      <w:lvlText w:val=""/>
+      <w:lvlJc w:val="left"/>
+      <w:pPr>
+        <w:ind w:left="6480" w:hanging="360"/>
+      </w:pPr>
+      <w:rPr>
+        <w:rFonts w:ascii="Wingdings" w:hAnsi="Wingdings" w:hint="default"/>
       </w:rPr>
     </w:lvl>
   </w:abstractNum>
@@ -2432,31 +4559,76 @@
     <w:abstractNumId w:val="0"/>
   </w:num>
   <w:num w:numId="10" w16cid:durableId="1548640608">
+    <w:abstractNumId w:val="21"/>
+  </w:num>
+  <w:num w:numId="11" w16cid:durableId="1241477590">
+    <w:abstractNumId w:val="12"/>
+  </w:num>
+  <w:num w:numId="12" w16cid:durableId="317927125">
+    <w:abstractNumId w:val="22"/>
+  </w:num>
+  <w:num w:numId="13" w16cid:durableId="908078899">
+    <w:abstractNumId w:val="26"/>
+  </w:num>
+  <w:num w:numId="14" w16cid:durableId="2073501051">
+    <w:abstractNumId w:val="25"/>
+  </w:num>
+  <w:num w:numId="15" w16cid:durableId="1851288666">
+    <w:abstractNumId w:val="17"/>
+  </w:num>
+  <w:num w:numId="16" w16cid:durableId="1947733590">
+    <w:abstractNumId w:val="14"/>
+  </w:num>
+  <w:num w:numId="17" w16cid:durableId="445855830">
+    <w:abstractNumId w:val="19"/>
+  </w:num>
+  <w:num w:numId="18" w16cid:durableId="1314406991">
+    <w:abstractNumId w:val="28"/>
+  </w:num>
+  <w:num w:numId="19" w16cid:durableId="304897590">
+    <w:abstractNumId w:val="18"/>
+  </w:num>
+  <w:num w:numId="20" w16cid:durableId="1583836260">
+    <w:abstractNumId w:val="10"/>
+  </w:num>
+  <w:num w:numId="21" w16cid:durableId="227156967">
+    <w:abstractNumId w:val="11"/>
+  </w:num>
+  <w:num w:numId="22" w16cid:durableId="354305542">
+    <w:abstractNumId w:val="16"/>
+  </w:num>
+  <w:num w:numId="23" w16cid:durableId="590088738">
+    <w:abstractNumId w:val="30"/>
+  </w:num>
+  <w:num w:numId="24" w16cid:durableId="520780871">
+    <w:abstractNumId w:val="31"/>
+  </w:num>
+  <w:num w:numId="25" w16cid:durableId="1544101242">
+    <w:abstractNumId w:val="9"/>
+  </w:num>
+  <w:num w:numId="26" w16cid:durableId="587931923">
     <w:abstractNumId w:val="13"/>
   </w:num>
-  <w:num w:numId="11" w16cid:durableId="1241477590">
-    <w:abstractNumId w:val="9"/>
+  <w:num w:numId="27" w16cid:durableId="212815816">
+    <w:abstractNumId w:val="29"/>
   </w:num>
-  <w:num w:numId="12" w16cid:durableId="317927125">
-    <w:abstractNumId w:val="14"/>
-  </w:num>
-  <w:num w:numId="13" w16cid:durableId="908078899">
-    <w:abstractNumId w:val="16"/>
-  </w:num>
-  <w:num w:numId="14" w16cid:durableId="2073501051">
+  <w:num w:numId="28" w16cid:durableId="488980471">
     <w:abstractNumId w:val="15"/>
   </w:num>
-  <w:num w:numId="15" w16cid:durableId="1851288666">
-    <w:abstractNumId w:val="11"/>
+  <w:num w:numId="29" w16cid:durableId="1444497598">
+    <w:abstractNumId w:val="24"/>
   </w:num>
-  <w:num w:numId="16" w16cid:durableId="1947733590">
-    <w:abstractNumId w:val="10"/>
+  <w:num w:numId="30" w16cid:durableId="704602209">
+    <w:abstractNumId w:val="20"/>
   </w:num>
-  <w:num w:numId="17" w16cid:durableId="445855830">
-    <w:abstractNumId w:val="12"/>
+  <w:num w:numId="31" w16cid:durableId="1124693118">
+    <w:abstractNumId w:val="23"/>
   </w:num>
-  <w:num w:numId="18" w16cid:durableId="1314406991">
-    <w:abstractNumId w:val="17"/>
+  <w:num w:numId="32" w16cid:durableId="399057654">
+    <w:abstractNumId w:val="32"/>
+  </w:num>
+  <w:num w:numId="33" w16cid:durableId="558632152">
+    <w:abstractNumId w:val="27"/>
   </w:num>
 </w:numbering>
 </file>
@@ -3064,7 +5236,6 @@
   <w:style w:type="character" w:default="1" w:styleId="DefaultParagraphFont">
     <w:name w:val="Default Paragraph Font"/>
     <w:uiPriority w:val="1"/>
-    <w:semiHidden/>
     <w:unhideWhenUsed/>
   </w:style>
   <w:style w:type="table" w:default="1" w:styleId="TableNormal">

--- a/my-react-app/public/ClarenceCV.docx
+++ b/my-react-app/public/ClarenceCV.docx
@@ -8,6 +8,7 @@
         <w:jc w:val="center"/>
         <w:rPr>
           <w:rFonts w:asciiTheme="majorHAnsi" w:hAnsiTheme="majorHAnsi" w:cstheme="majorHAnsi"/>
+          <w:b/>
           <w:sz w:val="36"/>
           <w:szCs w:val="36"/>
         </w:rPr>
@@ -22,6 +23,144 @@
         <w:t>John Clarence A. Legaspi</w:t>
       </w:r>
     </w:p>
+    <w:tbl>
+      <w:tblPr>
+        <w:tblStyle w:val="TableGrid"/>
+        <w:tblW w:w="0" w:type="auto"/>
+        <w:tblBorders>
+          <w:top w:val="none" w:sz="0" w:space="0" w:color="auto"/>
+          <w:left w:val="none" w:sz="0" w:space="0" w:color="auto"/>
+          <w:bottom w:val="none" w:sz="0" w:space="0" w:color="auto"/>
+          <w:right w:val="none" w:sz="0" w:space="0" w:color="auto"/>
+          <w:insideH w:val="none" w:sz="0" w:space="0" w:color="auto"/>
+        </w:tblBorders>
+        <w:tblLook w:val="04A0" w:firstRow="1" w:lastRow="0" w:firstColumn="1" w:lastColumn="0" w:noHBand="0" w:noVBand="1"/>
+      </w:tblPr>
+      <w:tblGrid>
+        <w:gridCol w:w="5508"/>
+        <w:gridCol w:w="5508"/>
+      </w:tblGrid>
+      <w:tr>
+        <w:tc>
+          <w:tcPr>
+            <w:tcW w:w="5508" w:type="dxa"/>
+          </w:tcPr>
+          <w:p>
+            <w:pPr>
+              <w:jc w:val="right"/>
+              <w:rPr>
+                <w:rFonts w:asciiTheme="majorHAnsi" w:hAnsiTheme="majorHAnsi" w:cstheme="majorHAnsi"/>
+              </w:rPr>
+            </w:pPr>
+            <w:r>
+              <w:rPr>
+                <w:rFonts w:ascii="Segoe UI Emoji" w:hAnsi="Segoe UI Emoji" w:cs="Segoe UI Emoji"/>
+              </w:rPr>
+              <w:t>📍</w:t>
+            </w:r>
+            <w:r>
+              <w:rPr>
+                <w:rFonts w:asciiTheme="majorHAnsi" w:hAnsiTheme="majorHAnsi" w:cstheme="majorHAnsi"/>
+              </w:rPr>
+              <w:t xml:space="preserve"> Bocaue, Bulacan, Philippines</w:t>
+            </w:r>
+          </w:p>
+        </w:tc>
+        <w:tc>
+          <w:tcPr>
+            <w:tcW w:w="5508" w:type="dxa"/>
+          </w:tcPr>
+          <w:p>
+            <w:pPr>
+              <w:rPr>
+                <w:rFonts w:asciiTheme="majorHAnsi" w:hAnsiTheme="majorHAnsi" w:cstheme="majorHAnsi"/>
+              </w:rPr>
+            </w:pPr>
+            <w:r>
+              <w:rPr>
+                <w:rFonts w:ascii="Segoe UI Emoji" w:hAnsi="Segoe UI Emoji" w:cs="Segoe UI Emoji"/>
+              </w:rPr>
+              <w:t>📧</w:t>
+            </w:r>
+            <w:r>
+              <w:rPr>
+                <w:rFonts w:asciiTheme="majorHAnsi" w:hAnsiTheme="majorHAnsi" w:cstheme="majorHAnsi"/>
+              </w:rPr>
+              <w:t xml:space="preserve"> </w:t>
+            </w:r>
+            <w:hyperlink r:id="rId6" w:history="1">
+              <w:r>
+                <w:rPr>
+                  <w:rStyle w:val="Hyperlink"/>
+                  <w:rFonts w:asciiTheme="majorHAnsi" w:hAnsiTheme="majorHAnsi" w:cstheme="majorHAnsi"/>
+                </w:rPr>
+                <w:t>clarence.legaspi.dev@gmail.com</w:t>
+              </w:r>
+            </w:hyperlink>
+          </w:p>
+        </w:tc>
+      </w:tr>
+      <w:tr>
+        <w:tc>
+          <w:tcPr>
+            <w:tcW w:w="5508" w:type="dxa"/>
+          </w:tcPr>
+          <w:p>
+            <w:pPr>
+              <w:jc w:val="right"/>
+              <w:rPr>
+                <w:rFonts w:asciiTheme="majorHAnsi" w:hAnsiTheme="majorHAnsi" w:cstheme="majorHAnsi"/>
+              </w:rPr>
+            </w:pPr>
+            <w:r>
+              <w:rPr>
+                <w:rFonts w:ascii="Segoe UI Emoji" w:hAnsi="Segoe UI Emoji" w:cs="Segoe UI Emoji"/>
+              </w:rPr>
+              <w:t>📞</w:t>
+            </w:r>
+            <w:r>
+              <w:rPr>
+                <w:rFonts w:asciiTheme="majorHAnsi" w:hAnsiTheme="majorHAnsi" w:cstheme="majorHAnsi"/>
+              </w:rPr>
+              <w:t xml:space="preserve"> (+63) 961 261 4463</w:t>
+            </w:r>
+          </w:p>
+        </w:tc>
+        <w:tc>
+          <w:tcPr>
+            <w:tcW w:w="5508" w:type="dxa"/>
+          </w:tcPr>
+          <w:p>
+            <w:pPr>
+              <w:rPr>
+                <w:rFonts w:asciiTheme="majorHAnsi" w:hAnsiTheme="majorHAnsi" w:cstheme="majorHAnsi"/>
+              </w:rPr>
+            </w:pPr>
+            <w:r>
+              <w:rPr>
+                <w:rFonts w:ascii="Segoe UI Emoji" w:hAnsi="Segoe UI Emoji" w:cs="Segoe UI Emoji"/>
+              </w:rPr>
+              <w:t>💼</w:t>
+            </w:r>
+            <w:r>
+              <w:rPr>
+                <w:rFonts w:ascii="Segoe UI Emoji" w:hAnsi="Segoe UI Emoji" w:cs="Segoe UI Emoji"/>
+              </w:rPr>
+              <w:t xml:space="preserve"> </w:t>
+            </w:r>
+            <w:hyperlink r:id="rId7" w:history="1">
+              <w:r>
+                <w:rPr>
+                  <w:rStyle w:val="Hyperlink"/>
+                  <w:rFonts w:asciiTheme="majorHAnsi" w:hAnsiTheme="majorHAnsi" w:cstheme="majorHAnsi"/>
+                </w:rPr>
+                <w:t>https://clarence-port.vercel.app</w:t>
+              </w:r>
+            </w:hyperlink>
+          </w:p>
+        </w:tc>
+      </w:tr>
+    </w:tbl>
     <w:p>
       <w:pPr>
         <w:spacing w:after="0" w:line="240" w:lineRule="auto"/>
@@ -30,72 +169,6 @@
           <w:rFonts w:asciiTheme="majorHAnsi" w:hAnsiTheme="majorHAnsi" w:cstheme="majorHAnsi"/>
         </w:rPr>
       </w:pPr>
-      <w:r>
-        <w:rPr>
-          <w:rFonts w:ascii="Segoe UI Emoji" w:hAnsi="Segoe UI Emoji" w:cs="Segoe UI Emoji"/>
-        </w:rPr>
-        <w:t>📍</w:t>
-      </w:r>
-      <w:r>
-        <w:rPr>
-          <w:rFonts w:asciiTheme="majorHAnsi" w:hAnsiTheme="majorHAnsi" w:cstheme="majorHAnsi"/>
-        </w:rPr>
-        <w:t xml:space="preserve"> Bocaue, Bulacan</w:t>
-      </w:r>
-      <w:r>
-        <w:rPr>
-          <w:rFonts w:asciiTheme="majorHAnsi" w:hAnsiTheme="majorHAnsi" w:cstheme="majorHAnsi"/>
-        </w:rPr>
-        <w:t>, Philippines</w:t>
-      </w:r>
-      <w:r>
-        <w:rPr>
-          <w:rFonts w:asciiTheme="majorHAnsi" w:hAnsiTheme="majorHAnsi" w:cstheme="majorHAnsi"/>
-        </w:rPr>
-        <w:t xml:space="preserve"> | </w:t>
-      </w:r>
-      <w:r>
-        <w:rPr>
-          <w:rFonts w:ascii="Segoe UI Emoji" w:hAnsi="Segoe UI Emoji" w:cs="Segoe UI Emoji"/>
-        </w:rPr>
-        <w:t>📞</w:t>
-      </w:r>
-      <w:r>
-        <w:rPr>
-          <w:rFonts w:asciiTheme="majorHAnsi" w:hAnsiTheme="majorHAnsi" w:cstheme="majorHAnsi"/>
-        </w:rPr>
-        <w:t xml:space="preserve"> (+63) 961 261 4463 | </w:t>
-      </w:r>
-      <w:r>
-        <w:rPr>
-          <w:rFonts w:ascii="Segoe UI Emoji" w:hAnsi="Segoe UI Emoji" w:cs="Segoe UI Emoji"/>
-        </w:rPr>
-        <w:t>📧</w:t>
-      </w:r>
-      <w:r>
-        <w:rPr>
-          <w:rFonts w:asciiTheme="majorHAnsi" w:hAnsiTheme="majorHAnsi" w:cstheme="majorHAnsi"/>
-        </w:rPr>
-        <w:t xml:space="preserve"> </w:t>
-      </w:r>
-      <w:r>
-        <w:rPr>
-          <w:rFonts w:asciiTheme="majorHAnsi" w:hAnsiTheme="majorHAnsi" w:cstheme="majorHAnsi"/>
-        </w:rPr>
-        <w:t>clarence.legaspi.dev</w:t>
-      </w:r>
-      <w:r>
-        <w:rPr>
-          <w:rFonts w:asciiTheme="majorHAnsi" w:hAnsiTheme="majorHAnsi" w:cstheme="majorHAnsi"/>
-        </w:rPr>
-        <w:t>@</w:t>
-      </w:r>
-      <w:r>
-        <w:rPr>
-          <w:rFonts w:asciiTheme="majorHAnsi" w:hAnsiTheme="majorHAnsi" w:cstheme="majorHAnsi"/>
-        </w:rPr>
-        <w:t>gmail.com</w:t>
-      </w:r>
     </w:p>
     <w:p>
       <w:pPr>
@@ -175,13 +248,7 @@
         <w:rPr>
           <w:rFonts w:asciiTheme="majorHAnsi" w:hAnsiTheme="majorHAnsi" w:cstheme="majorHAnsi"/>
         </w:rPr>
-        <w:t xml:space="preserve"> </w:t>
-      </w:r>
-      <w:r>
-        <w:rPr>
-          <w:rFonts w:asciiTheme="majorHAnsi" w:hAnsiTheme="majorHAnsi" w:cstheme="majorHAnsi"/>
-        </w:rPr>
-        <w:t>HTML, CSS</w:t>
+        <w:t xml:space="preserve"> HTML, CSS</w:t>
       </w:r>
       <w:r>
         <w:rPr>
@@ -195,13 +262,7 @@
         <w:rPr>
           <w:rFonts w:asciiTheme="majorHAnsi" w:hAnsiTheme="majorHAnsi" w:cstheme="majorHAnsi"/>
         </w:rPr>
-        <w:t>JavaScript</w:t>
-      </w:r>
-      <w:r>
-        <w:rPr>
-          <w:rFonts w:asciiTheme="majorHAnsi" w:hAnsiTheme="majorHAnsi" w:cstheme="majorHAnsi"/>
-        </w:rPr>
-        <w:t xml:space="preserve">, </w:t>
+        <w:t xml:space="preserve">JavaScript, </w:t>
       </w:r>
       <w:r>
         <w:rPr>
@@ -509,10 +570,14 @@
       <w:pPr>
         <w:pStyle w:val="Heading3"/>
         <w:rPr>
+          <w:rFonts w:cstheme="majorHAnsi"/>
           <w:lang w:val="en-PH"/>
         </w:rPr>
       </w:pPr>
       <w:r>
+        <w:rPr>
+          <w:rFonts w:cstheme="majorHAnsi"/>
+        </w:rPr>
         <w:t>Projects</w:t>
       </w:r>
     </w:p>
@@ -16012,6 +16077,29 @@
       </w:tcPr>
     </w:tblStylePr>
   </w:style>
+  <w:style w:type="character" w:styleId="Hyperlink">
+    <w:name w:val="Hyperlink"/>
+    <w:basedOn w:val="DefaultParagraphFont"/>
+    <w:uiPriority w:val="99"/>
+    <w:unhideWhenUsed/>
+    <w:rsid w:val="00E41829"/>
+    <w:rPr>
+      <w:color w:val="0000FF" w:themeColor="hyperlink"/>
+      <w:u w:val="single"/>
+    </w:rPr>
+  </w:style>
+  <w:style w:type="character" w:styleId="UnresolvedMention">
+    <w:name w:val="Unresolved Mention"/>
+    <w:basedOn w:val="DefaultParagraphFont"/>
+    <w:uiPriority w:val="99"/>
+    <w:semiHidden/>
+    <w:unhideWhenUsed/>
+    <w:rsid w:val="00E41829"/>
+    <w:rPr>
+      <w:color w:val="605E5C"/>
+      <w:shd w:val="clear" w:color="auto" w:fill="E1DFDD"/>
+    </w:rPr>
+  </w:style>
 </w:styles>
 </file>
 

--- a/my-react-app/public/ClarenceCV.docx
+++ b/my-react-app/public/ClarenceCV.docx
@@ -54,15 +54,9 @@
             </w:pPr>
             <w:r>
               <w:rPr>
-                <w:rFonts w:ascii="Segoe UI Emoji" w:hAnsi="Segoe UI Emoji" w:cs="Segoe UI Emoji"/>
-              </w:rPr>
-              <w:t>📍</w:t>
-            </w:r>
-            <w:r>
-              <w:rPr>
                 <w:rFonts w:asciiTheme="majorHAnsi" w:hAnsiTheme="majorHAnsi" w:cstheme="majorHAnsi"/>
               </w:rPr>
-              <w:t xml:space="preserve"> Bocaue, Bulacan, Philippines</w:t>
+              <w:t>Bocaue, Bulacan, Philippines</w:t>
             </w:r>
           </w:p>
         </w:tc>
@@ -76,18 +70,6 @@
                 <w:rFonts w:asciiTheme="majorHAnsi" w:hAnsiTheme="majorHAnsi" w:cstheme="majorHAnsi"/>
               </w:rPr>
             </w:pPr>
-            <w:r>
-              <w:rPr>
-                <w:rFonts w:ascii="Segoe UI Emoji" w:hAnsi="Segoe UI Emoji" w:cs="Segoe UI Emoji"/>
-              </w:rPr>
-              <w:t>📧</w:t>
-            </w:r>
-            <w:r>
-              <w:rPr>
-                <w:rFonts w:asciiTheme="majorHAnsi" w:hAnsiTheme="majorHAnsi" w:cstheme="majorHAnsi"/>
-              </w:rPr>
-              <w:t xml:space="preserve"> </w:t>
-            </w:r>
             <w:hyperlink r:id="rId6" w:history="1">
               <w:r>
                 <w:rPr>
@@ -114,15 +96,9 @@
             </w:pPr>
             <w:r>
               <w:rPr>
-                <w:rFonts w:ascii="Segoe UI Emoji" w:hAnsi="Segoe UI Emoji" w:cs="Segoe UI Emoji"/>
-              </w:rPr>
-              <w:t>📞</w:t>
-            </w:r>
-            <w:r>
-              <w:rPr>
                 <w:rFonts w:asciiTheme="majorHAnsi" w:hAnsiTheme="majorHAnsi" w:cstheme="majorHAnsi"/>
               </w:rPr>
-              <w:t xml:space="preserve"> (+63) 961 261 4463</w:t>
+              <w:t>(+63) 961 261 4463</w:t>
             </w:r>
           </w:p>
         </w:tc>
@@ -131,23 +107,6 @@
             <w:tcW w:w="5508" w:type="dxa"/>
           </w:tcPr>
           <w:p>
-            <w:pPr>
-              <w:rPr>
-                <w:rFonts w:asciiTheme="majorHAnsi" w:hAnsiTheme="majorHAnsi" w:cstheme="majorHAnsi"/>
-              </w:rPr>
-            </w:pPr>
-            <w:r>
-              <w:rPr>
-                <w:rFonts w:ascii="Segoe UI Emoji" w:hAnsi="Segoe UI Emoji" w:cs="Segoe UI Emoji"/>
-              </w:rPr>
-              <w:t>💼</w:t>
-            </w:r>
-            <w:r>
-              <w:rPr>
-                <w:rFonts w:ascii="Segoe UI Emoji" w:hAnsi="Segoe UI Emoji" w:cs="Segoe UI Emoji"/>
-              </w:rPr>
-              <w:t xml:space="preserve"> </w:t>
-            </w:r>
             <w:hyperlink r:id="rId7" w:history="1">
               <w:r>
                 <w:rPr>
@@ -163,15 +122,6 @@
     </w:tbl>
     <w:p>
       <w:pPr>
-        <w:spacing w:after="0" w:line="240" w:lineRule="auto"/>
-        <w:jc w:val="center"/>
-        <w:rPr>
-          <w:rFonts w:asciiTheme="majorHAnsi" w:hAnsiTheme="majorHAnsi" w:cstheme="majorHAnsi"/>
-        </w:rPr>
-      </w:pPr>
-    </w:p>
-    <w:p>
-      <w:pPr>
         <w:pStyle w:val="Heading2"/>
         <w:spacing w:line="240" w:lineRule="auto"/>
         <w:rPr>
@@ -202,7 +152,7 @@
           <w:rFonts w:asciiTheme="majorHAnsi" w:hAnsiTheme="majorHAnsi" w:cstheme="majorHAnsi"/>
           <w:lang w:val="en-PH"/>
         </w:rPr>
-        <w:t>Information Technology graduate with experience in web development, UI/UX design, and frontend engineering. Proficient in JavaScript, React, and modern web development tools, with hands-on experience delivering academic and freelance projects including e-commerce solutions and full-stack web applications.</w:t>
+        <w:t>Information Technology graduate with hands-on experience in web development, frontend engineering, and enterprise system enhancement through internship, freelance, and academic projects. Proficient in JavaScript, React, and modern web technologies, with experience improving business workflows and building responsive web applications.</w:t>
       </w:r>
     </w:p>
     <w:p>
@@ -268,7 +218,19 @@
         <w:rPr>
           <w:rFonts w:asciiTheme="majorHAnsi" w:hAnsiTheme="majorHAnsi" w:cstheme="majorHAnsi"/>
         </w:rPr>
-        <w:t>TypeScript, C#, PHP, MySQL</w:t>
+        <w:t xml:space="preserve">TypeScript, C#, PHP, </w:t>
+      </w:r>
+      <w:r>
+        <w:rPr>
+          <w:rFonts w:asciiTheme="majorHAnsi" w:hAnsiTheme="majorHAnsi" w:cstheme="majorHAnsi"/>
+        </w:rPr>
+        <w:t>My</w:t>
+      </w:r>
+      <w:r>
+        <w:rPr>
+          <w:rFonts w:asciiTheme="majorHAnsi" w:hAnsiTheme="majorHAnsi" w:cstheme="majorHAnsi"/>
+        </w:rPr>
+        <w:t>SQL</w:t>
       </w:r>
     </w:p>
     <w:p>
@@ -331,7 +293,21 @@
           <w:rFonts w:asciiTheme="majorHAnsi" w:hAnsiTheme="majorHAnsi" w:cstheme="majorHAnsi"/>
           <w:lang w:val="en-PH"/>
         </w:rPr>
-        <w:t>, Flutter, Unity, Blender, Figma, Git</w:t>
+        <w:t xml:space="preserve">, </w:t>
+      </w:r>
+      <w:r>
+        <w:rPr>
+          <w:rFonts w:asciiTheme="majorHAnsi" w:hAnsiTheme="majorHAnsi" w:cstheme="majorHAnsi"/>
+          <w:lang w:val="en-PH"/>
+        </w:rPr>
+        <w:t xml:space="preserve">Shopify, </w:t>
+      </w:r>
+      <w:r>
+        <w:rPr>
+          <w:rFonts w:asciiTheme="majorHAnsi" w:hAnsiTheme="majorHAnsi" w:cstheme="majorHAnsi"/>
+          <w:lang w:val="en-PH"/>
+        </w:rPr>
+        <w:t>Flutter, Unity, Blender, Figma, Git</w:t>
       </w:r>
     </w:p>
     <w:p>
@@ -411,7 +387,34 @@
           <w:bCs/>
           <w:lang w:val="en-PH"/>
         </w:rPr>
-        <w:t>Remote | 2025</w:t>
+        <w:t xml:space="preserve">Remote | </w:t>
+      </w:r>
+      <w:r>
+        <w:rPr>
+          <w:rFonts w:asciiTheme="majorHAnsi" w:hAnsiTheme="majorHAnsi" w:cstheme="majorHAnsi"/>
+          <w:b/>
+          <w:bCs/>
+          <w:lang w:val="en-PH"/>
+        </w:rPr>
+        <w:t xml:space="preserve">November </w:t>
+      </w:r>
+      <w:r>
+        <w:rPr>
+          <w:rFonts w:asciiTheme="majorHAnsi" w:hAnsiTheme="majorHAnsi" w:cstheme="majorHAnsi"/>
+          <w:b/>
+          <w:bCs/>
+          <w:lang w:val="en-PH"/>
+        </w:rPr>
+        <w:t>2025</w:t>
+      </w:r>
+      <w:r>
+        <w:rPr>
+          <w:rFonts w:asciiTheme="majorHAnsi" w:hAnsiTheme="majorHAnsi" w:cstheme="majorHAnsi"/>
+          <w:b/>
+          <w:bCs/>
+          <w:lang w:val="en-PH"/>
+        </w:rPr>
+        <w:t xml:space="preserve"> – February 2026</w:t>
       </w:r>
     </w:p>
     <w:p>
@@ -539,15 +542,206 @@
           <w:rFonts w:asciiTheme="majorHAnsi" w:hAnsiTheme="majorHAnsi" w:cstheme="majorHAnsi"/>
           <w:lang w:val="en-PH"/>
         </w:rPr>
-        <w:t>Collaborated with the client to translate design requirements into functional web components</w:t>
+        <w:t>Improved user experience through mobile-responsive design and structured UI layouts</w:t>
       </w:r>
     </w:p>
     <w:p>
       <w:pPr>
+        <w:tabs>
+          <w:tab w:val="left" w:pos="9072"/>
+        </w:tabs>
+        <w:spacing w:after="0" w:line="240" w:lineRule="auto"/>
+        <w:rPr>
+          <w:rFonts w:asciiTheme="majorHAnsi" w:hAnsiTheme="majorHAnsi" w:cstheme="majorHAnsi"/>
+          <w:b/>
+          <w:bCs/>
+          <w:lang w:val="en-PH"/>
+        </w:rPr>
+      </w:pPr>
+      <w:r>
+        <w:rPr>
+          <w:rFonts w:asciiTheme="majorHAnsi" w:hAnsiTheme="majorHAnsi" w:cstheme="majorHAnsi"/>
+          <w:b/>
+          <w:bCs/>
+          <w:lang w:val="en-PH"/>
+        </w:rPr>
+        <w:t xml:space="preserve">St. Martin Cooperative </w:t>
+      </w:r>
+      <w:r>
+        <w:rPr>
+          <w:rFonts w:asciiTheme="majorHAnsi" w:hAnsiTheme="majorHAnsi" w:cstheme="majorHAnsi"/>
+          <w:b/>
+          <w:bCs/>
+          <w:lang w:val="en-PH"/>
+        </w:rPr>
+        <w:t>—</w:t>
+      </w:r>
+      <w:r>
+        <w:rPr>
+          <w:rFonts w:asciiTheme="majorHAnsi" w:hAnsiTheme="majorHAnsi" w:cstheme="majorHAnsi"/>
+          <w:b/>
+          <w:bCs/>
+          <w:i/>
+          <w:iCs/>
+          <w:lang w:val="en-PH"/>
+        </w:rPr>
+        <w:t xml:space="preserve"> </w:t>
+      </w:r>
+      <w:r>
+        <w:rPr>
+          <w:rFonts w:asciiTheme="majorHAnsi" w:hAnsiTheme="majorHAnsi" w:cstheme="majorHAnsi"/>
+          <w:b/>
+          <w:bCs/>
+          <w:i/>
+          <w:iCs/>
+          <w:lang w:val="en-PH"/>
+        </w:rPr>
+        <w:t>IT Intern</w:t>
+      </w:r>
+      <w:r>
+        <w:rPr>
+          <w:rFonts w:asciiTheme="majorHAnsi" w:hAnsiTheme="majorHAnsi" w:cstheme="majorHAnsi"/>
+          <w:b/>
+          <w:bCs/>
+          <w:i/>
+          <w:iCs/>
+          <w:lang w:val="en-PH"/>
+        </w:rPr>
+        <w:t xml:space="preserve"> (Programmer)</w:t>
+      </w:r>
+    </w:p>
+    <w:p>
+      <w:pPr>
+        <w:tabs>
+          <w:tab w:val="left" w:pos="9072"/>
+        </w:tabs>
+        <w:spacing w:after="0" w:line="240" w:lineRule="auto"/>
+        <w:rPr>
+          <w:rFonts w:asciiTheme="majorHAnsi" w:hAnsiTheme="majorHAnsi" w:cstheme="majorHAnsi"/>
+          <w:b/>
+          <w:bCs/>
+          <w:lang w:val="en-PH"/>
+        </w:rPr>
+      </w:pPr>
+      <w:r>
+        <w:rPr>
+          <w:rFonts w:asciiTheme="majorHAnsi" w:hAnsiTheme="majorHAnsi" w:cstheme="majorHAnsi"/>
+          <w:b/>
+          <w:bCs/>
+          <w:lang w:val="en-PH"/>
+        </w:rPr>
+        <w:t>On-site</w:t>
+      </w:r>
+      <w:r>
+        <w:rPr>
+          <w:rFonts w:asciiTheme="majorHAnsi" w:hAnsiTheme="majorHAnsi" w:cstheme="majorHAnsi"/>
+          <w:b/>
+          <w:bCs/>
+          <w:lang w:val="en-PH"/>
+        </w:rPr>
+        <w:t xml:space="preserve">| </w:t>
+      </w:r>
+      <w:r>
+        <w:rPr>
+          <w:rFonts w:asciiTheme="majorHAnsi" w:hAnsiTheme="majorHAnsi" w:cstheme="majorHAnsi"/>
+          <w:b/>
+          <w:bCs/>
+          <w:lang w:val="en-PH"/>
+        </w:rPr>
+        <w:t>March 2025 –</w:t>
+      </w:r>
+      <w:r>
+        <w:rPr>
+          <w:rFonts w:asciiTheme="majorHAnsi" w:hAnsiTheme="majorHAnsi" w:cstheme="majorHAnsi"/>
+          <w:b/>
+          <w:bCs/>
+          <w:lang w:val="en-PH"/>
+        </w:rPr>
+        <w:t xml:space="preserve"> July 2025</w:t>
+      </w:r>
+    </w:p>
+    <w:p>
+      <w:pPr>
         <w:pStyle w:val="ListParagraph"/>
         <w:numPr>
           <w:ilvl w:val="0"/>
-          <w:numId w:val="22"/>
+          <w:numId w:val="34"/>
+        </w:numPr>
+        <w:tabs>
+          <w:tab w:val="left" w:pos="9072"/>
+        </w:tabs>
+        <w:rPr>
+          <w:rFonts w:asciiTheme="majorHAnsi" w:hAnsiTheme="majorHAnsi" w:cstheme="majorHAnsi"/>
+          <w:lang w:val="en-PH"/>
+        </w:rPr>
+      </w:pPr>
+      <w:r>
+        <w:rPr>
+          <w:rFonts w:asciiTheme="majorHAnsi" w:hAnsiTheme="majorHAnsi" w:cstheme="majorHAnsi"/>
+          <w:lang w:val="en-PH"/>
+        </w:rPr>
+        <w:t xml:space="preserve">Enhanced the Service Request Form (SRF) System by implementing new features and improving existing functionality. </w:t>
+      </w:r>
+    </w:p>
+    <w:p>
+      <w:pPr>
+        <w:pStyle w:val="ListParagraph"/>
+        <w:numPr>
+          <w:ilvl w:val="0"/>
+          <w:numId w:val="34"/>
+        </w:numPr>
+        <w:tabs>
+          <w:tab w:val="left" w:pos="9072"/>
+        </w:tabs>
+        <w:rPr>
+          <w:rFonts w:asciiTheme="majorHAnsi" w:hAnsiTheme="majorHAnsi" w:cstheme="majorHAnsi"/>
+          <w:lang w:val="en-PH"/>
+        </w:rPr>
+      </w:pPr>
+      <w:r>
+        <w:rPr>
+          <w:rFonts w:asciiTheme="majorHAnsi" w:hAnsiTheme="majorHAnsi" w:cstheme="majorHAnsi"/>
+          <w:lang w:val="en-PH"/>
+        </w:rPr>
+        <w:t xml:space="preserve">Modified system settings, service request forms, and user interface components to improve usability. </w:t>
+      </w:r>
+    </w:p>
+    <w:p>
+      <w:pPr>
+        <w:pStyle w:val="ListParagraph"/>
+        <w:numPr>
+          <w:ilvl w:val="0"/>
+          <w:numId w:val="34"/>
+        </w:numPr>
+        <w:tabs>
+          <w:tab w:val="left" w:pos="9072"/>
+        </w:tabs>
+        <w:rPr>
+          <w:rFonts w:asciiTheme="majorHAnsi" w:hAnsiTheme="majorHAnsi" w:cstheme="majorHAnsi"/>
+          <w:lang w:val="en-PH"/>
+        </w:rPr>
+      </w:pPr>
+      <w:r>
+        <w:rPr>
+          <w:rFonts w:asciiTheme="majorHAnsi" w:hAnsiTheme="majorHAnsi" w:cstheme="majorHAnsi"/>
+          <w:lang w:val="en-PH"/>
+        </w:rPr>
+        <w:t>Implemented and refined a hierarchical approval workflow</w:t>
+      </w:r>
+      <w:r>
+        <w:rPr>
+          <w:rFonts w:asciiTheme="majorHAnsi" w:hAnsiTheme="majorHAnsi" w:cstheme="majorHAnsi"/>
+          <w:lang w:val="en-PH"/>
+        </w:rPr>
+        <w:t>.</w:t>
+      </w:r>
+    </w:p>
+    <w:p>
+      <w:pPr>
+        <w:pStyle w:val="ListParagraph"/>
+        <w:numPr>
+          <w:ilvl w:val="0"/>
+          <w:numId w:val="34"/>
         </w:numPr>
         <w:tabs>
           <w:tab w:val="left" w:pos="9072"/>
@@ -563,12 +757,13 @@
           <w:rFonts w:asciiTheme="majorHAnsi" w:hAnsiTheme="majorHAnsi" w:cstheme="majorHAnsi"/>
           <w:lang w:val="en-PH"/>
         </w:rPr>
-        <w:t>Improved user experience through mobile-responsive design and structured UI layouts</w:t>
+        <w:t>Collaborated with the IT team to troubleshoot issues, test system updates, and support internal users.</w:t>
       </w:r>
     </w:p>
     <w:p>
       <w:pPr>
         <w:pStyle w:val="Heading3"/>
+        <w:spacing w:line="240" w:lineRule="auto"/>
         <w:rPr>
           <w:rFonts w:cstheme="majorHAnsi"/>
           <w:lang w:val="en-PH"/>
@@ -942,110 +1137,6 @@
           <w:lang w:val="en-PH"/>
         </w:rPr>
       </w:pPr>
-      <w:proofErr w:type="spellStart"/>
-      <w:r>
-        <w:rPr>
-          <w:rFonts w:asciiTheme="majorHAnsi" w:hAnsiTheme="majorHAnsi" w:cstheme="majorHAnsi"/>
-          <w:b/>
-          <w:bCs/>
-          <w:lang w:val="en-PH"/>
-        </w:rPr>
-        <w:t>DaMath</w:t>
-      </w:r>
-      <w:proofErr w:type="spellEnd"/>
-      <w:r>
-        <w:rPr>
-          <w:rFonts w:asciiTheme="majorHAnsi" w:hAnsiTheme="majorHAnsi" w:cstheme="majorHAnsi"/>
-          <w:b/>
-          <w:bCs/>
-          <w:lang w:val="en-PH"/>
-        </w:rPr>
-        <w:t xml:space="preserve"> Educational Game — </w:t>
-      </w:r>
-      <w:r>
-        <w:rPr>
-          <w:rFonts w:asciiTheme="majorHAnsi" w:hAnsiTheme="majorHAnsi" w:cstheme="majorHAnsi"/>
-          <w:b/>
-          <w:bCs/>
-          <w:i/>
-          <w:iCs/>
-          <w:lang w:val="en-PH"/>
-        </w:rPr>
-        <w:t>Frontend 3D Designer</w:t>
-      </w:r>
-      <w:r>
-        <w:rPr>
-          <w:rFonts w:asciiTheme="majorHAnsi" w:hAnsiTheme="majorHAnsi" w:cstheme="majorHAnsi"/>
-          <w:b/>
-          <w:bCs/>
-          <w:i/>
-          <w:iCs/>
-          <w:lang w:val="en-PH"/>
-        </w:rPr>
-        <w:t xml:space="preserve"> </w:t>
-      </w:r>
-      <w:r>
-        <w:rPr>
-          <w:rFonts w:asciiTheme="majorHAnsi" w:hAnsiTheme="majorHAnsi" w:cstheme="majorHAnsi"/>
-          <w:b/>
-          <w:bCs/>
-          <w:lang w:val="en-PH"/>
-        </w:rPr>
-        <w:t>|</w:t>
-      </w:r>
-      <w:r>
-        <w:rPr>
-          <w:rFonts w:asciiTheme="majorHAnsi" w:hAnsiTheme="majorHAnsi" w:cstheme="majorHAnsi"/>
-          <w:b/>
-          <w:bCs/>
-          <w:lang w:val="en-PH"/>
-        </w:rPr>
-        <w:t xml:space="preserve"> </w:t>
-      </w:r>
-      <w:r>
-        <w:rPr>
-          <w:rFonts w:asciiTheme="majorHAnsi" w:hAnsiTheme="majorHAnsi" w:cstheme="majorHAnsi"/>
-          <w:b/>
-          <w:bCs/>
-          <w:lang w:val="en-PH"/>
-        </w:rPr>
-        <w:t>2024</w:t>
-      </w:r>
-    </w:p>
-    <w:p>
-      <w:pPr>
-        <w:pStyle w:val="ListParagraph"/>
-        <w:numPr>
-          <w:ilvl w:val="0"/>
-          <w:numId w:val="30"/>
-        </w:numPr>
-        <w:tabs>
-          <w:tab w:val="left" w:pos="9072"/>
-        </w:tabs>
-        <w:spacing w:after="0" w:line="240" w:lineRule="auto"/>
-        <w:rPr>
-          <w:rFonts w:asciiTheme="majorHAnsi" w:hAnsiTheme="majorHAnsi" w:cstheme="majorHAnsi"/>
-          <w:lang w:val="en-PH"/>
-        </w:rPr>
-      </w:pPr>
-      <w:r>
-        <w:rPr>
-          <w:rFonts w:asciiTheme="majorHAnsi" w:hAnsiTheme="majorHAnsi" w:cstheme="majorHAnsi"/>
-          <w:lang w:val="en-PH"/>
-        </w:rPr>
-        <w:t>Modeled interactive 3D chessboard and game assets using Blender</w:t>
-      </w:r>
-    </w:p>
-    <w:p>
-      <w:pPr>
-        <w:spacing w:after="0" w:line="240" w:lineRule="auto"/>
-        <w:rPr>
-          <w:rFonts w:asciiTheme="majorHAnsi" w:hAnsiTheme="majorHAnsi" w:cstheme="majorHAnsi"/>
-          <w:b/>
-          <w:bCs/>
-          <w:lang w:val="en-PH"/>
-        </w:rPr>
-      </w:pPr>
       <w:r>
         <w:rPr>
           <w:rFonts w:asciiTheme="majorHAnsi" w:hAnsiTheme="majorHAnsi" w:cstheme="majorHAnsi"/>
@@ -1268,6 +1359,7 @@
           <w:ilvl w:val="0"/>
           <w:numId w:val="30"/>
         </w:numPr>
+        <w:spacing w:line="240" w:lineRule="auto"/>
         <w:rPr>
           <w:rFonts w:asciiTheme="majorHAnsi" w:hAnsiTheme="majorHAnsi" w:cstheme="majorHAnsi"/>
         </w:rPr>
@@ -1517,7 +1609,7 @@
   <w:abstractNum w:abstractNumId="8" w15:restartNumberingAfterBreak="0">
     <w:nsid w:val="FFFFFF89"/>
     <w:multiLevelType w:val="singleLevel"/>
-    <w:tmpl w:val="1966B152"/>
+    <w:tmpl w:val="8EF6E25E"/>
     <w:lvl w:ilvl="0">
       <w:start w:val="1"/>
       <w:numFmt w:val="bullet"/>
@@ -3477,6 +3569,119 @@
     </w:lvl>
   </w:abstractNum>
   <w:abstractNum w:abstractNumId="24" w15:restartNumberingAfterBreak="0">
+    <w:nsid w:val="56CE64A8"/>
+    <w:multiLevelType w:val="hybridMultilevel"/>
+    <w:tmpl w:val="9042AD1C"/>
+    <w:lvl w:ilvl="0" w:tplc="34090001">
+      <w:start w:val="1"/>
+      <w:numFmt w:val="bullet"/>
+      <w:lvlText w:val=""/>
+      <w:lvlJc w:val="left"/>
+      <w:pPr>
+        <w:ind w:left="720" w:hanging="360"/>
+      </w:pPr>
+      <w:rPr>
+        <w:rFonts w:ascii="Symbol" w:hAnsi="Symbol" w:hint="default"/>
+      </w:rPr>
+    </w:lvl>
+    <w:lvl w:ilvl="1" w:tplc="34090003" w:tentative="1">
+      <w:start w:val="1"/>
+      <w:numFmt w:val="bullet"/>
+      <w:lvlText w:val="o"/>
+      <w:lvlJc w:val="left"/>
+      <w:pPr>
+        <w:ind w:left="1440" w:hanging="360"/>
+      </w:pPr>
+      <w:rPr>
+        <w:rFonts w:ascii="Courier New" w:hAnsi="Courier New" w:cs="Courier New" w:hint="default"/>
+      </w:rPr>
+    </w:lvl>
+    <w:lvl w:ilvl="2" w:tplc="34090005" w:tentative="1">
+      <w:start w:val="1"/>
+      <w:numFmt w:val="bullet"/>
+      <w:lvlText w:val=""/>
+      <w:lvlJc w:val="left"/>
+      <w:pPr>
+        <w:ind w:left="2160" w:hanging="360"/>
+      </w:pPr>
+      <w:rPr>
+        <w:rFonts w:ascii="Wingdings" w:hAnsi="Wingdings" w:hint="default"/>
+      </w:rPr>
+    </w:lvl>
+    <w:lvl w:ilvl="3" w:tplc="34090001" w:tentative="1">
+      <w:start w:val="1"/>
+      <w:numFmt w:val="bullet"/>
+      <w:lvlText w:val=""/>
+      <w:lvlJc w:val="left"/>
+      <w:pPr>
+        <w:ind w:left="2880" w:hanging="360"/>
+      </w:pPr>
+      <w:rPr>
+        <w:rFonts w:ascii="Symbol" w:hAnsi="Symbol" w:hint="default"/>
+      </w:rPr>
+    </w:lvl>
+    <w:lvl w:ilvl="4" w:tplc="34090003" w:tentative="1">
+      <w:start w:val="1"/>
+      <w:numFmt w:val="bullet"/>
+      <w:lvlText w:val="o"/>
+      <w:lvlJc w:val="left"/>
+      <w:pPr>
+        <w:ind w:left="3600" w:hanging="360"/>
+      </w:pPr>
+      <w:rPr>
+        <w:rFonts w:ascii="Courier New" w:hAnsi="Courier New" w:cs="Courier New" w:hint="default"/>
+      </w:rPr>
+    </w:lvl>
+    <w:lvl w:ilvl="5" w:tplc="34090005" w:tentative="1">
+      <w:start w:val="1"/>
+      <w:numFmt w:val="bullet"/>
+      <w:lvlText w:val=""/>
+      <w:lvlJc w:val="left"/>
+      <w:pPr>
+        <w:ind w:left="4320" w:hanging="360"/>
+      </w:pPr>
+      <w:rPr>
+        <w:rFonts w:ascii="Wingdings" w:hAnsi="Wingdings" w:hint="default"/>
+      </w:rPr>
+    </w:lvl>
+    <w:lvl w:ilvl="6" w:tplc="34090001" w:tentative="1">
+      <w:start w:val="1"/>
+      <w:numFmt w:val="bullet"/>
+      <w:lvlText w:val=""/>
+      <w:lvlJc w:val="left"/>
+      <w:pPr>
+        <w:ind w:left="5040" w:hanging="360"/>
+      </w:pPr>
+      <w:rPr>
+        <w:rFonts w:ascii="Symbol" w:hAnsi="Symbol" w:hint="default"/>
+      </w:rPr>
+    </w:lvl>
+    <w:lvl w:ilvl="7" w:tplc="34090003" w:tentative="1">
+      <w:start w:val="1"/>
+      <w:numFmt w:val="bullet"/>
+      <w:lvlText w:val="o"/>
+      <w:lvlJc w:val="left"/>
+      <w:pPr>
+        <w:ind w:left="5760" w:hanging="360"/>
+      </w:pPr>
+      <w:rPr>
+        <w:rFonts w:ascii="Courier New" w:hAnsi="Courier New" w:cs="Courier New" w:hint="default"/>
+      </w:rPr>
+    </w:lvl>
+    <w:lvl w:ilvl="8" w:tplc="34090005" w:tentative="1">
+      <w:start w:val="1"/>
+      <w:numFmt w:val="bullet"/>
+      <w:lvlText w:val=""/>
+      <w:lvlJc w:val="left"/>
+      <w:pPr>
+        <w:ind w:left="6480" w:hanging="360"/>
+      </w:pPr>
+      <w:rPr>
+        <w:rFonts w:ascii="Wingdings" w:hAnsi="Wingdings" w:hint="default"/>
+      </w:rPr>
+    </w:lvl>
+  </w:abstractNum>
+  <w:abstractNum w:abstractNumId="25" w15:restartNumberingAfterBreak="0">
     <w:nsid w:val="60113F24"/>
     <w:multiLevelType w:val="hybridMultilevel"/>
     <w:tmpl w:val="1E96A826"/>
@@ -3588,7 +3793,7 @@
       </w:rPr>
     </w:lvl>
   </w:abstractNum>
-  <w:abstractNum w:abstractNumId="25" w15:restartNumberingAfterBreak="0">
+  <w:abstractNum w:abstractNumId="26" w15:restartNumberingAfterBreak="0">
     <w:nsid w:val="642F20E5"/>
     <w:multiLevelType w:val="multilevel"/>
     <w:tmpl w:val="3016280E"/>
@@ -3737,7 +3942,7 @@
       </w:rPr>
     </w:lvl>
   </w:abstractNum>
-  <w:abstractNum w:abstractNumId="26" w15:restartNumberingAfterBreak="0">
+  <w:abstractNum w:abstractNumId="27" w15:restartNumberingAfterBreak="0">
     <w:nsid w:val="705F3B76"/>
     <w:multiLevelType w:val="multilevel"/>
     <w:tmpl w:val="96FCADA0"/>
@@ -3886,7 +4091,7 @@
       </w:rPr>
     </w:lvl>
   </w:abstractNum>
-  <w:abstractNum w:abstractNumId="27" w15:restartNumberingAfterBreak="0">
+  <w:abstractNum w:abstractNumId="28" w15:restartNumberingAfterBreak="0">
     <w:nsid w:val="70B22BF2"/>
     <w:multiLevelType w:val="hybridMultilevel"/>
     <w:tmpl w:val="5CDCC238"/>
@@ -3998,7 +4203,7 @@
       </w:rPr>
     </w:lvl>
   </w:abstractNum>
-  <w:abstractNum w:abstractNumId="28" w15:restartNumberingAfterBreak="0">
+  <w:abstractNum w:abstractNumId="29" w15:restartNumberingAfterBreak="0">
     <w:nsid w:val="73333DFA"/>
     <w:multiLevelType w:val="multilevel"/>
     <w:tmpl w:val="C2D64356"/>
@@ -4147,7 +4352,7 @@
       </w:rPr>
     </w:lvl>
   </w:abstractNum>
-  <w:abstractNum w:abstractNumId="29" w15:restartNumberingAfterBreak="0">
+  <w:abstractNum w:abstractNumId="30" w15:restartNumberingAfterBreak="0">
     <w:nsid w:val="7A222C29"/>
     <w:multiLevelType w:val="hybridMultilevel"/>
     <w:tmpl w:val="C5CE1BB0"/>
@@ -4259,7 +4464,7 @@
       </w:rPr>
     </w:lvl>
   </w:abstractNum>
-  <w:abstractNum w:abstractNumId="30" w15:restartNumberingAfterBreak="0">
+  <w:abstractNum w:abstractNumId="31" w15:restartNumberingAfterBreak="0">
     <w:nsid w:val="7B0829B2"/>
     <w:multiLevelType w:val="hybridMultilevel"/>
     <w:tmpl w:val="7CE245E2"/>
@@ -4372,7 +4577,7 @@
       </w:rPr>
     </w:lvl>
   </w:abstractNum>
-  <w:abstractNum w:abstractNumId="31" w15:restartNumberingAfterBreak="0">
+  <w:abstractNum w:abstractNumId="32" w15:restartNumberingAfterBreak="0">
     <w:nsid w:val="7EB23400"/>
     <w:multiLevelType w:val="hybridMultilevel"/>
     <w:tmpl w:val="00005ED4"/>
@@ -4484,7 +4689,7 @@
       </w:rPr>
     </w:lvl>
   </w:abstractNum>
-  <w:abstractNum w:abstractNumId="32" w15:restartNumberingAfterBreak="0">
+  <w:abstractNum w:abstractNumId="33" w15:restartNumberingAfterBreak="0">
     <w:nsid w:val="7F3F6203"/>
     <w:multiLevelType w:val="hybridMultilevel"/>
     <w:tmpl w:val="B372A858"/>
@@ -4633,10 +4838,10 @@
     <w:abstractNumId w:val="22"/>
   </w:num>
   <w:num w:numId="13" w16cid:durableId="908078899">
-    <w:abstractNumId w:val="26"/>
+    <w:abstractNumId w:val="27"/>
   </w:num>
   <w:num w:numId="14" w16cid:durableId="2073501051">
-    <w:abstractNumId w:val="25"/>
+    <w:abstractNumId w:val="26"/>
   </w:num>
   <w:num w:numId="15" w16cid:durableId="1851288666">
     <w:abstractNumId w:val="17"/>
@@ -4648,7 +4853,7 @@
     <w:abstractNumId w:val="19"/>
   </w:num>
   <w:num w:numId="18" w16cid:durableId="1314406991">
-    <w:abstractNumId w:val="28"/>
+    <w:abstractNumId w:val="29"/>
   </w:num>
   <w:num w:numId="19" w16cid:durableId="304897590">
     <w:abstractNumId w:val="18"/>
@@ -4663,10 +4868,10 @@
     <w:abstractNumId w:val="16"/>
   </w:num>
   <w:num w:numId="23" w16cid:durableId="590088738">
-    <w:abstractNumId w:val="30"/>
+    <w:abstractNumId w:val="31"/>
   </w:num>
   <w:num w:numId="24" w16cid:durableId="520780871">
-    <w:abstractNumId w:val="31"/>
+    <w:abstractNumId w:val="32"/>
   </w:num>
   <w:num w:numId="25" w16cid:durableId="1544101242">
     <w:abstractNumId w:val="9"/>
@@ -4675,13 +4880,13 @@
     <w:abstractNumId w:val="13"/>
   </w:num>
   <w:num w:numId="27" w16cid:durableId="212815816">
-    <w:abstractNumId w:val="29"/>
+    <w:abstractNumId w:val="30"/>
   </w:num>
   <w:num w:numId="28" w16cid:durableId="488980471">
     <w:abstractNumId w:val="15"/>
   </w:num>
   <w:num w:numId="29" w16cid:durableId="1444497598">
-    <w:abstractNumId w:val="24"/>
+    <w:abstractNumId w:val="25"/>
   </w:num>
   <w:num w:numId="30" w16cid:durableId="704602209">
     <w:abstractNumId w:val="20"/>
@@ -4690,10 +4895,13 @@
     <w:abstractNumId w:val="23"/>
   </w:num>
   <w:num w:numId="32" w16cid:durableId="399057654">
-    <w:abstractNumId w:val="32"/>
+    <w:abstractNumId w:val="33"/>
   </w:num>
   <w:num w:numId="33" w16cid:durableId="558632152">
-    <w:abstractNumId w:val="27"/>
+    <w:abstractNumId w:val="28"/>
+  </w:num>
+  <w:num w:numId="34" w16cid:durableId="1484272047">
+    <w:abstractNumId w:val="24"/>
   </w:num>
 </w:numbering>
 </file>
@@ -5301,6 +5509,7 @@
   <w:style w:type="character" w:default="1" w:styleId="DefaultParagraphFont">
     <w:name w:val="Default Paragraph Font"/>
     <w:uiPriority w:val="1"/>
+    <w:semiHidden/>
     <w:unhideWhenUsed/>
   </w:style>
   <w:style w:type="table" w:default="1" w:styleId="TableNormal">

--- a/my-react-app/public/ClarenceCV.docx
+++ b/my-react-app/public/ClarenceCV.docx
@@ -70,7 +70,7 @@
                 <w:rFonts w:asciiTheme="majorHAnsi" w:hAnsiTheme="majorHAnsi" w:cstheme="majorHAnsi"/>
               </w:rPr>
             </w:pPr>
-            <w:hyperlink r:id="rId6" w:history="1">
+            <w:hyperlink r:id="rId8" w:history="1">
               <w:r>
                 <w:rPr>
                   <w:rStyle w:val="Hyperlink"/>
@@ -107,7 +107,7 @@
             <w:tcW w:w="5508" w:type="dxa"/>
           </w:tcPr>
           <w:p>
-            <w:hyperlink r:id="rId7" w:history="1">
+            <w:hyperlink r:id="rId9" w:history="1">
               <w:r>
                 <w:rPr>
                   <w:rStyle w:val="Hyperlink"/>
@@ -1254,6 +1254,58 @@
     </w:p>
     <w:p>
       <w:pPr>
+        <w:spacing w:after="0" w:line="240" w:lineRule="auto"/>
+        <w:rPr>
+          <w:rFonts w:asciiTheme="majorHAnsi" w:hAnsiTheme="majorHAnsi" w:cstheme="majorHAnsi"/>
+          <w:b/>
+          <w:bCs/>
+          <w:lang w:val="en-PH"/>
+        </w:rPr>
+      </w:pPr>
+      <w:proofErr w:type="spellStart"/>
+      <w:r>
+        <w:rPr>
+          <w:rFonts w:asciiTheme="majorHAnsi" w:hAnsiTheme="majorHAnsi" w:cstheme="majorHAnsi"/>
+          <w:b/>
+          <w:bCs/>
+          <w:lang w:val="en-PH"/>
+        </w:rPr>
+        <w:t>DaMath</w:t>
+      </w:r>
+      <w:proofErr w:type="spellEnd"/>
+      <w:r>
+        <w:rPr>
+          <w:rFonts w:asciiTheme="majorHAnsi" w:hAnsiTheme="majorHAnsi" w:cstheme="majorHAnsi"/>
+          <w:b/>
+          <w:bCs/>
+          <w:lang w:val="en-PH"/>
+        </w:rPr>
+        <w:t xml:space="preserve"> Educational Game — 3D Designer | 2024</w:t>
+      </w:r>
+    </w:p>
+    <w:p>
+      <w:pPr>
+        <w:pStyle w:val="ListParagraph"/>
+        <w:numPr>
+          <w:ilvl w:val="0"/>
+          <w:numId w:val="30"/>
+        </w:numPr>
+        <w:spacing w:after="0" w:line="240" w:lineRule="auto"/>
+        <w:rPr>
+          <w:rFonts w:asciiTheme="majorHAnsi" w:hAnsiTheme="majorHAnsi" w:cstheme="majorHAnsi"/>
+          <w:lang w:val="en-PH"/>
+        </w:rPr>
+      </w:pPr>
+      <w:r>
+        <w:rPr>
+          <w:rFonts w:asciiTheme="majorHAnsi" w:hAnsiTheme="majorHAnsi" w:cstheme="majorHAnsi"/>
+          <w:lang w:val="en-PH"/>
+        </w:rPr>
+        <w:t>Modeled interactive 3D chessboard and game assets using Blender</w:t>
+      </w:r>
+    </w:p>
+    <w:p>
+      <w:pPr>
         <w:pStyle w:val="Heading2"/>
         <w:spacing w:line="240" w:lineRule="auto"/>
         <w:rPr>
@@ -1403,6 +1455,8 @@
         <w:spacing w:after="0" w:line="240" w:lineRule="auto"/>
         <w:rPr>
           <w:rFonts w:asciiTheme="majorHAnsi" w:hAnsiTheme="majorHAnsi" w:cstheme="majorHAnsi"/>
+          <w:b/>
+          <w:bCs/>
         </w:rPr>
       </w:pPr>
       <w:r>
@@ -1423,25 +1477,31 @@
         <w:rPr>
           <w:rFonts w:asciiTheme="majorHAnsi" w:hAnsiTheme="majorHAnsi" w:cstheme="majorHAnsi"/>
         </w:rPr>
-        <w:t>Bachelor of Science in Information Technology (BSIT)</w:t>
+        <w:t>Bachelor of Science in Information Technology</w:t>
       </w:r>
-    </w:p>
-    <w:p>
-      <w:pPr>
-        <w:spacing w:after="0" w:line="240" w:lineRule="auto"/>
-        <w:rPr>
-          <w:rFonts w:asciiTheme="majorHAnsi" w:hAnsiTheme="majorHAnsi" w:cstheme="majorHAnsi"/>
-          <w:b/>
-          <w:bCs/>
-        </w:rPr>
-      </w:pPr>
       <w:r>
         <w:rPr>
           <w:rFonts w:asciiTheme="majorHAnsi" w:hAnsiTheme="majorHAnsi" w:cstheme="majorHAnsi"/>
-          <w:b/>
-          <w:bCs/>
+        </w:rPr>
+        <w:t xml:space="preserve"> </w:t>
+      </w:r>
+      <w:r>
+        <w:rPr>
+          <w:rFonts w:asciiTheme="majorHAnsi" w:hAnsiTheme="majorHAnsi" w:cstheme="majorHAnsi"/>
+        </w:rPr>
+        <w:t>(</w:t>
+      </w:r>
+      <w:r>
+        <w:rPr>
+          <w:rFonts w:asciiTheme="majorHAnsi" w:hAnsiTheme="majorHAnsi" w:cstheme="majorHAnsi"/>
         </w:rPr>
         <w:t>2021 – 2025</w:t>
+      </w:r>
+      <w:r>
+        <w:rPr>
+          <w:rFonts w:asciiTheme="majorHAnsi" w:hAnsiTheme="majorHAnsi" w:cstheme="majorHAnsi"/>
+        </w:rPr>
+        <w:t>)</w:t>
       </w:r>
     </w:p>
     <w:sectPr>
@@ -1454,6 +1514,56 @@
 </w:document>
 </file>
 
+<file path=word/endnotes.xml><?xml version="1.0" encoding="utf-8"?>
+<w:endnotes xmlns:wpc="http://schemas.microsoft.com/office/word/2010/wordprocessingCanvas" xmlns:cx="http://schemas.microsoft.com/office/drawing/2014/chartex" xmlns:cx1="http://schemas.microsoft.com/office/drawing/2015/9/8/chartex" xmlns:cx2="http://schemas.microsoft.com/office/drawing/2015/10/21/chartex" xmlns:cx3="http://schemas.microsoft.com/office/drawing/2016/5/9/chartex" xmlns:cx4="http://schemas.microsoft.com/office/drawing/2016/5/10/chartex" xmlns:cx5="http://schemas.microsoft.com/office/drawing/2016/5/11/chartex" xmlns:cx6="http://schemas.microsoft.com/office/drawing/2016/5/12/chartex" xmlns:cx7="http://schemas.microsoft.com/office/drawing/2016/5/13/chartex" xmlns:cx8="http://schemas.microsoft.com/office/drawing/2016/5/14/chartex" xmlns:mc="http://schemas.openxmlformats.org/markup-compatibility/2006" xmlns:aink="http://schemas.microsoft.com/office/drawing/2016/ink" xmlns:am3d="http://schemas.microsoft.com/office/drawing/2017/model3d" xmlns:o="urn:schemas-microsoft-com:office:office" xmlns:oel="http://schemas.microsoft.com/office/2019/extlst" xmlns:r="http://schemas.openxmlformats.org/officeDocument/2006/relationships" xmlns:m="http://schemas.openxmlformats.org/officeDocument/2006/math" xmlns:v="urn:schemas-microsoft-com:vml" xmlns:wp14="http://schemas.microsoft.com/office/word/2010/wordprocessingDrawing" xmlns:wp="http://schemas.openxmlformats.org/drawingml/2006/wordprocessingDrawing" xmlns:w10="urn:schemas-microsoft-com:office:word" xmlns:w="http://schemas.openxmlformats.org/wordprocessingml/2006/main" xmlns:w14="http://schemas.microsoft.com/office/word/2010/wordml" xmlns:w15="http://schemas.microsoft.com/office/word/2012/wordml" xmlns:w16cex="http://schemas.microsoft.com/office/word/2018/wordml/cex" xmlns:w16cid="http://schemas.microsoft.com/office/word/2016/wordml/cid" xmlns:w16="http://schemas.microsoft.com/office/word/2018/wordml" xmlns:w16du="http://schemas.microsoft.com/office/word/2023/wordml/word16du" xmlns:w16sdtdh="http://schemas.microsoft.com/office/word/2020/wordml/sdtdatahash" xmlns:w16sdtfl="http://schemas.microsoft.com/office/word/2024/wordml/sdtformatlock" xmlns:w16se="http://schemas.microsoft.com/office/word/2015/wordml/symex" xmlns:wpg="http://schemas.microsoft.com/office/word/2010/wordprocessingGroup" xmlns:wpi="http://schemas.microsoft.com/office/word/2010/wordprocessingInk" xmlns:wne="http://schemas.microsoft.com/office/word/2006/wordml" xmlns:wps="http://schemas.microsoft.com/office/word/2010/wordprocessingShape" mc:Ignorable="w14 w15 w16se w16cid w16 w16cex w16sdtdh w16sdtfl w16du wp14">
+  <w:endnote w:type="separator" w:id="-1">
+    <w:p>
+      <w:pPr>
+        <w:spacing w:after="0" w:line="240" w:lineRule="auto"/>
+      </w:pPr>
+      <w:r>
+        <w:separator/>
+      </w:r>
+    </w:p>
+  </w:endnote>
+  <w:endnote w:type="continuationSeparator" w:id="0">
+    <w:p>
+      <w:pPr>
+        <w:spacing w:after="0" w:line="240" w:lineRule="auto"/>
+      </w:pPr>
+      <w:r>
+        <w:continuationSeparator/>
+      </w:r>
+    </w:p>
+  </w:endnote>
+</w:endnotes>
+</file>
+
+<file path=word/footnotes.xml><?xml version="1.0" encoding="utf-8"?>
+<w:footnotes xmlns:wpc="http://schemas.microsoft.com/office/word/2010/wordprocessingCanvas" xmlns:cx="http://schemas.microsoft.com/office/drawing/2014/chartex" xmlns:cx1="http://schemas.microsoft.com/office/drawing/2015/9/8/chartex" xmlns:cx2="http://schemas.microsoft.com/office/drawing/2015/10/21/chartex" xmlns:cx3="http://schemas.microsoft.com/office/drawing/2016/5/9/chartex" xmlns:cx4="http://schemas.microsoft.com/office/drawing/2016/5/10/chartex" xmlns:cx5="http://schemas.microsoft.com/office/drawing/2016/5/11/chartex" xmlns:cx6="http://schemas.microsoft.com/office/drawing/2016/5/12/chartex" xmlns:cx7="http://schemas.microsoft.com/office/drawing/2016/5/13/chartex" xmlns:cx8="http://schemas.microsoft.com/office/drawing/2016/5/14/chartex" xmlns:mc="http://schemas.openxmlformats.org/markup-compatibility/2006" xmlns:aink="http://schemas.microsoft.com/office/drawing/2016/ink" xmlns:am3d="http://schemas.microsoft.com/office/drawing/2017/model3d" xmlns:o="urn:schemas-microsoft-com:office:office" xmlns:oel="http://schemas.microsoft.com/office/2019/extlst" xmlns:r="http://schemas.openxmlformats.org/officeDocument/2006/relationships" xmlns:m="http://schemas.openxmlformats.org/officeDocument/2006/math" xmlns:v="urn:schemas-microsoft-com:vml" xmlns:wp14="http://schemas.microsoft.com/office/word/2010/wordprocessingDrawing" xmlns:wp="http://schemas.openxmlformats.org/drawingml/2006/wordprocessingDrawing" xmlns:w10="urn:schemas-microsoft-com:office:word" xmlns:w="http://schemas.openxmlformats.org/wordprocessingml/2006/main" xmlns:w14="http://schemas.microsoft.com/office/word/2010/wordml" xmlns:w15="http://schemas.microsoft.com/office/word/2012/wordml" xmlns:w16cex="http://schemas.microsoft.com/office/word/2018/wordml/cex" xmlns:w16cid="http://schemas.microsoft.com/office/word/2016/wordml/cid" xmlns:w16="http://schemas.microsoft.com/office/word/2018/wordml" xmlns:w16du="http://schemas.microsoft.com/office/word/2023/wordml/word16du" xmlns:w16sdtdh="http://schemas.microsoft.com/office/word/2020/wordml/sdtdatahash" xmlns:w16sdtfl="http://schemas.microsoft.com/office/word/2024/wordml/sdtformatlock" xmlns:w16se="http://schemas.microsoft.com/office/word/2015/wordml/symex" xmlns:wpg="http://schemas.microsoft.com/office/word/2010/wordprocessingGroup" xmlns:wpi="http://schemas.microsoft.com/office/word/2010/wordprocessingInk" xmlns:wne="http://schemas.microsoft.com/office/word/2006/wordml" xmlns:wps="http://schemas.microsoft.com/office/word/2010/wordprocessingShape" mc:Ignorable="w14 w15 w16se w16cid w16 w16cex w16sdtdh w16sdtfl w16du wp14">
+  <w:footnote w:type="separator" w:id="-1">
+    <w:p>
+      <w:pPr>
+        <w:spacing w:after="0" w:line="240" w:lineRule="auto"/>
+      </w:pPr>
+      <w:r>
+        <w:separator/>
+      </w:r>
+    </w:p>
+  </w:footnote>
+  <w:footnote w:type="continuationSeparator" w:id="0">
+    <w:p>
+      <w:pPr>
+        <w:spacing w:after="0" w:line="240" w:lineRule="auto"/>
+      </w:pPr>
+      <w:r>
+        <w:continuationSeparator/>
+      </w:r>
+    </w:p>
+  </w:footnote>
+</w:footnotes>
+</file>
+
 <file path=word/numbering.xml><?xml version="1.0" encoding="utf-8"?>
 <w:numbering xmlns:wpc="http://schemas.microsoft.com/office/word/2010/wordprocessingCanvas" xmlns:cx="http://schemas.microsoft.com/office/drawing/2014/chartex" xmlns:cx1="http://schemas.microsoft.com/office/drawing/2015/9/8/chartex" xmlns:cx2="http://schemas.microsoft.com/office/drawing/2015/10/21/chartex" xmlns:cx3="http://schemas.microsoft.com/office/drawing/2016/5/9/chartex" xmlns:cx4="http://schemas.microsoft.com/office/drawing/2016/5/10/chartex" xmlns:cx5="http://schemas.microsoft.com/office/drawing/2016/5/11/chartex" xmlns:cx6="http://schemas.microsoft.com/office/drawing/2016/5/12/chartex" xmlns:cx7="http://schemas.microsoft.com/office/drawing/2016/5/13/chartex" xmlns:cx8="http://schemas.microsoft.com/office/drawing/2016/5/14/chartex" xmlns:mc="http://schemas.openxmlformats.org/markup-compatibility/2006" xmlns:aink="http://schemas.microsoft.com/office/drawing/2016/ink" xmlns:am3d="http://schemas.microsoft.com/office/drawing/2017/model3d" xmlns:o="urn:schemas-microsoft-com:office:office" xmlns:oel="http://schemas.microsoft.com/office/2019/extlst" xmlns:r="http://schemas.openxmlformats.org/officeDocument/2006/relationships" xmlns:m="http://schemas.openxmlformats.org/officeDocument/2006/math" xmlns:v="urn:schemas-microsoft-com:vml" xmlns:wp14="http://schemas.microsoft.com/office/word/2010/wordprocessingDrawing" xmlns:wp="http://schemas.openxmlformats.org/drawingml/2006/wordprocessingDrawing" xmlns:w10="urn:schemas-microsoft-com:office:word" xmlns:w="http://schemas.openxmlformats.org/wordprocessingml/2006/main" xmlns:w14="http://schemas.microsoft.com/office/word/2010/wordml" xmlns:w15="http://schemas.microsoft.com/office/word/2012/wordml" xmlns:w16cex="http://schemas.microsoft.com/office/word/2018/wordml/cex" xmlns:w16cid="http://schemas.microsoft.com/office/word/2016/wordml/cid" xmlns:w16="http://schemas.microsoft.com/office/word/2018/wordml" xmlns:w16du="http://schemas.microsoft.com/office/word/2023/wordml/word16du" xmlns:w16sdtdh="http://schemas.microsoft.com/office/word/2020/wordml/sdtdatahash" xmlns:w16sdtfl="http://schemas.microsoft.com/office/word/2024/wordml/sdtformatlock" xmlns:w16se="http://schemas.microsoft.com/office/word/2015/wordml/symex" xmlns:wpg="http://schemas.microsoft.com/office/word/2010/wordprocessingGroup" xmlns:wpi="http://schemas.microsoft.com/office/word/2010/wordprocessingInk" xmlns:wne="http://schemas.microsoft.com/office/word/2006/wordml" xmlns:wps="http://schemas.microsoft.com/office/word/2010/wordprocessingShape" mc:Ignorable="w14 w15 w16se w16cid w16 w16cex w16sdtdh w16sdtfl w16du wp14">
   <w:abstractNum w:abstractNumId="0" w15:restartNumberingAfterBreak="0">
@@ -3061,7 +3171,7 @@
         <w:rFonts w:ascii="Calibri" w:eastAsiaTheme="minorEastAsia" w:hAnsi="Calibri" w:cs="Calibri" w:hint="default"/>
       </w:rPr>
     </w:lvl>
-    <w:lvl w:ilvl="1" w:tplc="34090003" w:tentative="1">
+    <w:lvl w:ilvl="1" w:tplc="34090003">
       <w:start w:val="1"/>
       <w:numFmt w:val="bullet"/>
       <w:lvlText w:val="o"/>
